--- a/Documents/ClassN01_Group_7_Lab_report_2.docx
+++ b/Documents/ClassN01_Group_7_Lab_report_2.docx
@@ -1,10 +1,10 @@
 
 <file path=word/document.xml><?xml version="1.0" encoding="utf-8"?>
-<w:document xmlns:mc="http://schemas.openxmlformats.org/markup-compatibility/2006" xmlns:o="urn:schemas-microsoft-com:office:office" xmlns:r="http://schemas.openxmlformats.org/officeDocument/2006/relationships" xmlns:m="http://schemas.openxmlformats.org/officeDocument/2006/math" xmlns:v="urn:schemas-microsoft-com:vml" xmlns:wp="http://schemas.openxmlformats.org/drawingml/2006/wordprocessingDrawing" xmlns:w10="urn:schemas-microsoft-com:office:word" xmlns:w="http://schemas.openxmlformats.org/wordprocessingml/2006/main" xmlns:wne="http://schemas.microsoft.com/office/word/2006/wordml" xmlns:sl="http://schemas.openxmlformats.org/schemaLibrary/2006/main" xmlns:a="http://schemas.openxmlformats.org/drawingml/2006/main" xmlns:pic="http://schemas.openxmlformats.org/drawingml/2006/picture" xmlns:c="http://schemas.openxmlformats.org/drawingml/2006/chart" xmlns:lc="http://schemas.openxmlformats.org/drawingml/2006/lockedCanvas" xmlns:dgm="http://schemas.openxmlformats.org/drawingml/2006/diagram" xmlns:wps="http://schemas.microsoft.com/office/word/2010/wordprocessingShape" xmlns:wpg="http://schemas.microsoft.com/office/word/2010/wordprocessingGroup" xmlns:w14="http://schemas.microsoft.com/office/word/2010/wordml" xmlns:w15="http://schemas.microsoft.com/office/word/2012/wordml" xmlns:w16="http://schemas.microsoft.com/office/word/2018/wordml" xmlns:w16cex="http://schemas.microsoft.com/office/word/2018/wordml/cex" xmlns:w16cid="http://schemas.microsoft.com/office/word/2016/wordml/cid" xmlns="http://schemas.microsoft.com/office/tasks/2019/documenttasks" xmlns:cr="http://schemas.microsoft.com/office/comments/2020/reactions">
+<w:document xmlns:wpc="http://schemas.microsoft.com/office/word/2010/wordprocessingCanvas" xmlns:cx="http://schemas.microsoft.com/office/drawing/2014/chartex" xmlns:cx1="http://schemas.microsoft.com/office/drawing/2015/9/8/chartex" xmlns:cx2="http://schemas.microsoft.com/office/drawing/2015/10/21/chartex" xmlns:cx3="http://schemas.microsoft.com/office/drawing/2016/5/9/chartex" xmlns:cx4="http://schemas.microsoft.com/office/drawing/2016/5/10/chartex" xmlns:cx5="http://schemas.microsoft.com/office/drawing/2016/5/11/chartex" xmlns:cx6="http://schemas.microsoft.com/office/drawing/2016/5/12/chartex" xmlns:cx7="http://schemas.microsoft.com/office/drawing/2016/5/13/chartex" xmlns:cx8="http://schemas.microsoft.com/office/drawing/2016/5/14/chartex" xmlns:mc="http://schemas.openxmlformats.org/markup-compatibility/2006" xmlns:aink="http://schemas.microsoft.com/office/drawing/2016/ink" xmlns:am3d="http://schemas.microsoft.com/office/drawing/2017/model3d" xmlns:o="urn:schemas-microsoft-com:office:office" xmlns:oel="http://schemas.microsoft.com/office/2019/extlst" xmlns:r="http://schemas.openxmlformats.org/officeDocument/2006/relationships" xmlns:m="http://schemas.openxmlformats.org/officeDocument/2006/math" xmlns:v="urn:schemas-microsoft-com:vml" xmlns:wp14="http://schemas.microsoft.com/office/word/2010/wordprocessingDrawing" xmlns:wp="http://schemas.openxmlformats.org/drawingml/2006/wordprocessingDrawing" xmlns:w10="urn:schemas-microsoft-com:office:word" xmlns:w="http://schemas.openxmlformats.org/wordprocessingml/2006/main" xmlns:w14="http://schemas.microsoft.com/office/word/2010/wordml" xmlns:w15="http://schemas.microsoft.com/office/word/2012/wordml" xmlns:w16cex="http://schemas.microsoft.com/office/word/2018/wordml/cex" xmlns:w16cid="http://schemas.microsoft.com/office/word/2016/wordml/cid" xmlns:w16="http://schemas.microsoft.com/office/word/2018/wordml" xmlns:w16du="http://schemas.microsoft.com/office/word/2023/wordml/word16du" xmlns:w16sdtdh="http://schemas.microsoft.com/office/word/2020/wordml/sdtdatahash" xmlns:w16sdtfl="http://schemas.microsoft.com/office/word/2024/wordml/sdtformatlock" xmlns:w16se="http://schemas.microsoft.com/office/word/2015/wordml/symex" xmlns:wpg="http://schemas.microsoft.com/office/word/2010/wordprocessingGroup" xmlns:wpi="http://schemas.microsoft.com/office/word/2010/wordprocessingInk" xmlns:wne="http://schemas.microsoft.com/office/word/2006/wordml" xmlns:wps="http://schemas.microsoft.com/office/word/2010/wordprocessingShape" mc:Ignorable="w14 w15 w16se w16cid w16 w16cex w16sdtdh w16sdtfl w16du wp14">
   <w:body>
     <w:p>
       <w:pPr>
-        <w:spacing w:before="70" w:lineRule="auto"/>
+        <w:spacing w:before="70"/>
         <w:ind w:left="282" w:right="20" w:firstLine="438"/>
         <w:jc w:val="center"/>
         <w:rPr>
@@ -14,13 +14,14 @@
       </w:pPr>
       <w:r>
         <w:rPr>
+          <w:noProof/>
           <w:sz w:val="32"/>
           <w:szCs w:val="32"/>
         </w:rPr>
         <mc:AlternateContent>
           <mc:Choice Requires="wpg">
             <w:drawing>
-              <wp:anchor allowOverlap="1" behindDoc="1" distB="0" distT="0" distL="0" distR="0" hidden="0" layoutInCell="1" locked="0" relativeHeight="0" simplePos="0">
+              <wp:anchor distT="0" distB="0" distL="0" distR="0" simplePos="0" relativeHeight="251658240" behindDoc="1" locked="0" layoutInCell="1" hidden="0" allowOverlap="1" wp14:anchorId="70252590" wp14:editId="5C1F079D">
                 <wp:simplePos x="0" y="0"/>
                 <wp:positionH relativeFrom="page">
                   <wp:posOffset>838200</wp:posOffset>
@@ -29,22 +30,24 @@
                   <wp:posOffset>952500</wp:posOffset>
                 </wp:positionV>
                 <wp:extent cx="6248400" cy="8102600"/>
-                <wp:effectExtent b="0" l="0" r="0" t="0"/>
+                <wp:effectExtent l="0" t="0" r="0" b="0"/>
                 <wp:wrapNone/>
-                <wp:docPr id="1" name=""/>
-                <a:graphic>
+                <wp:docPr id="1" name="Group 1"/>
+                <wp:cNvGraphicFramePr/>
+                <a:graphic xmlns:a="http://schemas.openxmlformats.org/drawingml/2006/main">
                   <a:graphicData uri="http://schemas.microsoft.com/office/word/2010/wordprocessingGroup">
                     <wpg:wgp>
                       <wpg:cNvGrpSpPr/>
                       <wpg:grpSpPr>
                         <a:xfrm>
-                          <a:off x="2221800" y="0"/>
+                          <a:off x="0" y="0"/>
                           <a:ext cx="6248400" cy="8102600"/>
                           <a:chOff x="2221800" y="0"/>
                           <a:chExt cx="6248400" cy="7560000"/>
                         </a:xfrm>
                       </wpg:grpSpPr>
                       <wpg:grpSp>
+                        <wpg:cNvPr id="456182438" name="Group 456182438"/>
                         <wpg:cNvGrpSpPr/>
                         <wpg:grpSpPr>
                           <a:xfrm>
@@ -55,8 +58,8 @@
                           </a:xfrm>
                         </wpg:grpSpPr>
                         <wps:wsp>
+                          <wps:cNvPr id="173713316" name="Rectangle 173713316"/>
                           <wps:cNvSpPr/>
-                          <wps:cNvPr id="3" name="Shape 3"/>
                           <wps:spPr>
                             <a:xfrm>
                               <a:off x="2221800" y="0"/>
@@ -74,19 +77,17 @@
                             <w:txbxContent>
                               <w:p>
                                 <w:pPr>
-                                  <w:spacing w:after="0" w:before="0" w:line="240"/>
-                                  <w:ind w:left="0" w:right="0" w:firstLine="0"/>
-                                  <w:jc w:val="left"/>
                                   <w:textDirection w:val="btLr"/>
                                 </w:pPr>
                               </w:p>
                             </w:txbxContent>
                           </wps:txbx>
-                          <wps:bodyPr anchorCtr="0" anchor="ctr" bIns="91425" lIns="91425" spcFirstLastPara="1" rIns="91425" wrap="square" tIns="91425">
+                          <wps:bodyPr spcFirstLastPara="1" wrap="square" lIns="91425" tIns="91425" rIns="91425" bIns="91425" anchor="ctr" anchorCtr="0">
                             <a:noAutofit/>
                           </wps:bodyPr>
                         </wps:wsp>
                         <wpg:grpSp>
+                          <wpg:cNvPr id="750297667" name="Group 750297667"/>
                           <wpg:cNvGrpSpPr/>
                           <wpg:grpSpPr>
                             <a:xfrm>
@@ -97,8 +98,8 @@
                             </a:xfrm>
                           </wpg:grpSpPr>
                           <wps:wsp>
+                            <wps:cNvPr id="362454452" name="Rectangle 362454452"/>
                             <wps:cNvSpPr/>
-                            <wps:cNvPr id="5" name="Shape 5"/>
                             <wps:spPr>
                               <a:xfrm>
                                 <a:off x="2221775" y="0"/>
@@ -116,19 +117,17 @@
                               <w:txbxContent>
                                 <w:p>
                                   <w:pPr>
-                                    <w:spacing w:after="0" w:before="0" w:line="240"/>
-                                    <w:ind w:left="0" w:right="0" w:firstLine="0"/>
-                                    <w:jc w:val="left"/>
                                     <w:textDirection w:val="btLr"/>
                                   </w:pPr>
                                 </w:p>
                               </w:txbxContent>
                             </wps:txbx>
-                            <wps:bodyPr anchorCtr="0" anchor="ctr" bIns="91425" lIns="91425" spcFirstLastPara="1" rIns="91425" wrap="square" tIns="91425">
+                            <wps:bodyPr spcFirstLastPara="1" wrap="square" lIns="91425" tIns="91425" rIns="91425" bIns="91425" anchor="ctr" anchorCtr="0">
                               <a:noAutofit/>
                             </wps:bodyPr>
                           </wps:wsp>
                           <wpg:grpSp>
+                            <wpg:cNvPr id="788877223" name="Group 788877223"/>
                             <wpg:cNvGrpSpPr/>
                             <wpg:grpSpPr>
                               <a:xfrm>
@@ -139,8 +138,8 @@
                               </a:xfrm>
                             </wpg:grpSpPr>
                             <wps:wsp>
+                              <wps:cNvPr id="453398233" name="Rectangle 453398233"/>
                               <wps:cNvSpPr/>
-                              <wps:cNvPr id="7" name="Shape 7"/>
                               <wps:spPr>
                                 <a:xfrm>
                                   <a:off x="0" y="0"/>
@@ -158,30 +157,31 @@
                                 <w:txbxContent>
                                   <w:p>
                                     <w:pPr>
-                                      <w:spacing w:after="0" w:before="0" w:line="240"/>
-                                      <w:ind w:left="0" w:right="0" w:firstLine="0"/>
-                                      <w:jc w:val="left"/>
                                       <w:textDirection w:val="btLr"/>
                                     </w:pPr>
                                   </w:p>
                                 </w:txbxContent>
                               </wps:txbx>
-                              <wps:bodyPr anchorCtr="0" anchor="ctr" bIns="91425" lIns="91425" spcFirstLastPara="1" rIns="91425" wrap="square" tIns="91425">
+                              <wps:bodyPr spcFirstLastPara="1" wrap="square" lIns="91425" tIns="91425" rIns="91425" bIns="91425" anchor="ctr" anchorCtr="0">
                                 <a:noAutofit/>
                               </wps:bodyPr>
                             </wps:wsp>
                             <wps:wsp>
+                              <wps:cNvPr id="333494932" name="Freeform: Shape 333494932"/>
                               <wps:cNvSpPr/>
-                              <wps:cNvPr id="8" name="Shape 8"/>
                               <wps:spPr>
                                 <a:xfrm>
                                   <a:off x="0" y="0"/>
                                   <a:ext cx="6248400" cy="279400"/>
                                 </a:xfrm>
                                 <a:custGeom>
-                                  <a:rect b="b" l="l" r="r" t="t"/>
+                                  <a:avLst/>
+                                  <a:gdLst/>
+                                  <a:ahLst/>
+                                  <a:cxnLst/>
+                                  <a:rect l="l" t="t" r="r" b="b"/>
                                   <a:pathLst>
-                                    <a:path extrusionOk="0" h="279400" w="6248400">
+                                    <a:path w="6248400" h="279400" extrusionOk="0">
                                       <a:moveTo>
                                         <a:pt x="0" y="6349"/>
                                       </a:moveTo>
@@ -189,7 +189,7 @@
                                         <a:pt x="6248400" y="6349"/>
                                       </a:lnTo>
                                     </a:path>
-                                    <a:path extrusionOk="0" h="279400" w="6248400">
+                                    <a:path w="6248400" h="279400" extrusionOk="0">
                                       <a:moveTo>
                                         <a:pt x="6242050" y="0"/>
                                       </a:moveTo>
@@ -197,7 +197,7 @@
                                         <a:pt x="6242050" y="279399"/>
                                       </a:lnTo>
                                     </a:path>
-                                    <a:path extrusionOk="0" h="279400" w="6248400">
+                                    <a:path w="6248400" h="279400" extrusionOk="0">
                                       <a:moveTo>
                                         <a:pt x="6349" y="0"/>
                                       </a:moveTo>
@@ -208,32 +208,36 @@
                                   </a:pathLst>
                                 </a:custGeom>
                                 <a:noFill/>
-                                <a:ln cap="flat" cmpd="sng" w="12700">
+                                <a:ln w="12700" cap="flat" cmpd="sng">
                                   <a:solidFill>
                                     <a:srgbClr val="000000"/>
                                   </a:solidFill>
                                   <a:prstDash val="solid"/>
                                   <a:round/>
-                                  <a:headEnd len="sm" w="sm" type="none"/>
-                                  <a:tailEnd len="sm" w="sm" type="none"/>
+                                  <a:headEnd type="none" w="sm" len="sm"/>
+                                  <a:tailEnd type="none" w="sm" len="sm"/>
                                 </a:ln>
                               </wps:spPr>
-                              <wps:bodyPr anchorCtr="0" anchor="ctr" bIns="91425" lIns="91425" spcFirstLastPara="1" rIns="91425" wrap="square" tIns="91425">
+                              <wps:bodyPr spcFirstLastPara="1" wrap="square" lIns="91425" tIns="91425" rIns="91425" bIns="91425" anchor="ctr" anchorCtr="0">
                                 <a:noAutofit/>
                               </wps:bodyPr>
                             </wps:wsp>
                             <wps:wsp>
+                              <wps:cNvPr id="541135501" name="Freeform: Shape 541135501"/>
                               <wps:cNvSpPr/>
-                              <wps:cNvPr id="9" name="Shape 9"/>
                               <wps:spPr>
                                 <a:xfrm>
                                   <a:off x="6350" y="279400"/>
                                   <a:ext cx="6235700" cy="304800"/>
                                 </a:xfrm>
                                 <a:custGeom>
-                                  <a:rect b="b" l="l" r="r" t="t"/>
+                                  <a:avLst/>
+                                  <a:gdLst/>
+                                  <a:ahLst/>
+                                  <a:cxnLst/>
+                                  <a:rect l="l" t="t" r="r" b="b"/>
                                   <a:pathLst>
-                                    <a:path extrusionOk="0" h="304800" w="6235700">
+                                    <a:path w="6235700" h="304800" extrusionOk="0">
                                       <a:moveTo>
                                         <a:pt x="6235700" y="0"/>
                                       </a:moveTo>
@@ -241,7 +245,7 @@
                                         <a:pt x="6235700" y="304799"/>
                                       </a:lnTo>
                                     </a:path>
-                                    <a:path extrusionOk="0" h="304800" w="6235700">
+                                    <a:path w="6235700" h="304800" extrusionOk="0">
                                       <a:moveTo>
                                         <a:pt x="0" y="0"/>
                                       </a:moveTo>
@@ -252,32 +256,36 @@
                                   </a:pathLst>
                                 </a:custGeom>
                                 <a:noFill/>
-                                <a:ln cap="flat" cmpd="sng" w="12700">
+                                <a:ln w="12700" cap="flat" cmpd="sng">
                                   <a:solidFill>
                                     <a:srgbClr val="000000"/>
                                   </a:solidFill>
                                   <a:prstDash val="solid"/>
                                   <a:round/>
-                                  <a:headEnd len="sm" w="sm" type="none"/>
-                                  <a:tailEnd len="sm" w="sm" type="none"/>
+                                  <a:headEnd type="none" w="sm" len="sm"/>
+                                  <a:tailEnd type="none" w="sm" len="sm"/>
                                 </a:ln>
                               </wps:spPr>
-                              <wps:bodyPr anchorCtr="0" anchor="ctr" bIns="91425" lIns="91425" spcFirstLastPara="1" rIns="91425" wrap="square" tIns="91425">
+                              <wps:bodyPr spcFirstLastPara="1" wrap="square" lIns="91425" tIns="91425" rIns="91425" bIns="91425" anchor="ctr" anchorCtr="0">
                                 <a:noAutofit/>
                               </wps:bodyPr>
                             </wps:wsp>
                             <wps:wsp>
+                              <wps:cNvPr id="1884615297" name="Freeform: Shape 1884615297"/>
                               <wps:cNvSpPr/>
-                              <wps:cNvPr id="10" name="Shape 10"/>
                               <wps:spPr>
                                 <a:xfrm>
                                   <a:off x="6350" y="571500"/>
                                   <a:ext cx="6235700" cy="254000"/>
                                 </a:xfrm>
                                 <a:custGeom>
-                                  <a:rect b="b" l="l" r="r" t="t"/>
+                                  <a:avLst/>
+                                  <a:gdLst/>
+                                  <a:ahLst/>
+                                  <a:cxnLst/>
+                                  <a:rect l="l" t="t" r="r" b="b"/>
                                   <a:pathLst>
-                                    <a:path extrusionOk="0" h="254000" w="6235700">
+                                    <a:path w="6235700" h="254000" extrusionOk="0">
                                       <a:moveTo>
                                         <a:pt x="6235700" y="0"/>
                                       </a:moveTo>
@@ -285,7 +293,7 @@
                                         <a:pt x="6235700" y="253999"/>
                                       </a:lnTo>
                                     </a:path>
-                                    <a:path extrusionOk="0" h="254000" w="6235700">
+                                    <a:path w="6235700" h="254000" extrusionOk="0">
                                       <a:moveTo>
                                         <a:pt x="0" y="0"/>
                                       </a:moveTo>
@@ -296,32 +304,36 @@
                                   </a:pathLst>
                                 </a:custGeom>
                                 <a:noFill/>
-                                <a:ln cap="flat" cmpd="sng" w="12700">
+                                <a:ln w="12700" cap="flat" cmpd="sng">
                                   <a:solidFill>
                                     <a:srgbClr val="000000"/>
                                   </a:solidFill>
                                   <a:prstDash val="solid"/>
                                   <a:round/>
-                                  <a:headEnd len="sm" w="sm" type="none"/>
-                                  <a:tailEnd len="sm" w="sm" type="none"/>
+                                  <a:headEnd type="none" w="sm" len="sm"/>
+                                  <a:tailEnd type="none" w="sm" len="sm"/>
                                 </a:ln>
                               </wps:spPr>
-                              <wps:bodyPr anchorCtr="0" anchor="ctr" bIns="91425" lIns="91425" spcFirstLastPara="1" rIns="91425" wrap="square" tIns="91425">
+                              <wps:bodyPr spcFirstLastPara="1" wrap="square" lIns="91425" tIns="91425" rIns="91425" bIns="91425" anchor="ctr" anchorCtr="0">
                                 <a:noAutofit/>
                               </wps:bodyPr>
                             </wps:wsp>
                             <wps:wsp>
+                              <wps:cNvPr id="710464014" name="Freeform: Shape 710464014"/>
                               <wps:cNvSpPr/>
-                              <wps:cNvPr id="11" name="Shape 11"/>
                               <wps:spPr>
                                 <a:xfrm>
                                   <a:off x="6350" y="812800"/>
                                   <a:ext cx="6235700" cy="266700"/>
                                 </a:xfrm>
                                 <a:custGeom>
-                                  <a:rect b="b" l="l" r="r" t="t"/>
+                                  <a:avLst/>
+                                  <a:gdLst/>
+                                  <a:ahLst/>
+                                  <a:cxnLst/>
+                                  <a:rect l="l" t="t" r="r" b="b"/>
                                   <a:pathLst>
-                                    <a:path extrusionOk="0" h="266700" w="6235700">
+                                    <a:path w="6235700" h="266700" extrusionOk="0">
                                       <a:moveTo>
                                         <a:pt x="6235700" y="0"/>
                                       </a:moveTo>
@@ -329,7 +341,7 @@
                                         <a:pt x="6235700" y="266700"/>
                                       </a:lnTo>
                                     </a:path>
-                                    <a:path extrusionOk="0" h="266700" w="6235700">
+                                    <a:path w="6235700" h="266700" extrusionOk="0">
                                       <a:moveTo>
                                         <a:pt x="0" y="0"/>
                                       </a:moveTo>
@@ -340,32 +352,36 @@
                                   </a:pathLst>
                                 </a:custGeom>
                                 <a:noFill/>
-                                <a:ln cap="flat" cmpd="sng" w="12700">
+                                <a:ln w="12700" cap="flat" cmpd="sng">
                                   <a:solidFill>
                                     <a:srgbClr val="000000"/>
                                   </a:solidFill>
                                   <a:prstDash val="solid"/>
                                   <a:round/>
-                                  <a:headEnd len="sm" w="sm" type="none"/>
-                                  <a:tailEnd len="sm" w="sm" type="none"/>
+                                  <a:headEnd type="none" w="sm" len="sm"/>
+                                  <a:tailEnd type="none" w="sm" len="sm"/>
                                 </a:ln>
                               </wps:spPr>
-                              <wps:bodyPr anchorCtr="0" anchor="ctr" bIns="91425" lIns="91425" spcFirstLastPara="1" rIns="91425" wrap="square" tIns="91425">
+                              <wps:bodyPr spcFirstLastPara="1" wrap="square" lIns="91425" tIns="91425" rIns="91425" bIns="91425" anchor="ctr" anchorCtr="0">
                                 <a:noAutofit/>
                               </wps:bodyPr>
                             </wps:wsp>
                             <wps:wsp>
+                              <wps:cNvPr id="977213008" name="Freeform: Shape 977213008"/>
                               <wps:cNvSpPr/>
-                              <wps:cNvPr id="12" name="Shape 12"/>
                               <wps:spPr>
                                 <a:xfrm>
                                   <a:off x="6350" y="1066800"/>
                                   <a:ext cx="6235700" cy="254000"/>
                                 </a:xfrm>
                                 <a:custGeom>
-                                  <a:rect b="b" l="l" r="r" t="t"/>
+                                  <a:avLst/>
+                                  <a:gdLst/>
+                                  <a:ahLst/>
+                                  <a:cxnLst/>
+                                  <a:rect l="l" t="t" r="r" b="b"/>
                                   <a:pathLst>
-                                    <a:path extrusionOk="0" h="254000" w="6235700">
+                                    <a:path w="6235700" h="254000" extrusionOk="0">
                                       <a:moveTo>
                                         <a:pt x="6235700" y="0"/>
                                       </a:moveTo>
@@ -373,7 +389,7 @@
                                         <a:pt x="6235700" y="253999"/>
                                       </a:lnTo>
                                     </a:path>
-                                    <a:path extrusionOk="0" h="254000" w="6235700">
+                                    <a:path w="6235700" h="254000" extrusionOk="0">
                                       <a:moveTo>
                                         <a:pt x="0" y="0"/>
                                       </a:moveTo>
@@ -384,32 +400,36 @@
                                   </a:pathLst>
                                 </a:custGeom>
                                 <a:noFill/>
-                                <a:ln cap="flat" cmpd="sng" w="12700">
+                                <a:ln w="12700" cap="flat" cmpd="sng">
                                   <a:solidFill>
                                     <a:srgbClr val="000000"/>
                                   </a:solidFill>
                                   <a:prstDash val="solid"/>
                                   <a:round/>
-                                  <a:headEnd len="sm" w="sm" type="none"/>
-                                  <a:tailEnd len="sm" w="sm" type="none"/>
+                                  <a:headEnd type="none" w="sm" len="sm"/>
+                                  <a:tailEnd type="none" w="sm" len="sm"/>
                                 </a:ln>
                               </wps:spPr>
-                              <wps:bodyPr anchorCtr="0" anchor="ctr" bIns="91425" lIns="91425" spcFirstLastPara="1" rIns="91425" wrap="square" tIns="91425">
+                              <wps:bodyPr spcFirstLastPara="1" wrap="square" lIns="91425" tIns="91425" rIns="91425" bIns="91425" anchor="ctr" anchorCtr="0">
                                 <a:noAutofit/>
                               </wps:bodyPr>
                             </wps:wsp>
                             <wps:wsp>
+                              <wps:cNvPr id="235874250" name="Freeform: Shape 235874250"/>
                               <wps:cNvSpPr/>
-                              <wps:cNvPr id="13" name="Shape 13"/>
                               <wps:spPr>
                                 <a:xfrm>
                                   <a:off x="6350" y="1308100"/>
                                   <a:ext cx="6235700" cy="266700"/>
                                 </a:xfrm>
                                 <a:custGeom>
-                                  <a:rect b="b" l="l" r="r" t="t"/>
+                                  <a:avLst/>
+                                  <a:gdLst/>
+                                  <a:ahLst/>
+                                  <a:cxnLst/>
+                                  <a:rect l="l" t="t" r="r" b="b"/>
                                   <a:pathLst>
-                                    <a:path extrusionOk="0" h="266700" w="6235700">
+                                    <a:path w="6235700" h="266700" extrusionOk="0">
                                       <a:moveTo>
                                         <a:pt x="6235700" y="0"/>
                                       </a:moveTo>
@@ -417,7 +437,7 @@
                                         <a:pt x="6235700" y="266700"/>
                                       </a:lnTo>
                                     </a:path>
-                                    <a:path extrusionOk="0" h="266700" w="6235700">
+                                    <a:path w="6235700" h="266700" extrusionOk="0">
                                       <a:moveTo>
                                         <a:pt x="0" y="0"/>
                                       </a:moveTo>
@@ -428,32 +448,36 @@
                                   </a:pathLst>
                                 </a:custGeom>
                                 <a:noFill/>
-                                <a:ln cap="flat" cmpd="sng" w="12700">
+                                <a:ln w="12700" cap="flat" cmpd="sng">
                                   <a:solidFill>
                                     <a:srgbClr val="000000"/>
                                   </a:solidFill>
                                   <a:prstDash val="solid"/>
                                   <a:round/>
-                                  <a:headEnd len="sm" w="sm" type="none"/>
-                                  <a:tailEnd len="sm" w="sm" type="none"/>
+                                  <a:headEnd type="none" w="sm" len="sm"/>
+                                  <a:tailEnd type="none" w="sm" len="sm"/>
                                 </a:ln>
                               </wps:spPr>
-                              <wps:bodyPr anchorCtr="0" anchor="ctr" bIns="91425" lIns="91425" spcFirstLastPara="1" rIns="91425" wrap="square" tIns="91425">
+                              <wps:bodyPr spcFirstLastPara="1" wrap="square" lIns="91425" tIns="91425" rIns="91425" bIns="91425" anchor="ctr" anchorCtr="0">
                                 <a:noAutofit/>
                               </wps:bodyPr>
                             </wps:wsp>
                             <wps:wsp>
+                              <wps:cNvPr id="1071302987" name="Freeform: Shape 1071302987"/>
                               <wps:cNvSpPr/>
-                              <wps:cNvPr id="14" name="Shape 14"/>
                               <wps:spPr>
                                 <a:xfrm>
                                   <a:off x="6350" y="1562100"/>
                                   <a:ext cx="6235700" cy="254000"/>
                                 </a:xfrm>
                                 <a:custGeom>
-                                  <a:rect b="b" l="l" r="r" t="t"/>
+                                  <a:avLst/>
+                                  <a:gdLst/>
+                                  <a:ahLst/>
+                                  <a:cxnLst/>
+                                  <a:rect l="l" t="t" r="r" b="b"/>
                                   <a:pathLst>
-                                    <a:path extrusionOk="0" h="254000" w="6235700">
+                                    <a:path w="6235700" h="254000" extrusionOk="0">
                                       <a:moveTo>
                                         <a:pt x="6235700" y="0"/>
                                       </a:moveTo>
@@ -461,7 +485,7 @@
                                         <a:pt x="6235700" y="253999"/>
                                       </a:lnTo>
                                     </a:path>
-                                    <a:path extrusionOk="0" h="254000" w="6235700">
+                                    <a:path w="6235700" h="254000" extrusionOk="0">
                                       <a:moveTo>
                                         <a:pt x="0" y="0"/>
                                       </a:moveTo>
@@ -472,32 +496,36 @@
                                   </a:pathLst>
                                 </a:custGeom>
                                 <a:noFill/>
-                                <a:ln cap="flat" cmpd="sng" w="12700">
+                                <a:ln w="12700" cap="flat" cmpd="sng">
                                   <a:solidFill>
                                     <a:srgbClr val="000000"/>
                                   </a:solidFill>
                                   <a:prstDash val="solid"/>
                                   <a:round/>
-                                  <a:headEnd len="sm" w="sm" type="none"/>
-                                  <a:tailEnd len="sm" w="sm" type="none"/>
+                                  <a:headEnd type="none" w="sm" len="sm"/>
+                                  <a:tailEnd type="none" w="sm" len="sm"/>
                                 </a:ln>
                               </wps:spPr>
-                              <wps:bodyPr anchorCtr="0" anchor="ctr" bIns="91425" lIns="91425" spcFirstLastPara="1" rIns="91425" wrap="square" tIns="91425">
+                              <wps:bodyPr spcFirstLastPara="1" wrap="square" lIns="91425" tIns="91425" rIns="91425" bIns="91425" anchor="ctr" anchorCtr="0">
                                 <a:noAutofit/>
                               </wps:bodyPr>
                             </wps:wsp>
                             <wps:wsp>
+                              <wps:cNvPr id="396049176" name="Freeform: Shape 396049176"/>
                               <wps:cNvSpPr/>
-                              <wps:cNvPr id="15" name="Shape 15"/>
                               <wps:spPr>
                                 <a:xfrm>
                                   <a:off x="6350" y="1803400"/>
                                   <a:ext cx="6235700" cy="254000"/>
                                 </a:xfrm>
                                 <a:custGeom>
-                                  <a:rect b="b" l="l" r="r" t="t"/>
+                                  <a:avLst/>
+                                  <a:gdLst/>
+                                  <a:ahLst/>
+                                  <a:cxnLst/>
+                                  <a:rect l="l" t="t" r="r" b="b"/>
                                   <a:pathLst>
-                                    <a:path extrusionOk="0" h="254000" w="6235700">
+                                    <a:path w="6235700" h="254000" extrusionOk="0">
                                       <a:moveTo>
                                         <a:pt x="6235700" y="0"/>
                                       </a:moveTo>
@@ -505,7 +533,7 @@
                                         <a:pt x="6235700" y="254000"/>
                                       </a:lnTo>
                                     </a:path>
-                                    <a:path extrusionOk="0" h="254000" w="6235700">
+                                    <a:path w="6235700" h="254000" extrusionOk="0">
                                       <a:moveTo>
                                         <a:pt x="0" y="0"/>
                                       </a:moveTo>
@@ -516,32 +544,36 @@
                                   </a:pathLst>
                                 </a:custGeom>
                                 <a:noFill/>
-                                <a:ln cap="flat" cmpd="sng" w="12700">
+                                <a:ln w="12700" cap="flat" cmpd="sng">
                                   <a:solidFill>
                                     <a:srgbClr val="000000"/>
                                   </a:solidFill>
                                   <a:prstDash val="solid"/>
                                   <a:round/>
-                                  <a:headEnd len="sm" w="sm" type="none"/>
-                                  <a:tailEnd len="sm" w="sm" type="none"/>
+                                  <a:headEnd type="none" w="sm" len="sm"/>
+                                  <a:tailEnd type="none" w="sm" len="sm"/>
                                 </a:ln>
                               </wps:spPr>
-                              <wps:bodyPr anchorCtr="0" anchor="ctr" bIns="91425" lIns="91425" spcFirstLastPara="1" rIns="91425" wrap="square" tIns="91425">
+                              <wps:bodyPr spcFirstLastPara="1" wrap="square" lIns="91425" tIns="91425" rIns="91425" bIns="91425" anchor="ctr" anchorCtr="0">
                                 <a:noAutofit/>
                               </wps:bodyPr>
                             </wps:wsp>
                             <wps:wsp>
+                              <wps:cNvPr id="404865937" name="Freeform: Shape 404865937"/>
                               <wps:cNvSpPr/>
-                              <wps:cNvPr id="16" name="Shape 16"/>
                               <wps:spPr>
                                 <a:xfrm>
                                   <a:off x="6350" y="2057400"/>
                                   <a:ext cx="6235700" cy="254000"/>
                                 </a:xfrm>
                                 <a:custGeom>
-                                  <a:rect b="b" l="l" r="r" t="t"/>
+                                  <a:avLst/>
+                                  <a:gdLst/>
+                                  <a:ahLst/>
+                                  <a:cxnLst/>
+                                  <a:rect l="l" t="t" r="r" b="b"/>
                                   <a:pathLst>
-                                    <a:path extrusionOk="0" h="254000" w="6235700">
+                                    <a:path w="6235700" h="254000" extrusionOk="0">
                                       <a:moveTo>
                                         <a:pt x="6235700" y="0"/>
                                       </a:moveTo>
@@ -549,7 +581,7 @@
                                         <a:pt x="6235700" y="253999"/>
                                       </a:lnTo>
                                     </a:path>
-                                    <a:path extrusionOk="0" h="254000" w="6235700">
+                                    <a:path w="6235700" h="254000" extrusionOk="0">
                                       <a:moveTo>
                                         <a:pt x="0" y="0"/>
                                       </a:moveTo>
@@ -560,32 +592,36 @@
                                   </a:pathLst>
                                 </a:custGeom>
                                 <a:noFill/>
-                                <a:ln cap="flat" cmpd="sng" w="12700">
+                                <a:ln w="12700" cap="flat" cmpd="sng">
                                   <a:solidFill>
                                     <a:srgbClr val="000000"/>
                                   </a:solidFill>
                                   <a:prstDash val="solid"/>
                                   <a:round/>
-                                  <a:headEnd len="sm" w="sm" type="none"/>
-                                  <a:tailEnd len="sm" w="sm" type="none"/>
+                                  <a:headEnd type="none" w="sm" len="sm"/>
+                                  <a:tailEnd type="none" w="sm" len="sm"/>
                                 </a:ln>
                               </wps:spPr>
-                              <wps:bodyPr anchorCtr="0" anchor="ctr" bIns="91425" lIns="91425" spcFirstLastPara="1" rIns="91425" wrap="square" tIns="91425">
+                              <wps:bodyPr spcFirstLastPara="1" wrap="square" lIns="91425" tIns="91425" rIns="91425" bIns="91425" anchor="ctr" anchorCtr="0">
                                 <a:noAutofit/>
                               </wps:bodyPr>
                             </wps:wsp>
                             <wps:wsp>
+                              <wps:cNvPr id="1297790552" name="Freeform: Shape 1297790552"/>
                               <wps:cNvSpPr/>
-                              <wps:cNvPr id="17" name="Shape 17"/>
                               <wps:spPr>
                                 <a:xfrm>
                                   <a:off x="6350" y="2298700"/>
                                   <a:ext cx="6235700" cy="254000"/>
                                 </a:xfrm>
                                 <a:custGeom>
-                                  <a:rect b="b" l="l" r="r" t="t"/>
+                                  <a:avLst/>
+                                  <a:gdLst/>
+                                  <a:ahLst/>
+                                  <a:cxnLst/>
+                                  <a:rect l="l" t="t" r="r" b="b"/>
                                   <a:pathLst>
-                                    <a:path extrusionOk="0" h="254000" w="6235700">
+                                    <a:path w="6235700" h="254000" extrusionOk="0">
                                       <a:moveTo>
                                         <a:pt x="6235700" y="0"/>
                                       </a:moveTo>
@@ -593,7 +629,7 @@
                                         <a:pt x="6235700" y="253999"/>
                                       </a:lnTo>
                                     </a:path>
-                                    <a:path extrusionOk="0" h="254000" w="6235700">
+                                    <a:path w="6235700" h="254000" extrusionOk="0">
                                       <a:moveTo>
                                         <a:pt x="0" y="0"/>
                                       </a:moveTo>
@@ -604,32 +640,36 @@
                                   </a:pathLst>
                                 </a:custGeom>
                                 <a:noFill/>
-                                <a:ln cap="flat" cmpd="sng" w="12700">
+                                <a:ln w="12700" cap="flat" cmpd="sng">
                                   <a:solidFill>
                                     <a:srgbClr val="000000"/>
                                   </a:solidFill>
                                   <a:prstDash val="solid"/>
                                   <a:round/>
-                                  <a:headEnd len="sm" w="sm" type="none"/>
-                                  <a:tailEnd len="sm" w="sm" type="none"/>
+                                  <a:headEnd type="none" w="sm" len="sm"/>
+                                  <a:tailEnd type="none" w="sm" len="sm"/>
                                 </a:ln>
                               </wps:spPr>
-                              <wps:bodyPr anchorCtr="0" anchor="ctr" bIns="91425" lIns="91425" spcFirstLastPara="1" rIns="91425" wrap="square" tIns="91425">
+                              <wps:bodyPr spcFirstLastPara="1" wrap="square" lIns="91425" tIns="91425" rIns="91425" bIns="91425" anchor="ctr" anchorCtr="0">
                                 <a:noAutofit/>
                               </wps:bodyPr>
                             </wps:wsp>
                             <wps:wsp>
+                              <wps:cNvPr id="16121426" name="Freeform: Shape 16121426"/>
                               <wps:cNvSpPr/>
-                              <wps:cNvPr id="18" name="Shape 18"/>
                               <wps:spPr>
                                 <a:xfrm>
                                   <a:off x="6350" y="2552700"/>
                                   <a:ext cx="6235700" cy="304800"/>
                                 </a:xfrm>
                                 <a:custGeom>
-                                  <a:rect b="b" l="l" r="r" t="t"/>
+                                  <a:avLst/>
+                                  <a:gdLst/>
+                                  <a:ahLst/>
+                                  <a:cxnLst/>
+                                  <a:rect l="l" t="t" r="r" b="b"/>
                                   <a:pathLst>
-                                    <a:path extrusionOk="0" h="304800" w="6235700">
+                                    <a:path w="6235700" h="304800" extrusionOk="0">
                                       <a:moveTo>
                                         <a:pt x="6235700" y="0"/>
                                       </a:moveTo>
@@ -637,7 +677,7 @@
                                         <a:pt x="6235700" y="304800"/>
                                       </a:lnTo>
                                     </a:path>
-                                    <a:path extrusionOk="0" h="304800" w="6235700">
+                                    <a:path w="6235700" h="304800" extrusionOk="0">
                                       <a:moveTo>
                                         <a:pt x="0" y="0"/>
                                       </a:moveTo>
@@ -648,32 +688,36 @@
                                   </a:pathLst>
                                 </a:custGeom>
                                 <a:noFill/>
-                                <a:ln cap="flat" cmpd="sng" w="12700">
+                                <a:ln w="12700" cap="flat" cmpd="sng">
                                   <a:solidFill>
                                     <a:srgbClr val="000000"/>
                                   </a:solidFill>
                                   <a:prstDash val="solid"/>
                                   <a:round/>
-                                  <a:headEnd len="sm" w="sm" type="none"/>
-                                  <a:tailEnd len="sm" w="sm" type="none"/>
+                                  <a:headEnd type="none" w="sm" len="sm"/>
+                                  <a:tailEnd type="none" w="sm" len="sm"/>
                                 </a:ln>
                               </wps:spPr>
-                              <wps:bodyPr anchorCtr="0" anchor="ctr" bIns="91425" lIns="91425" spcFirstLastPara="1" rIns="91425" wrap="square" tIns="91425">
+                              <wps:bodyPr spcFirstLastPara="1" wrap="square" lIns="91425" tIns="91425" rIns="91425" bIns="91425" anchor="ctr" anchorCtr="0">
                                 <a:noAutofit/>
                               </wps:bodyPr>
                             </wps:wsp>
                             <wps:wsp>
+                              <wps:cNvPr id="1151357651" name="Freeform: Shape 1151357651"/>
                               <wps:cNvSpPr/>
-                              <wps:cNvPr id="19" name="Shape 19"/>
                               <wps:spPr>
                                 <a:xfrm>
                                   <a:off x="6350" y="2844800"/>
                                   <a:ext cx="6235700" cy="304800"/>
                                 </a:xfrm>
                                 <a:custGeom>
-                                  <a:rect b="b" l="l" r="r" t="t"/>
+                                  <a:avLst/>
+                                  <a:gdLst/>
+                                  <a:ahLst/>
+                                  <a:cxnLst/>
+                                  <a:rect l="l" t="t" r="r" b="b"/>
                                   <a:pathLst>
-                                    <a:path extrusionOk="0" h="304800" w="6235700">
+                                    <a:path w="6235700" h="304800" extrusionOk="0">
                                       <a:moveTo>
                                         <a:pt x="6235700" y="0"/>
                                       </a:moveTo>
@@ -681,7 +725,7 @@
                                         <a:pt x="6235700" y="304800"/>
                                       </a:lnTo>
                                     </a:path>
-                                    <a:path extrusionOk="0" h="304800" w="6235700">
+                                    <a:path w="6235700" h="304800" extrusionOk="0">
                                       <a:moveTo>
                                         <a:pt x="0" y="0"/>
                                       </a:moveTo>
@@ -692,32 +736,36 @@
                                   </a:pathLst>
                                 </a:custGeom>
                                 <a:noFill/>
-                                <a:ln cap="flat" cmpd="sng" w="12700">
+                                <a:ln w="12700" cap="flat" cmpd="sng">
                                   <a:solidFill>
                                     <a:srgbClr val="000000"/>
                                   </a:solidFill>
                                   <a:prstDash val="solid"/>
                                   <a:round/>
-                                  <a:headEnd len="sm" w="sm" type="none"/>
-                                  <a:tailEnd len="sm" w="sm" type="none"/>
+                                  <a:headEnd type="none" w="sm" len="sm"/>
+                                  <a:tailEnd type="none" w="sm" len="sm"/>
                                 </a:ln>
                               </wps:spPr>
-                              <wps:bodyPr anchorCtr="0" anchor="ctr" bIns="91425" lIns="91425" spcFirstLastPara="1" rIns="91425" wrap="square" tIns="91425">
+                              <wps:bodyPr spcFirstLastPara="1" wrap="square" lIns="91425" tIns="91425" rIns="91425" bIns="91425" anchor="ctr" anchorCtr="0">
                                 <a:noAutofit/>
                               </wps:bodyPr>
                             </wps:wsp>
                             <wps:wsp>
+                              <wps:cNvPr id="464909879" name="Freeform: Shape 464909879"/>
                               <wps:cNvSpPr/>
-                              <wps:cNvPr id="20" name="Shape 20"/>
                               <wps:spPr>
                                 <a:xfrm>
                                   <a:off x="6350" y="3136900"/>
                                   <a:ext cx="6235700" cy="304800"/>
                                 </a:xfrm>
                                 <a:custGeom>
-                                  <a:rect b="b" l="l" r="r" t="t"/>
+                                  <a:avLst/>
+                                  <a:gdLst/>
+                                  <a:ahLst/>
+                                  <a:cxnLst/>
+                                  <a:rect l="l" t="t" r="r" b="b"/>
                                   <a:pathLst>
-                                    <a:path extrusionOk="0" h="304800" w="6235700">
+                                    <a:path w="6235700" h="304800" extrusionOk="0">
                                       <a:moveTo>
                                         <a:pt x="6235700" y="0"/>
                                       </a:moveTo>
@@ -725,7 +773,7 @@
                                         <a:pt x="6235700" y="304800"/>
                                       </a:lnTo>
                                     </a:path>
-                                    <a:path extrusionOk="0" h="304800" w="6235700">
+                                    <a:path w="6235700" h="304800" extrusionOk="0">
                                       <a:moveTo>
                                         <a:pt x="0" y="0"/>
                                       </a:moveTo>
@@ -736,32 +784,36 @@
                                   </a:pathLst>
                                 </a:custGeom>
                                 <a:noFill/>
-                                <a:ln cap="flat" cmpd="sng" w="12700">
+                                <a:ln w="12700" cap="flat" cmpd="sng">
                                   <a:solidFill>
                                     <a:srgbClr val="000000"/>
                                   </a:solidFill>
                                   <a:prstDash val="solid"/>
                                   <a:round/>
-                                  <a:headEnd len="sm" w="sm" type="none"/>
-                                  <a:tailEnd len="sm" w="sm" type="none"/>
+                                  <a:headEnd type="none" w="sm" len="sm"/>
+                                  <a:tailEnd type="none" w="sm" len="sm"/>
                                 </a:ln>
                               </wps:spPr>
-                              <wps:bodyPr anchorCtr="0" anchor="ctr" bIns="91425" lIns="91425" spcFirstLastPara="1" rIns="91425" wrap="square" tIns="91425">
+                              <wps:bodyPr spcFirstLastPara="1" wrap="square" lIns="91425" tIns="91425" rIns="91425" bIns="91425" anchor="ctr" anchorCtr="0">
                                 <a:noAutofit/>
                               </wps:bodyPr>
                             </wps:wsp>
                             <wps:wsp>
+                              <wps:cNvPr id="584211144" name="Freeform: Shape 584211144"/>
                               <wps:cNvSpPr/>
-                              <wps:cNvPr id="21" name="Shape 21"/>
                               <wps:spPr>
                                 <a:xfrm>
                                   <a:off x="6350" y="3429000"/>
                                   <a:ext cx="6235700" cy="304800"/>
                                 </a:xfrm>
                                 <a:custGeom>
-                                  <a:rect b="b" l="l" r="r" t="t"/>
+                                  <a:avLst/>
+                                  <a:gdLst/>
+                                  <a:ahLst/>
+                                  <a:cxnLst/>
+                                  <a:rect l="l" t="t" r="r" b="b"/>
                                   <a:pathLst>
-                                    <a:path extrusionOk="0" h="304800" w="6235700">
+                                    <a:path w="6235700" h="304800" extrusionOk="0">
                                       <a:moveTo>
                                         <a:pt x="6235700" y="0"/>
                                       </a:moveTo>
@@ -769,7 +821,7 @@
                                         <a:pt x="6235700" y="304800"/>
                                       </a:lnTo>
                                     </a:path>
-                                    <a:path extrusionOk="0" h="304800" w="6235700">
+                                    <a:path w="6235700" h="304800" extrusionOk="0">
                                       <a:moveTo>
                                         <a:pt x="0" y="0"/>
                                       </a:moveTo>
@@ -780,32 +832,36 @@
                                   </a:pathLst>
                                 </a:custGeom>
                                 <a:noFill/>
-                                <a:ln cap="flat" cmpd="sng" w="12700">
+                                <a:ln w="12700" cap="flat" cmpd="sng">
                                   <a:solidFill>
                                     <a:srgbClr val="000000"/>
                                   </a:solidFill>
                                   <a:prstDash val="solid"/>
                                   <a:round/>
-                                  <a:headEnd len="sm" w="sm" type="none"/>
-                                  <a:tailEnd len="sm" w="sm" type="none"/>
+                                  <a:headEnd type="none" w="sm" len="sm"/>
+                                  <a:tailEnd type="none" w="sm" len="sm"/>
                                 </a:ln>
                               </wps:spPr>
-                              <wps:bodyPr anchorCtr="0" anchor="ctr" bIns="91425" lIns="91425" spcFirstLastPara="1" rIns="91425" wrap="square" tIns="91425">
+                              <wps:bodyPr spcFirstLastPara="1" wrap="square" lIns="91425" tIns="91425" rIns="91425" bIns="91425" anchor="ctr" anchorCtr="0">
                                 <a:noAutofit/>
                               </wps:bodyPr>
                             </wps:wsp>
                             <wps:wsp>
+                              <wps:cNvPr id="331466318" name="Freeform: Shape 331466318"/>
                               <wps:cNvSpPr/>
-                              <wps:cNvPr id="22" name="Shape 22"/>
                               <wps:spPr>
                                 <a:xfrm>
                                   <a:off x="6350" y="3721100"/>
                                   <a:ext cx="6235700" cy="304800"/>
                                 </a:xfrm>
                                 <a:custGeom>
-                                  <a:rect b="b" l="l" r="r" t="t"/>
+                                  <a:avLst/>
+                                  <a:gdLst/>
+                                  <a:ahLst/>
+                                  <a:cxnLst/>
+                                  <a:rect l="l" t="t" r="r" b="b"/>
                                   <a:pathLst>
-                                    <a:path extrusionOk="0" h="304800" w="6235700">
+                                    <a:path w="6235700" h="304800" extrusionOk="0">
                                       <a:moveTo>
                                         <a:pt x="6235700" y="0"/>
                                       </a:moveTo>
@@ -813,7 +869,7 @@
                                         <a:pt x="6235700" y="304799"/>
                                       </a:lnTo>
                                     </a:path>
-                                    <a:path extrusionOk="0" h="304800" w="6235700">
+                                    <a:path w="6235700" h="304800" extrusionOk="0">
                                       <a:moveTo>
                                         <a:pt x="0" y="0"/>
                                       </a:moveTo>
@@ -824,32 +880,36 @@
                                   </a:pathLst>
                                 </a:custGeom>
                                 <a:noFill/>
-                                <a:ln cap="flat" cmpd="sng" w="12700">
+                                <a:ln w="12700" cap="flat" cmpd="sng">
                                   <a:solidFill>
                                     <a:srgbClr val="000000"/>
                                   </a:solidFill>
                                   <a:prstDash val="solid"/>
                                   <a:round/>
-                                  <a:headEnd len="sm" w="sm" type="none"/>
-                                  <a:tailEnd len="sm" w="sm" type="none"/>
+                                  <a:headEnd type="none" w="sm" len="sm"/>
+                                  <a:tailEnd type="none" w="sm" len="sm"/>
                                 </a:ln>
                               </wps:spPr>
-                              <wps:bodyPr anchorCtr="0" anchor="ctr" bIns="91425" lIns="91425" spcFirstLastPara="1" rIns="91425" wrap="square" tIns="91425">
+                              <wps:bodyPr spcFirstLastPara="1" wrap="square" lIns="91425" tIns="91425" rIns="91425" bIns="91425" anchor="ctr" anchorCtr="0">
                                 <a:noAutofit/>
                               </wps:bodyPr>
                             </wps:wsp>
                             <wps:wsp>
+                              <wps:cNvPr id="244233212" name="Freeform: Shape 244233212"/>
                               <wps:cNvSpPr/>
-                              <wps:cNvPr id="23" name="Shape 23"/>
                               <wps:spPr>
                                 <a:xfrm>
                                   <a:off x="6350" y="4025900"/>
                                   <a:ext cx="6235700" cy="304800"/>
                                 </a:xfrm>
                                 <a:custGeom>
-                                  <a:rect b="b" l="l" r="r" t="t"/>
+                                  <a:avLst/>
+                                  <a:gdLst/>
+                                  <a:ahLst/>
+                                  <a:cxnLst/>
+                                  <a:rect l="l" t="t" r="r" b="b"/>
                                   <a:pathLst>
-                                    <a:path extrusionOk="0" h="304800" w="6235700">
+                                    <a:path w="6235700" h="304800" extrusionOk="0">
                                       <a:moveTo>
                                         <a:pt x="6235700" y="0"/>
                                       </a:moveTo>
@@ -857,7 +917,7 @@
                                         <a:pt x="6235700" y="304800"/>
                                       </a:lnTo>
                                     </a:path>
-                                    <a:path extrusionOk="0" h="304800" w="6235700">
+                                    <a:path w="6235700" h="304800" extrusionOk="0">
                                       <a:moveTo>
                                         <a:pt x="0" y="0"/>
                                       </a:moveTo>
@@ -868,32 +928,36 @@
                                   </a:pathLst>
                                 </a:custGeom>
                                 <a:noFill/>
-                                <a:ln cap="flat" cmpd="sng" w="12700">
+                                <a:ln w="12700" cap="flat" cmpd="sng">
                                   <a:solidFill>
                                     <a:srgbClr val="000000"/>
                                   </a:solidFill>
                                   <a:prstDash val="solid"/>
                                   <a:round/>
-                                  <a:headEnd len="sm" w="sm" type="none"/>
-                                  <a:tailEnd len="sm" w="sm" type="none"/>
+                                  <a:headEnd type="none" w="sm" len="sm"/>
+                                  <a:tailEnd type="none" w="sm" len="sm"/>
                                 </a:ln>
                               </wps:spPr>
-                              <wps:bodyPr anchorCtr="0" anchor="ctr" bIns="91425" lIns="91425" spcFirstLastPara="1" rIns="91425" wrap="square" tIns="91425">
+                              <wps:bodyPr spcFirstLastPara="1" wrap="square" lIns="91425" tIns="91425" rIns="91425" bIns="91425" anchor="ctr" anchorCtr="0">
                                 <a:noAutofit/>
                               </wps:bodyPr>
                             </wps:wsp>
                             <wps:wsp>
+                              <wps:cNvPr id="1985112686" name="Freeform: Shape 1985112686"/>
                               <wps:cNvSpPr/>
-                              <wps:cNvPr id="24" name="Shape 24"/>
                               <wps:spPr>
                                 <a:xfrm>
                                   <a:off x="6350" y="4318000"/>
                                   <a:ext cx="6235700" cy="254000"/>
                                 </a:xfrm>
                                 <a:custGeom>
-                                  <a:rect b="b" l="l" r="r" t="t"/>
+                                  <a:avLst/>
+                                  <a:gdLst/>
+                                  <a:ahLst/>
+                                  <a:cxnLst/>
+                                  <a:rect l="l" t="t" r="r" b="b"/>
                                   <a:pathLst>
-                                    <a:path extrusionOk="0" h="254000" w="6235700">
+                                    <a:path w="6235700" h="254000" extrusionOk="0">
                                       <a:moveTo>
                                         <a:pt x="6235700" y="0"/>
                                       </a:moveTo>
@@ -901,7 +965,7 @@
                                         <a:pt x="6235700" y="254000"/>
                                       </a:lnTo>
                                     </a:path>
-                                    <a:path extrusionOk="0" h="254000" w="6235700">
+                                    <a:path w="6235700" h="254000" extrusionOk="0">
                                       <a:moveTo>
                                         <a:pt x="0" y="0"/>
                                       </a:moveTo>
@@ -912,32 +976,36 @@
                                   </a:pathLst>
                                 </a:custGeom>
                                 <a:noFill/>
-                                <a:ln cap="flat" cmpd="sng" w="12700">
+                                <a:ln w="12700" cap="flat" cmpd="sng">
                                   <a:solidFill>
                                     <a:srgbClr val="000000"/>
                                   </a:solidFill>
                                   <a:prstDash val="solid"/>
                                   <a:round/>
-                                  <a:headEnd len="sm" w="sm" type="none"/>
-                                  <a:tailEnd len="sm" w="sm" type="none"/>
+                                  <a:headEnd type="none" w="sm" len="sm"/>
+                                  <a:tailEnd type="none" w="sm" len="sm"/>
                                 </a:ln>
                               </wps:spPr>
-                              <wps:bodyPr anchorCtr="0" anchor="ctr" bIns="91425" lIns="91425" spcFirstLastPara="1" rIns="91425" wrap="square" tIns="91425">
+                              <wps:bodyPr spcFirstLastPara="1" wrap="square" lIns="91425" tIns="91425" rIns="91425" bIns="91425" anchor="ctr" anchorCtr="0">
                                 <a:noAutofit/>
                               </wps:bodyPr>
                             </wps:wsp>
                             <wps:wsp>
+                              <wps:cNvPr id="491486460" name="Freeform: Shape 491486460"/>
                               <wps:cNvSpPr/>
-                              <wps:cNvPr id="25" name="Shape 25"/>
                               <wps:spPr>
                                 <a:xfrm>
                                   <a:off x="6350" y="4559300"/>
                                   <a:ext cx="6235700" cy="279400"/>
                                 </a:xfrm>
                                 <a:custGeom>
-                                  <a:rect b="b" l="l" r="r" t="t"/>
+                                  <a:avLst/>
+                                  <a:gdLst/>
+                                  <a:ahLst/>
+                                  <a:cxnLst/>
+                                  <a:rect l="l" t="t" r="r" b="b"/>
                                   <a:pathLst>
-                                    <a:path extrusionOk="0" h="279400" w="6235700">
+                                    <a:path w="6235700" h="279400" extrusionOk="0">
                                       <a:moveTo>
                                         <a:pt x="6235700" y="0"/>
                                       </a:moveTo>
@@ -945,7 +1013,7 @@
                                         <a:pt x="6235700" y="279400"/>
                                       </a:lnTo>
                                     </a:path>
-                                    <a:path extrusionOk="0" h="279400" w="6235700">
+                                    <a:path w="6235700" h="279400" extrusionOk="0">
                                       <a:moveTo>
                                         <a:pt x="0" y="0"/>
                                       </a:moveTo>
@@ -956,32 +1024,36 @@
                                   </a:pathLst>
                                 </a:custGeom>
                                 <a:noFill/>
-                                <a:ln cap="flat" cmpd="sng" w="12700">
+                                <a:ln w="12700" cap="flat" cmpd="sng">
                                   <a:solidFill>
                                     <a:srgbClr val="000000"/>
                                   </a:solidFill>
                                   <a:prstDash val="solid"/>
                                   <a:round/>
-                                  <a:headEnd len="sm" w="sm" type="none"/>
-                                  <a:tailEnd len="sm" w="sm" type="none"/>
+                                  <a:headEnd type="none" w="sm" len="sm"/>
+                                  <a:tailEnd type="none" w="sm" len="sm"/>
                                 </a:ln>
                               </wps:spPr>
-                              <wps:bodyPr anchorCtr="0" anchor="ctr" bIns="91425" lIns="91425" spcFirstLastPara="1" rIns="91425" wrap="square" tIns="91425">
+                              <wps:bodyPr spcFirstLastPara="1" wrap="square" lIns="91425" tIns="91425" rIns="91425" bIns="91425" anchor="ctr" anchorCtr="0">
                                 <a:noAutofit/>
                               </wps:bodyPr>
                             </wps:wsp>
                             <wps:wsp>
+                              <wps:cNvPr id="1230473501" name="Freeform: Shape 1230473501"/>
                               <wps:cNvSpPr/>
-                              <wps:cNvPr id="26" name="Shape 26"/>
                               <wps:spPr>
                                 <a:xfrm>
                                   <a:off x="6350" y="4826000"/>
                                   <a:ext cx="6235700" cy="279400"/>
                                 </a:xfrm>
                                 <a:custGeom>
-                                  <a:rect b="b" l="l" r="r" t="t"/>
+                                  <a:avLst/>
+                                  <a:gdLst/>
+                                  <a:ahLst/>
+                                  <a:cxnLst/>
+                                  <a:rect l="l" t="t" r="r" b="b"/>
                                   <a:pathLst>
-                                    <a:path extrusionOk="0" h="279400" w="6235700">
+                                    <a:path w="6235700" h="279400" extrusionOk="0">
                                       <a:moveTo>
                                         <a:pt x="6235700" y="0"/>
                                       </a:moveTo>
@@ -989,7 +1061,7 @@
                                         <a:pt x="6235700" y="279400"/>
                                       </a:lnTo>
                                     </a:path>
-                                    <a:path extrusionOk="0" h="279400" w="6235700">
+                                    <a:path w="6235700" h="279400" extrusionOk="0">
                                       <a:moveTo>
                                         <a:pt x="0" y="0"/>
                                       </a:moveTo>
@@ -1000,32 +1072,36 @@
                                   </a:pathLst>
                                 </a:custGeom>
                                 <a:noFill/>
-                                <a:ln cap="flat" cmpd="sng" w="12700">
+                                <a:ln w="12700" cap="flat" cmpd="sng">
                                   <a:solidFill>
                                     <a:srgbClr val="000000"/>
                                   </a:solidFill>
                                   <a:prstDash val="solid"/>
                                   <a:round/>
-                                  <a:headEnd len="sm" w="sm" type="none"/>
-                                  <a:tailEnd len="sm" w="sm" type="none"/>
+                                  <a:headEnd type="none" w="sm" len="sm"/>
+                                  <a:tailEnd type="none" w="sm" len="sm"/>
                                 </a:ln>
                               </wps:spPr>
-                              <wps:bodyPr anchorCtr="0" anchor="ctr" bIns="91425" lIns="91425" spcFirstLastPara="1" rIns="91425" wrap="square" tIns="91425">
+                              <wps:bodyPr spcFirstLastPara="1" wrap="square" lIns="91425" tIns="91425" rIns="91425" bIns="91425" anchor="ctr" anchorCtr="0">
                                 <a:noAutofit/>
                               </wps:bodyPr>
                             </wps:wsp>
                             <wps:wsp>
+                              <wps:cNvPr id="1912149048" name="Freeform: Shape 1912149048"/>
                               <wps:cNvSpPr/>
-                              <wps:cNvPr id="27" name="Shape 27"/>
                               <wps:spPr>
                                 <a:xfrm>
                                   <a:off x="6350" y="5092700"/>
                                   <a:ext cx="6235700" cy="266700"/>
                                 </a:xfrm>
                                 <a:custGeom>
-                                  <a:rect b="b" l="l" r="r" t="t"/>
+                                  <a:avLst/>
+                                  <a:gdLst/>
+                                  <a:ahLst/>
+                                  <a:cxnLst/>
+                                  <a:rect l="l" t="t" r="r" b="b"/>
                                   <a:pathLst>
-                                    <a:path extrusionOk="0" h="266700" w="6235700">
+                                    <a:path w="6235700" h="266700" extrusionOk="0">
                                       <a:moveTo>
                                         <a:pt x="6235700" y="0"/>
                                       </a:moveTo>
@@ -1033,7 +1109,7 @@
                                         <a:pt x="6235700" y="266699"/>
                                       </a:lnTo>
                                     </a:path>
-                                    <a:path extrusionOk="0" h="266700" w="6235700">
+                                    <a:path w="6235700" h="266700" extrusionOk="0">
                                       <a:moveTo>
                                         <a:pt x="0" y="0"/>
                                       </a:moveTo>
@@ -1044,32 +1120,36 @@
                                   </a:pathLst>
                                 </a:custGeom>
                                 <a:noFill/>
-                                <a:ln cap="flat" cmpd="sng" w="12700">
+                                <a:ln w="12700" cap="flat" cmpd="sng">
                                   <a:solidFill>
                                     <a:srgbClr val="000000"/>
                                   </a:solidFill>
                                   <a:prstDash val="solid"/>
                                   <a:round/>
-                                  <a:headEnd len="sm" w="sm" type="none"/>
-                                  <a:tailEnd len="sm" w="sm" type="none"/>
+                                  <a:headEnd type="none" w="sm" len="sm"/>
+                                  <a:tailEnd type="none" w="sm" len="sm"/>
                                 </a:ln>
                               </wps:spPr>
-                              <wps:bodyPr anchorCtr="0" anchor="ctr" bIns="91425" lIns="91425" spcFirstLastPara="1" rIns="91425" wrap="square" tIns="91425">
+                              <wps:bodyPr spcFirstLastPara="1" wrap="square" lIns="91425" tIns="91425" rIns="91425" bIns="91425" anchor="ctr" anchorCtr="0">
                                 <a:noAutofit/>
                               </wps:bodyPr>
                             </wps:wsp>
                             <wps:wsp>
+                              <wps:cNvPr id="1889396057" name="Freeform: Shape 1889396057"/>
                               <wps:cNvSpPr/>
-                              <wps:cNvPr id="28" name="Shape 28"/>
                               <wps:spPr>
                                 <a:xfrm>
                                   <a:off x="6350" y="5359400"/>
                                   <a:ext cx="6235700" cy="266700"/>
                                 </a:xfrm>
                                 <a:custGeom>
-                                  <a:rect b="b" l="l" r="r" t="t"/>
+                                  <a:avLst/>
+                                  <a:gdLst/>
+                                  <a:ahLst/>
+                                  <a:cxnLst/>
+                                  <a:rect l="l" t="t" r="r" b="b"/>
                                   <a:pathLst>
-                                    <a:path extrusionOk="0" h="266700" w="6235700">
+                                    <a:path w="6235700" h="266700" extrusionOk="0">
                                       <a:moveTo>
                                         <a:pt x="6235700" y="0"/>
                                       </a:moveTo>
@@ -1077,7 +1157,7 @@
                                         <a:pt x="6235700" y="266699"/>
                                       </a:lnTo>
                                     </a:path>
-                                    <a:path extrusionOk="0" h="266700" w="6235700">
+                                    <a:path w="6235700" h="266700" extrusionOk="0">
                                       <a:moveTo>
                                         <a:pt x="0" y="0"/>
                                       </a:moveTo>
@@ -1088,32 +1168,36 @@
                                   </a:pathLst>
                                 </a:custGeom>
                                 <a:noFill/>
-                                <a:ln cap="flat" cmpd="sng" w="12700">
+                                <a:ln w="12700" cap="flat" cmpd="sng">
                                   <a:solidFill>
                                     <a:srgbClr val="000000"/>
                                   </a:solidFill>
                                   <a:prstDash val="solid"/>
                                   <a:round/>
-                                  <a:headEnd len="sm" w="sm" type="none"/>
-                                  <a:tailEnd len="sm" w="sm" type="none"/>
+                                  <a:headEnd type="none" w="sm" len="sm"/>
+                                  <a:tailEnd type="none" w="sm" len="sm"/>
                                 </a:ln>
                               </wps:spPr>
-                              <wps:bodyPr anchorCtr="0" anchor="ctr" bIns="91425" lIns="91425" spcFirstLastPara="1" rIns="91425" wrap="square" tIns="91425">
+                              <wps:bodyPr spcFirstLastPara="1" wrap="square" lIns="91425" tIns="91425" rIns="91425" bIns="91425" anchor="ctr" anchorCtr="0">
                                 <a:noAutofit/>
                               </wps:bodyPr>
                             </wps:wsp>
                             <wps:wsp>
+                              <wps:cNvPr id="416428457" name="Freeform: Shape 416428457"/>
                               <wps:cNvSpPr/>
-                              <wps:cNvPr id="29" name="Shape 29"/>
                               <wps:spPr>
                                 <a:xfrm>
                                   <a:off x="6350" y="5613400"/>
                                   <a:ext cx="6235700" cy="279400"/>
                                 </a:xfrm>
                                 <a:custGeom>
-                                  <a:rect b="b" l="l" r="r" t="t"/>
+                                  <a:avLst/>
+                                  <a:gdLst/>
+                                  <a:ahLst/>
+                                  <a:cxnLst/>
+                                  <a:rect l="l" t="t" r="r" b="b"/>
                                   <a:pathLst>
-                                    <a:path extrusionOk="0" h="279400" w="6235700">
+                                    <a:path w="6235700" h="279400" extrusionOk="0">
                                       <a:moveTo>
                                         <a:pt x="6235700" y="0"/>
                                       </a:moveTo>
@@ -1121,7 +1205,7 @@
                                         <a:pt x="6235700" y="279399"/>
                                       </a:lnTo>
                                     </a:path>
-                                    <a:path extrusionOk="0" h="279400" w="6235700">
+                                    <a:path w="6235700" h="279400" extrusionOk="0">
                                       <a:moveTo>
                                         <a:pt x="0" y="0"/>
                                       </a:moveTo>
@@ -1132,32 +1216,36 @@
                                   </a:pathLst>
                                 </a:custGeom>
                                 <a:noFill/>
-                                <a:ln cap="flat" cmpd="sng" w="12700">
+                                <a:ln w="12700" cap="flat" cmpd="sng">
                                   <a:solidFill>
                                     <a:srgbClr val="000000"/>
                                   </a:solidFill>
                                   <a:prstDash val="solid"/>
                                   <a:round/>
-                                  <a:headEnd len="sm" w="sm" type="none"/>
-                                  <a:tailEnd len="sm" w="sm" type="none"/>
+                                  <a:headEnd type="none" w="sm" len="sm"/>
+                                  <a:tailEnd type="none" w="sm" len="sm"/>
                                 </a:ln>
                               </wps:spPr>
-                              <wps:bodyPr anchorCtr="0" anchor="ctr" bIns="91425" lIns="91425" spcFirstLastPara="1" rIns="91425" wrap="square" tIns="91425">
+                              <wps:bodyPr spcFirstLastPara="1" wrap="square" lIns="91425" tIns="91425" rIns="91425" bIns="91425" anchor="ctr" anchorCtr="0">
                                 <a:noAutofit/>
                               </wps:bodyPr>
                             </wps:wsp>
                             <wps:wsp>
+                              <wps:cNvPr id="1455820510" name="Freeform: Shape 1455820510"/>
                               <wps:cNvSpPr/>
-                              <wps:cNvPr id="30" name="Shape 30"/>
                               <wps:spPr>
                                 <a:xfrm>
                                   <a:off x="6350" y="5880100"/>
                                   <a:ext cx="6235700" cy="266700"/>
                                 </a:xfrm>
                                 <a:custGeom>
-                                  <a:rect b="b" l="l" r="r" t="t"/>
+                                  <a:avLst/>
+                                  <a:gdLst/>
+                                  <a:ahLst/>
+                                  <a:cxnLst/>
+                                  <a:rect l="l" t="t" r="r" b="b"/>
                                   <a:pathLst>
-                                    <a:path extrusionOk="0" h="266700" w="6235700">
+                                    <a:path w="6235700" h="266700" extrusionOk="0">
                                       <a:moveTo>
                                         <a:pt x="6235700" y="0"/>
                                       </a:moveTo>
@@ -1165,7 +1253,7 @@
                                         <a:pt x="6235700" y="266700"/>
                                       </a:lnTo>
                                     </a:path>
-                                    <a:path extrusionOk="0" h="266700" w="6235700">
+                                    <a:path w="6235700" h="266700" extrusionOk="0">
                                       <a:moveTo>
                                         <a:pt x="0" y="0"/>
                                       </a:moveTo>
@@ -1176,32 +1264,36 @@
                                   </a:pathLst>
                                 </a:custGeom>
                                 <a:noFill/>
-                                <a:ln cap="flat" cmpd="sng" w="12700">
+                                <a:ln w="12700" cap="flat" cmpd="sng">
                                   <a:solidFill>
                                     <a:srgbClr val="000000"/>
                                   </a:solidFill>
                                   <a:prstDash val="solid"/>
                                   <a:round/>
-                                  <a:headEnd len="sm" w="sm" type="none"/>
-                                  <a:tailEnd len="sm" w="sm" type="none"/>
+                                  <a:headEnd type="none" w="sm" len="sm"/>
+                                  <a:tailEnd type="none" w="sm" len="sm"/>
                                 </a:ln>
                               </wps:spPr>
-                              <wps:bodyPr anchorCtr="0" anchor="ctr" bIns="91425" lIns="91425" spcFirstLastPara="1" rIns="91425" wrap="square" tIns="91425">
+                              <wps:bodyPr spcFirstLastPara="1" wrap="square" lIns="91425" tIns="91425" rIns="91425" bIns="91425" anchor="ctr" anchorCtr="0">
                                 <a:noAutofit/>
                               </wps:bodyPr>
                             </wps:wsp>
                             <wps:wsp>
+                              <wps:cNvPr id="832534284" name="Freeform: Shape 832534284"/>
                               <wps:cNvSpPr/>
-                              <wps:cNvPr id="31" name="Shape 31"/>
                               <wps:spPr>
                                 <a:xfrm>
                                   <a:off x="6350" y="6146800"/>
                                   <a:ext cx="6235700" cy="266700"/>
                                 </a:xfrm>
                                 <a:custGeom>
-                                  <a:rect b="b" l="l" r="r" t="t"/>
+                                  <a:avLst/>
+                                  <a:gdLst/>
+                                  <a:ahLst/>
+                                  <a:cxnLst/>
+                                  <a:rect l="l" t="t" r="r" b="b"/>
                                   <a:pathLst>
-                                    <a:path extrusionOk="0" h="266700" w="6235700">
+                                    <a:path w="6235700" h="266700" extrusionOk="0">
                                       <a:moveTo>
                                         <a:pt x="6235700" y="0"/>
                                       </a:moveTo>
@@ -1209,7 +1301,7 @@
                                         <a:pt x="6235700" y="266700"/>
                                       </a:lnTo>
                                     </a:path>
-                                    <a:path extrusionOk="0" h="266700" w="6235700">
+                                    <a:path w="6235700" h="266700" extrusionOk="0">
                                       <a:moveTo>
                                         <a:pt x="0" y="0"/>
                                       </a:moveTo>
@@ -1220,32 +1312,36 @@
                                   </a:pathLst>
                                 </a:custGeom>
                                 <a:noFill/>
-                                <a:ln cap="flat" cmpd="sng" w="12700">
+                                <a:ln w="12700" cap="flat" cmpd="sng">
                                   <a:solidFill>
                                     <a:srgbClr val="000000"/>
                                   </a:solidFill>
                                   <a:prstDash val="solid"/>
                                   <a:round/>
-                                  <a:headEnd len="sm" w="sm" type="none"/>
-                                  <a:tailEnd len="sm" w="sm" type="none"/>
+                                  <a:headEnd type="none" w="sm" len="sm"/>
+                                  <a:tailEnd type="none" w="sm" len="sm"/>
                                 </a:ln>
                               </wps:spPr>
-                              <wps:bodyPr anchorCtr="0" anchor="ctr" bIns="91425" lIns="91425" spcFirstLastPara="1" rIns="91425" wrap="square" tIns="91425">
+                              <wps:bodyPr spcFirstLastPara="1" wrap="square" lIns="91425" tIns="91425" rIns="91425" bIns="91425" anchor="ctr" anchorCtr="0">
                                 <a:noAutofit/>
                               </wps:bodyPr>
                             </wps:wsp>
                             <wps:wsp>
+                              <wps:cNvPr id="671204749" name="Freeform: Shape 671204749"/>
                               <wps:cNvSpPr/>
-                              <wps:cNvPr id="32" name="Shape 32"/>
                               <wps:spPr>
                                 <a:xfrm>
                                   <a:off x="6350" y="6400800"/>
                                   <a:ext cx="6235700" cy="279400"/>
                                 </a:xfrm>
                                 <a:custGeom>
-                                  <a:rect b="b" l="l" r="r" t="t"/>
+                                  <a:avLst/>
+                                  <a:gdLst/>
+                                  <a:ahLst/>
+                                  <a:cxnLst/>
+                                  <a:rect l="l" t="t" r="r" b="b"/>
                                   <a:pathLst>
-                                    <a:path extrusionOk="0" h="279400" w="6235700">
+                                    <a:path w="6235700" h="279400" extrusionOk="0">
                                       <a:moveTo>
                                         <a:pt x="6235700" y="0"/>
                                       </a:moveTo>
@@ -1253,7 +1349,7 @@
                                         <a:pt x="6235700" y="279400"/>
                                       </a:lnTo>
                                     </a:path>
-                                    <a:path extrusionOk="0" h="279400" w="6235700">
+                                    <a:path w="6235700" h="279400" extrusionOk="0">
                                       <a:moveTo>
                                         <a:pt x="0" y="0"/>
                                       </a:moveTo>
@@ -1264,32 +1360,36 @@
                                   </a:pathLst>
                                 </a:custGeom>
                                 <a:noFill/>
-                                <a:ln cap="flat" cmpd="sng" w="12700">
+                                <a:ln w="12700" cap="flat" cmpd="sng">
                                   <a:solidFill>
                                     <a:srgbClr val="000000"/>
                                   </a:solidFill>
                                   <a:prstDash val="solid"/>
                                   <a:round/>
-                                  <a:headEnd len="sm" w="sm" type="none"/>
-                                  <a:tailEnd len="sm" w="sm" type="none"/>
+                                  <a:headEnd type="none" w="sm" len="sm"/>
+                                  <a:tailEnd type="none" w="sm" len="sm"/>
                                 </a:ln>
                               </wps:spPr>
-                              <wps:bodyPr anchorCtr="0" anchor="ctr" bIns="91425" lIns="91425" spcFirstLastPara="1" rIns="91425" wrap="square" tIns="91425">
+                              <wps:bodyPr spcFirstLastPara="1" wrap="square" lIns="91425" tIns="91425" rIns="91425" bIns="91425" anchor="ctr" anchorCtr="0">
                                 <a:noAutofit/>
                               </wps:bodyPr>
                             </wps:wsp>
                             <wps:wsp>
+                              <wps:cNvPr id="1912870217" name="Freeform: Shape 1912870217"/>
                               <wps:cNvSpPr/>
-                              <wps:cNvPr id="33" name="Shape 33"/>
                               <wps:spPr>
                                 <a:xfrm>
                                   <a:off x="6350" y="6667500"/>
                                   <a:ext cx="6235700" cy="279400"/>
                                 </a:xfrm>
                                 <a:custGeom>
-                                  <a:rect b="b" l="l" r="r" t="t"/>
+                                  <a:avLst/>
+                                  <a:gdLst/>
+                                  <a:ahLst/>
+                                  <a:cxnLst/>
+                                  <a:rect l="l" t="t" r="r" b="b"/>
                                   <a:pathLst>
-                                    <a:path extrusionOk="0" h="279400" w="6235700">
+                                    <a:path w="6235700" h="279400" extrusionOk="0">
                                       <a:moveTo>
                                         <a:pt x="6235700" y="0"/>
                                       </a:moveTo>
@@ -1297,7 +1397,7 @@
                                         <a:pt x="6235700" y="279400"/>
                                       </a:lnTo>
                                     </a:path>
-                                    <a:path extrusionOk="0" h="279400" w="6235700">
+                                    <a:path w="6235700" h="279400" extrusionOk="0">
                                       <a:moveTo>
                                         <a:pt x="0" y="0"/>
                                       </a:moveTo>
@@ -1308,32 +1408,36 @@
                                   </a:pathLst>
                                 </a:custGeom>
                                 <a:noFill/>
-                                <a:ln cap="flat" cmpd="sng" w="12700">
+                                <a:ln w="12700" cap="flat" cmpd="sng">
                                   <a:solidFill>
                                     <a:srgbClr val="000000"/>
                                   </a:solidFill>
                                   <a:prstDash val="solid"/>
                                   <a:round/>
-                                  <a:headEnd len="sm" w="sm" type="none"/>
-                                  <a:tailEnd len="sm" w="sm" type="none"/>
+                                  <a:headEnd type="none" w="sm" len="sm"/>
+                                  <a:tailEnd type="none" w="sm" len="sm"/>
                                 </a:ln>
                               </wps:spPr>
-                              <wps:bodyPr anchorCtr="0" anchor="ctr" bIns="91425" lIns="91425" spcFirstLastPara="1" rIns="91425" wrap="square" tIns="91425">
+                              <wps:bodyPr spcFirstLastPara="1" wrap="square" lIns="91425" tIns="91425" rIns="91425" bIns="91425" anchor="ctr" anchorCtr="0">
                                 <a:noAutofit/>
                               </wps:bodyPr>
                             </wps:wsp>
                             <wps:wsp>
+                              <wps:cNvPr id="740860806" name="Freeform: Shape 740860806"/>
                               <wps:cNvSpPr/>
-                              <wps:cNvPr id="34" name="Shape 34"/>
                               <wps:spPr>
                                 <a:xfrm>
                                   <a:off x="6350" y="6934200"/>
                                   <a:ext cx="6235700" cy="266700"/>
                                 </a:xfrm>
                                 <a:custGeom>
-                                  <a:rect b="b" l="l" r="r" t="t"/>
+                                  <a:avLst/>
+                                  <a:gdLst/>
+                                  <a:ahLst/>
+                                  <a:cxnLst/>
+                                  <a:rect l="l" t="t" r="r" b="b"/>
                                   <a:pathLst>
-                                    <a:path extrusionOk="0" h="266700" w="6235700">
+                                    <a:path w="6235700" h="266700" extrusionOk="0">
                                       <a:moveTo>
                                         <a:pt x="6235700" y="0"/>
                                       </a:moveTo>
@@ -1341,7 +1445,7 @@
                                         <a:pt x="6235700" y="266700"/>
                                       </a:lnTo>
                                     </a:path>
-                                    <a:path extrusionOk="0" h="266700" w="6235700">
+                                    <a:path w="6235700" h="266700" extrusionOk="0">
                                       <a:moveTo>
                                         <a:pt x="0" y="0"/>
                                       </a:moveTo>
@@ -1352,32 +1456,36 @@
                                   </a:pathLst>
                                 </a:custGeom>
                                 <a:noFill/>
-                                <a:ln cap="flat" cmpd="sng" w="12700">
+                                <a:ln w="12700" cap="flat" cmpd="sng">
                                   <a:solidFill>
                                     <a:srgbClr val="000000"/>
                                   </a:solidFill>
                                   <a:prstDash val="solid"/>
                                   <a:round/>
-                                  <a:headEnd len="sm" w="sm" type="none"/>
-                                  <a:tailEnd len="sm" w="sm" type="none"/>
+                                  <a:headEnd type="none" w="sm" len="sm"/>
+                                  <a:tailEnd type="none" w="sm" len="sm"/>
                                 </a:ln>
                               </wps:spPr>
-                              <wps:bodyPr anchorCtr="0" anchor="ctr" bIns="91425" lIns="91425" spcFirstLastPara="1" rIns="91425" wrap="square" tIns="91425">
+                              <wps:bodyPr spcFirstLastPara="1" wrap="square" lIns="91425" tIns="91425" rIns="91425" bIns="91425" anchor="ctr" anchorCtr="0">
                                 <a:noAutofit/>
                               </wps:bodyPr>
                             </wps:wsp>
                             <wps:wsp>
+                              <wps:cNvPr id="1299239874" name="Freeform: Shape 1299239874"/>
                               <wps:cNvSpPr/>
-                              <wps:cNvPr id="35" name="Shape 35"/>
                               <wps:spPr>
                                 <a:xfrm>
                                   <a:off x="6350" y="7188200"/>
                                   <a:ext cx="6235700" cy="266700"/>
                                 </a:xfrm>
                                 <a:custGeom>
-                                  <a:rect b="b" l="l" r="r" t="t"/>
+                                  <a:avLst/>
+                                  <a:gdLst/>
+                                  <a:ahLst/>
+                                  <a:cxnLst/>
+                                  <a:rect l="l" t="t" r="r" b="b"/>
                                   <a:pathLst>
-                                    <a:path extrusionOk="0" h="266700" w="6235700">
+                                    <a:path w="6235700" h="266700" extrusionOk="0">
                                       <a:moveTo>
                                         <a:pt x="6235700" y="0"/>
                                       </a:moveTo>
@@ -1385,7 +1493,7 @@
                                         <a:pt x="6235700" y="266699"/>
                                       </a:lnTo>
                                     </a:path>
-                                    <a:path extrusionOk="0" h="266700" w="6235700">
+                                    <a:path w="6235700" h="266700" extrusionOk="0">
                                       <a:moveTo>
                                         <a:pt x="0" y="0"/>
                                       </a:moveTo>
@@ -1396,32 +1504,36 @@
                                   </a:pathLst>
                                 </a:custGeom>
                                 <a:noFill/>
-                                <a:ln cap="flat" cmpd="sng" w="12700">
+                                <a:ln w="12700" cap="flat" cmpd="sng">
                                   <a:solidFill>
                                     <a:srgbClr val="000000"/>
                                   </a:solidFill>
                                   <a:prstDash val="solid"/>
                                   <a:round/>
-                                  <a:headEnd len="sm" w="sm" type="none"/>
-                                  <a:tailEnd len="sm" w="sm" type="none"/>
+                                  <a:headEnd type="none" w="sm" len="sm"/>
+                                  <a:tailEnd type="none" w="sm" len="sm"/>
                                 </a:ln>
                               </wps:spPr>
-                              <wps:bodyPr anchorCtr="0" anchor="ctr" bIns="91425" lIns="91425" spcFirstLastPara="1" rIns="91425" wrap="square" tIns="91425">
+                              <wps:bodyPr spcFirstLastPara="1" wrap="square" lIns="91425" tIns="91425" rIns="91425" bIns="91425" anchor="ctr" anchorCtr="0">
                                 <a:noAutofit/>
                               </wps:bodyPr>
                             </wps:wsp>
                             <wps:wsp>
+                              <wps:cNvPr id="644849375" name="Freeform: Shape 644849375"/>
                               <wps:cNvSpPr/>
-                              <wps:cNvPr id="36" name="Shape 36"/>
                               <wps:spPr>
                                 <a:xfrm>
                                   <a:off x="0" y="7442200"/>
                                   <a:ext cx="6248400" cy="660400"/>
                                 </a:xfrm>
                                 <a:custGeom>
-                                  <a:rect b="b" l="l" r="r" t="t"/>
+                                  <a:avLst/>
+                                  <a:gdLst/>
+                                  <a:ahLst/>
+                                  <a:cxnLst/>
+                                  <a:rect l="l" t="t" r="r" b="b"/>
                                   <a:pathLst>
-                                    <a:path extrusionOk="0" h="660400" w="6248400">
+                                    <a:path w="6248400" h="660400" extrusionOk="0">
                                       <a:moveTo>
                                         <a:pt x="6242050" y="0"/>
                                       </a:moveTo>
@@ -1429,7 +1541,7 @@
                                         <a:pt x="6242050" y="660399"/>
                                       </a:lnTo>
                                     </a:path>
-                                    <a:path extrusionOk="0" h="660400" w="6248400">
+                                    <a:path w="6248400" h="660400" extrusionOk="0">
                                       <a:moveTo>
                                         <a:pt x="0" y="654050"/>
                                       </a:moveTo>
@@ -1437,7 +1549,7 @@
                                         <a:pt x="6248400" y="654050"/>
                                       </a:lnTo>
                                     </a:path>
-                                    <a:path extrusionOk="0" h="660400" w="6248400">
+                                    <a:path w="6248400" h="660400" extrusionOk="0">
                                       <a:moveTo>
                                         <a:pt x="6349" y="0"/>
                                       </a:moveTo>
@@ -1448,32 +1560,36 @@
                                   </a:pathLst>
                                 </a:custGeom>
                                 <a:noFill/>
-                                <a:ln cap="flat" cmpd="sng" w="12700">
+                                <a:ln w="12700" cap="flat" cmpd="sng">
                                   <a:solidFill>
                                     <a:srgbClr val="000000"/>
                                   </a:solidFill>
                                   <a:prstDash val="solid"/>
                                   <a:round/>
-                                  <a:headEnd len="sm" w="sm" type="none"/>
-                                  <a:tailEnd len="sm" w="sm" type="none"/>
+                                  <a:headEnd type="none" w="sm" len="sm"/>
+                                  <a:tailEnd type="none" w="sm" len="sm"/>
                                 </a:ln>
                               </wps:spPr>
-                              <wps:bodyPr anchorCtr="0" anchor="ctr" bIns="91425" lIns="91425" spcFirstLastPara="1" rIns="91425" wrap="square" tIns="91425">
+                              <wps:bodyPr spcFirstLastPara="1" wrap="square" lIns="91425" tIns="91425" rIns="91425" bIns="91425" anchor="ctr" anchorCtr="0">
                                 <a:noAutofit/>
                               </wps:bodyPr>
                             </wps:wsp>
                             <wps:wsp>
+                              <wps:cNvPr id="700951459" name="Freeform: Shape 700951459"/>
                               <wps:cNvSpPr/>
-                              <wps:cNvPr id="37" name="Shape 37"/>
                               <wps:spPr>
                                 <a:xfrm>
                                   <a:off x="1928700" y="590252"/>
                                   <a:ext cx="2238375" cy="1270"/>
                                 </a:xfrm>
                                 <a:custGeom>
-                                  <a:rect b="b" l="l" r="r" t="t"/>
+                                  <a:avLst/>
+                                  <a:gdLst/>
+                                  <a:ahLst/>
+                                  <a:cxnLst/>
+                                  <a:rect l="l" t="t" r="r" b="b"/>
                                   <a:pathLst>
-                                    <a:path extrusionOk="0" h="120000" w="2238375">
+                                    <a:path w="2238375" h="120000" extrusionOk="0">
                                       <a:moveTo>
                                         <a:pt x="0" y="0"/>
                                       </a:moveTo>
@@ -1484,17 +1600,17 @@
                                   </a:pathLst>
                                 </a:custGeom>
                                 <a:noFill/>
-                                <a:ln cap="flat" cmpd="sng" w="19050">
+                                <a:ln w="19050" cap="flat" cmpd="sng">
                                   <a:solidFill>
                                     <a:srgbClr val="000000"/>
                                   </a:solidFill>
                                   <a:prstDash val="solid"/>
                                   <a:round/>
-                                  <a:headEnd len="sm" w="sm" type="none"/>
-                                  <a:tailEnd len="sm" w="sm" type="none"/>
+                                  <a:headEnd type="none" w="sm" len="sm"/>
+                                  <a:tailEnd type="none" w="sm" len="sm"/>
                                 </a:ln>
                               </wps:spPr>
-                              <wps:bodyPr anchorCtr="0" anchor="ctr" bIns="91425" lIns="91425" spcFirstLastPara="1" rIns="91425" wrap="square" tIns="91425">
+                              <wps:bodyPr spcFirstLastPara="1" wrap="square" lIns="91425" tIns="91425" rIns="91425" bIns="91425" anchor="ctr" anchorCtr="0">
                                 <a:noAutofit/>
                               </wps:bodyPr>
                             </wps:wsp>
@@ -1508,46 +1624,170 @@
             </w:drawing>
           </mc:Choice>
           <mc:Fallback>
-            <w:drawing>
-              <wp:anchor allowOverlap="1" behindDoc="1" distB="0" distT="0" distL="0" distR="0" hidden="0" layoutInCell="1" locked="0" relativeHeight="0" simplePos="0">
-                <wp:simplePos x="0" y="0"/>
-                <wp:positionH relativeFrom="page">
-                  <wp:posOffset>838200</wp:posOffset>
-                </wp:positionH>
-                <wp:positionV relativeFrom="page">
-                  <wp:posOffset>952500</wp:posOffset>
-                </wp:positionV>
-                <wp:extent cx="6248400" cy="8102600"/>
-                <wp:effectExtent b="0" l="0" r="0" t="0"/>
-                <wp:wrapNone/>
-                <wp:docPr id="1" name="image3.png"/>
-                <a:graphic>
-                  <a:graphicData uri="http://schemas.openxmlformats.org/drawingml/2006/picture">
-                    <pic:pic>
-                      <pic:nvPicPr>
-                        <pic:cNvPr id="0" name="image3.png"/>
-                        <pic:cNvPicPr preferRelativeResize="0"/>
-                      </pic:nvPicPr>
-                      <pic:blipFill>
-                        <a:blip r:embed="rId6"/>
-                        <a:srcRect/>
-                        <a:stretch>
-                          <a:fillRect/>
-                        </a:stretch>
-                      </pic:blipFill>
-                      <pic:spPr>
-                        <a:xfrm>
-                          <a:off x="0" y="0"/>
-                          <a:ext cx="6248400" cy="8102600"/>
-                        </a:xfrm>
-                        <a:prstGeom prst="rect"/>
-                        <a:ln/>
-                      </pic:spPr>
-                    </pic:pic>
-                  </a:graphicData>
-                </a:graphic>
-              </wp:anchor>
-            </w:drawing>
+            <w:pict>
+              <v:group w14:anchorId="70252590" id="Group 1" o:spid="_x0000_s1026" style="position:absolute;left:0;text-align:left;margin-left:66pt;margin-top:75pt;width:492pt;height:638pt;z-index:-251658240;mso-wrap-distance-left:0;mso-wrap-distance-right:0;mso-position-horizontal-relative:page;mso-position-vertical-relative:page" coordorigin="22218" coordsize="62484,75600" o:gfxdata="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">
+                <v:group id="Group 456182438" o:spid="_x0000_s1027" style="position:absolute;left:22218;width:62484;height:75600" coordorigin="22218" coordsize="62484,75600" o:gfxdata="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">
+                  <v:rect id="Rectangle 173713316" o:spid="_x0000_s1028" style="position:absolute;left:22218;width:62484;height:75600;visibility:visible;mso-wrap-style:square;v-text-anchor:middle" o:gfxdata="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" filled="f" stroked="f">
+                    <v:textbox inset="2.53958mm,2.53958mm,2.53958mm,2.53958mm">
+                      <w:txbxContent>
+                        <w:p>
+                          <w:pPr>
+                            <w:textDirection w:val="btLr"/>
+                          </w:pPr>
+                        </w:p>
+                      </w:txbxContent>
+                    </v:textbox>
+                  </v:rect>
+                  <v:group id="Group 750297667" o:spid="_x0000_s1029" style="position:absolute;left:22218;width:62484;height:75600" coordorigin="22217" coordsize="62484,75600" o:gfxdata="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">
+                    <v:rect id="Rectangle 362454452" o:spid="_x0000_s1030" style="position:absolute;left:22217;width:62485;height:75600;visibility:visible;mso-wrap-style:square;v-text-anchor:middle" o:gfxdata="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" filled="f" stroked="f">
+                      <v:textbox inset="2.53958mm,2.53958mm,2.53958mm,2.53958mm">
+                        <w:txbxContent>
+                          <w:p>
+                            <w:pPr>
+                              <w:textDirection w:val="btLr"/>
+                            </w:pPr>
+                          </w:p>
+                        </w:txbxContent>
+                      </v:textbox>
+                    </v:rect>
+                    <v:group id="Group 788877223" o:spid="_x0000_s1031" style="position:absolute;left:22218;width:62484;height:75600" coordsize="62484,81026" o:gfxdata="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">
+                      <v:rect id="Rectangle 453398233" o:spid="_x0000_s1032" style="position:absolute;width:62484;height:81026;visibility:visible;mso-wrap-style:square;v-text-anchor:middle" o:gfxdata="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" filled="f" stroked="f">
+                        <v:textbox inset="2.53958mm,2.53958mm,2.53958mm,2.53958mm">
+                          <w:txbxContent>
+                            <w:p>
+                              <w:pPr>
+                                <w:textDirection w:val="btLr"/>
+                              </w:pPr>
+                            </w:p>
+                          </w:txbxContent>
+                        </v:textbox>
+                      </v:rect>
+                      <v:shape id="Freeform: Shape 333494932" o:spid="_x0000_s1033" style="position:absolute;width:62484;height:2794;visibility:visible;mso-wrap-style:square;v-text-anchor:middle" coordsize="6248400,279400" o:gfxdata="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" path="m,6349r6248400,em6242050,r,279399em6349,r,279399e" filled="f" strokeweight="1pt">
+                        <v:stroke startarrowwidth="narrow" startarrowlength="short" endarrowwidth="narrow" endarrowlength="short"/>
+                        <v:path arrowok="t" o:extrusionok="f"/>
+                      </v:shape>
+                      <v:shape id="Freeform: Shape 541135501" o:spid="_x0000_s1034" style="position:absolute;left:63;top:2794;width:62357;height:3048;visibility:visible;mso-wrap-style:square;v-text-anchor:middle" coordsize="6235700,304800" o:gfxdata="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" path="m6235700,r,304799em,l,304799e" filled="f" strokeweight="1pt">
+                        <v:stroke startarrowwidth="narrow" startarrowlength="short" endarrowwidth="narrow" endarrowlength="short"/>
+                        <v:path arrowok="t" o:extrusionok="f"/>
+                      </v:shape>
+                      <v:shape id="Freeform: Shape 1884615297" o:spid="_x0000_s1035" style="position:absolute;left:63;top:5715;width:62357;height:2540;visibility:visible;mso-wrap-style:square;v-text-anchor:middle" coordsize="6235700,254000" o:gfxdata="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" path="m6235700,r,253999em,l,253999e" filled="f" strokeweight="1pt">
+                        <v:stroke startarrowwidth="narrow" startarrowlength="short" endarrowwidth="narrow" endarrowlength="short"/>
+                        <v:path arrowok="t" o:extrusionok="f"/>
+                      </v:shape>
+                      <v:shape id="Freeform: Shape 710464014" o:spid="_x0000_s1036" style="position:absolute;left:63;top:8128;width:62357;height:2667;visibility:visible;mso-wrap-style:square;v-text-anchor:middle" coordsize="6235700,266700" o:gfxdata="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" path="m6235700,r,266700em,l,266700e" filled="f" strokeweight="1pt">
+                        <v:stroke startarrowwidth="narrow" startarrowlength="short" endarrowwidth="narrow" endarrowlength="short"/>
+                        <v:path arrowok="t" o:extrusionok="f"/>
+                      </v:shape>
+                      <v:shape id="Freeform: Shape 977213008" o:spid="_x0000_s1037" style="position:absolute;left:63;top:10668;width:62357;height:2540;visibility:visible;mso-wrap-style:square;v-text-anchor:middle" coordsize="6235700,254000" o:gfxdata="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" path="m6235700,r,253999em,l,253999e" filled="f" strokeweight="1pt">
+                        <v:stroke startarrowwidth="narrow" startarrowlength="short" endarrowwidth="narrow" endarrowlength="short"/>
+                        <v:path arrowok="t" o:extrusionok="f"/>
+                      </v:shape>
+                      <v:shape id="Freeform: Shape 235874250" o:spid="_x0000_s1038" style="position:absolute;left:63;top:13081;width:62357;height:2667;visibility:visible;mso-wrap-style:square;v-text-anchor:middle" coordsize="6235700,266700" o:gfxdata="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" path="m6235700,r,266700em,l,266700e" filled="f" strokeweight="1pt">
+                        <v:stroke startarrowwidth="narrow" startarrowlength="short" endarrowwidth="narrow" endarrowlength="short"/>
+                        <v:path arrowok="t" o:extrusionok="f"/>
+                      </v:shape>
+                      <v:shape id="Freeform: Shape 1071302987" o:spid="_x0000_s1039" style="position:absolute;left:63;top:15621;width:62357;height:2540;visibility:visible;mso-wrap-style:square;v-text-anchor:middle" coordsize="6235700,254000" o:gfxdata="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" path="m6235700,r,253999em,l,253999e" filled="f" strokeweight="1pt">
+                        <v:stroke startarrowwidth="narrow" startarrowlength="short" endarrowwidth="narrow" endarrowlength="short"/>
+                        <v:path arrowok="t" o:extrusionok="f"/>
+                      </v:shape>
+                      <v:shape id="Freeform: Shape 396049176" o:spid="_x0000_s1040" style="position:absolute;left:63;top:18034;width:62357;height:2540;visibility:visible;mso-wrap-style:square;v-text-anchor:middle" coordsize="6235700,254000" o:gfxdata="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" path="m6235700,r,254000em,l,254000e" filled="f" strokeweight="1pt">
+                        <v:stroke startarrowwidth="narrow" startarrowlength="short" endarrowwidth="narrow" endarrowlength="short"/>
+                        <v:path arrowok="t" o:extrusionok="f"/>
+                      </v:shape>
+                      <v:shape id="Freeform: Shape 404865937" o:spid="_x0000_s1041" style="position:absolute;left:63;top:20574;width:62357;height:2540;visibility:visible;mso-wrap-style:square;v-text-anchor:middle" coordsize="6235700,254000" o:gfxdata="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" path="m6235700,r,253999em,l,253999e" filled="f" strokeweight="1pt">
+                        <v:stroke startarrowwidth="narrow" startarrowlength="short" endarrowwidth="narrow" endarrowlength="short"/>
+                        <v:path arrowok="t" o:extrusionok="f"/>
+                      </v:shape>
+                      <v:shape id="Freeform: Shape 1297790552" o:spid="_x0000_s1042" style="position:absolute;left:63;top:22987;width:62357;height:2540;visibility:visible;mso-wrap-style:square;v-text-anchor:middle" coordsize="6235700,254000" o:gfxdata="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" path="m6235700,r,253999em,l,253999e" filled="f" strokeweight="1pt">
+                        <v:stroke startarrowwidth="narrow" startarrowlength="short" endarrowwidth="narrow" endarrowlength="short"/>
+                        <v:path arrowok="t" o:extrusionok="f"/>
+                      </v:shape>
+                      <v:shape id="Freeform: Shape 16121426" o:spid="_x0000_s1043" style="position:absolute;left:63;top:25527;width:62357;height:3048;visibility:visible;mso-wrap-style:square;v-text-anchor:middle" coordsize="6235700,304800" o:gfxdata="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" path="m6235700,r,304800em,l,304800e" filled="f" strokeweight="1pt">
+                        <v:stroke startarrowwidth="narrow" startarrowlength="short" endarrowwidth="narrow" endarrowlength="short"/>
+                        <v:path arrowok="t" o:extrusionok="f"/>
+                      </v:shape>
+                      <v:shape id="Freeform: Shape 1151357651" o:spid="_x0000_s1044" style="position:absolute;left:63;top:28448;width:62357;height:3048;visibility:visible;mso-wrap-style:square;v-text-anchor:middle" coordsize="6235700,304800" o:gfxdata="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" path="m6235700,r,304800em,l,304800e" filled="f" strokeweight="1pt">
+                        <v:stroke startarrowwidth="narrow" startarrowlength="short" endarrowwidth="narrow" endarrowlength="short"/>
+                        <v:path arrowok="t" o:extrusionok="f"/>
+                      </v:shape>
+                      <v:shape id="Freeform: Shape 464909879" o:spid="_x0000_s1045" style="position:absolute;left:63;top:31369;width:62357;height:3048;visibility:visible;mso-wrap-style:square;v-text-anchor:middle" coordsize="6235700,304800" o:gfxdata="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" path="m6235700,r,304800em,l,304800e" filled="f" strokeweight="1pt">
+                        <v:stroke startarrowwidth="narrow" startarrowlength="short" endarrowwidth="narrow" endarrowlength="short"/>
+                        <v:path arrowok="t" o:extrusionok="f"/>
+                      </v:shape>
+                      <v:shape id="Freeform: Shape 584211144" o:spid="_x0000_s1046" style="position:absolute;left:63;top:34290;width:62357;height:3048;visibility:visible;mso-wrap-style:square;v-text-anchor:middle" coordsize="6235700,304800" o:gfxdata="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" path="m6235700,r,304800em,l,304800e" filled="f" strokeweight="1pt">
+                        <v:stroke startarrowwidth="narrow" startarrowlength="short" endarrowwidth="narrow" endarrowlength="short"/>
+                        <v:path arrowok="t" o:extrusionok="f"/>
+                      </v:shape>
+                      <v:shape id="Freeform: Shape 331466318" o:spid="_x0000_s1047" style="position:absolute;left:63;top:37211;width:62357;height:3048;visibility:visible;mso-wrap-style:square;v-text-anchor:middle" coordsize="6235700,304800" o:gfxdata="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" path="m6235700,r,304799em,l,304799e" filled="f" strokeweight="1pt">
+                        <v:stroke startarrowwidth="narrow" startarrowlength="short" endarrowwidth="narrow" endarrowlength="short"/>
+                        <v:path arrowok="t" o:extrusionok="f"/>
+                      </v:shape>
+                      <v:shape id="Freeform: Shape 244233212" o:spid="_x0000_s1048" style="position:absolute;left:63;top:40259;width:62357;height:3048;visibility:visible;mso-wrap-style:square;v-text-anchor:middle" coordsize="6235700,304800" o:gfxdata="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" path="m6235700,r,304800em,l,304800e" filled="f" strokeweight="1pt">
+                        <v:stroke startarrowwidth="narrow" startarrowlength="short" endarrowwidth="narrow" endarrowlength="short"/>
+                        <v:path arrowok="t" o:extrusionok="f"/>
+                      </v:shape>
+                      <v:shape id="Freeform: Shape 1985112686" o:spid="_x0000_s1049" style="position:absolute;left:63;top:43180;width:62357;height:2540;visibility:visible;mso-wrap-style:square;v-text-anchor:middle" coordsize="6235700,254000" o:gfxdata="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" path="m6235700,r,254000em,l,254000e" filled="f" strokeweight="1pt">
+                        <v:stroke startarrowwidth="narrow" startarrowlength="short" endarrowwidth="narrow" endarrowlength="short"/>
+                        <v:path arrowok="t" o:extrusionok="f"/>
+                      </v:shape>
+                      <v:shape id="Freeform: Shape 491486460" o:spid="_x0000_s1050" style="position:absolute;left:63;top:45593;width:62357;height:2794;visibility:visible;mso-wrap-style:square;v-text-anchor:middle" coordsize="6235700,279400" o:gfxdata="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" path="m6235700,r,279400em,l,279400e" filled="f" strokeweight="1pt">
+                        <v:stroke startarrowwidth="narrow" startarrowlength="short" endarrowwidth="narrow" endarrowlength="short"/>
+                        <v:path arrowok="t" o:extrusionok="f"/>
+                      </v:shape>
+                      <v:shape id="Freeform: Shape 1230473501" o:spid="_x0000_s1051" style="position:absolute;left:63;top:48260;width:62357;height:2794;visibility:visible;mso-wrap-style:square;v-text-anchor:middle" coordsize="6235700,279400" o:gfxdata="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" path="m6235700,r,279400em,l,279400e" filled="f" strokeweight="1pt">
+                        <v:stroke startarrowwidth="narrow" startarrowlength="short" endarrowwidth="narrow" endarrowlength="short"/>
+                        <v:path arrowok="t" o:extrusionok="f"/>
+                      </v:shape>
+                      <v:shape id="Freeform: Shape 1912149048" o:spid="_x0000_s1052" style="position:absolute;left:63;top:50927;width:62357;height:2667;visibility:visible;mso-wrap-style:square;v-text-anchor:middle" coordsize="6235700,266700" o:gfxdata="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" path="m6235700,r,266699em,l,266699e" filled="f" strokeweight="1pt">
+                        <v:stroke startarrowwidth="narrow" startarrowlength="short" endarrowwidth="narrow" endarrowlength="short"/>
+                        <v:path arrowok="t" o:extrusionok="f"/>
+                      </v:shape>
+                      <v:shape id="Freeform: Shape 1889396057" o:spid="_x0000_s1053" style="position:absolute;left:63;top:53594;width:62357;height:2667;visibility:visible;mso-wrap-style:square;v-text-anchor:middle" coordsize="6235700,266700" o:gfxdata="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" path="m6235700,r,266699em,l,266699e" filled="f" strokeweight="1pt">
+                        <v:stroke startarrowwidth="narrow" startarrowlength="short" endarrowwidth="narrow" endarrowlength="short"/>
+                        <v:path arrowok="t" o:extrusionok="f"/>
+                      </v:shape>
+                      <v:shape id="Freeform: Shape 416428457" o:spid="_x0000_s1054" style="position:absolute;left:63;top:56134;width:62357;height:2794;visibility:visible;mso-wrap-style:square;v-text-anchor:middle" coordsize="6235700,279400" o:gfxdata="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" path="m6235700,r,279399em,l,279399e" filled="f" strokeweight="1pt">
+                        <v:stroke startarrowwidth="narrow" startarrowlength="short" endarrowwidth="narrow" endarrowlength="short"/>
+                        <v:path arrowok="t" o:extrusionok="f"/>
+                      </v:shape>
+                      <v:shape id="Freeform: Shape 1455820510" o:spid="_x0000_s1055" style="position:absolute;left:63;top:58801;width:62357;height:2667;visibility:visible;mso-wrap-style:square;v-text-anchor:middle" coordsize="6235700,266700" o:gfxdata="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" path="m6235700,r,266700em,l,266700e" filled="f" strokeweight="1pt">
+                        <v:stroke startarrowwidth="narrow" startarrowlength="short" endarrowwidth="narrow" endarrowlength="short"/>
+                        <v:path arrowok="t" o:extrusionok="f"/>
+                      </v:shape>
+                      <v:shape id="Freeform: Shape 832534284" o:spid="_x0000_s1056" style="position:absolute;left:63;top:61468;width:62357;height:2667;visibility:visible;mso-wrap-style:square;v-text-anchor:middle" coordsize="6235700,266700" o:gfxdata="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" path="m6235700,r,266700em,l,266700e" filled="f" strokeweight="1pt">
+                        <v:stroke startarrowwidth="narrow" startarrowlength="short" endarrowwidth="narrow" endarrowlength="short"/>
+                        <v:path arrowok="t" o:extrusionok="f"/>
+                      </v:shape>
+                      <v:shape id="Freeform: Shape 671204749" o:spid="_x0000_s1057" style="position:absolute;left:63;top:64008;width:62357;height:2794;visibility:visible;mso-wrap-style:square;v-text-anchor:middle" coordsize="6235700,279400" o:gfxdata="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" path="m6235700,r,279400em,l,279400e" filled="f" strokeweight="1pt">
+                        <v:stroke startarrowwidth="narrow" startarrowlength="short" endarrowwidth="narrow" endarrowlength="short"/>
+                        <v:path arrowok="t" o:extrusionok="f"/>
+                      </v:shape>
+                      <v:shape id="Freeform: Shape 1912870217" o:spid="_x0000_s1058" style="position:absolute;left:63;top:66675;width:62357;height:2794;visibility:visible;mso-wrap-style:square;v-text-anchor:middle" coordsize="6235700,279400" o:gfxdata="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" path="m6235700,r,279400em,l,279400e" filled="f" strokeweight="1pt">
+                        <v:stroke startarrowwidth="narrow" startarrowlength="short" endarrowwidth="narrow" endarrowlength="short"/>
+                        <v:path arrowok="t" o:extrusionok="f"/>
+                      </v:shape>
+                      <v:shape id="Freeform: Shape 740860806" o:spid="_x0000_s1059" style="position:absolute;left:63;top:69342;width:62357;height:2667;visibility:visible;mso-wrap-style:square;v-text-anchor:middle" coordsize="6235700,266700" o:gfxdata="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" path="m6235700,r,266700em,l,266700e" filled="f" strokeweight="1pt">
+                        <v:stroke startarrowwidth="narrow" startarrowlength="short" endarrowwidth="narrow" endarrowlength="short"/>
+                        <v:path arrowok="t" o:extrusionok="f"/>
+                      </v:shape>
+                      <v:shape id="Freeform: Shape 1299239874" o:spid="_x0000_s1060" style="position:absolute;left:63;top:71882;width:62357;height:2667;visibility:visible;mso-wrap-style:square;v-text-anchor:middle" coordsize="6235700,266700" o:gfxdata="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" path="m6235700,r,266699em,l,266699e" filled="f" strokeweight="1pt">
+                        <v:stroke startarrowwidth="narrow" startarrowlength="short" endarrowwidth="narrow" endarrowlength="short"/>
+                        <v:path arrowok="t" o:extrusionok="f"/>
+                      </v:shape>
+                      <v:shape id="Freeform: Shape 644849375" o:spid="_x0000_s1061" style="position:absolute;top:74422;width:62484;height:6604;visibility:visible;mso-wrap-style:square;v-text-anchor:middle" coordsize="6248400,660400" o:gfxdata="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" path="m6242050,r,660399em,654050r6248400,em6349,r,660399e" filled="f" strokeweight="1pt">
+                        <v:stroke startarrowwidth="narrow" startarrowlength="short" endarrowwidth="narrow" endarrowlength="short"/>
+                        <v:path arrowok="t" o:extrusionok="f"/>
+                      </v:shape>
+                      <v:shape id="Freeform: Shape 700951459" o:spid="_x0000_s1062" style="position:absolute;left:19287;top:5902;width:22383;height:13;visibility:visible;mso-wrap-style:square;v-text-anchor:middle" coordsize="2238375,120000" o:gfxdata="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" path="m,l2238375,e" filled="f" strokeweight="1.5pt">
+                        <v:stroke startarrowwidth="narrow" startarrowlength="short" endarrowwidth="narrow" endarrowlength="short"/>
+                        <v:path arrowok="t" o:extrusionok="f"/>
+                      </v:shape>
+                    </v:group>
+                  </v:group>
+                </v:group>
+                <w10:wrap anchorx="page" anchory="page"/>
+              </v:group>
+            </w:pict>
           </mc:Fallback>
         </mc:AlternateContent>
       </w:r>
@@ -1555,70 +1795,63 @@
         <w:rPr>
           <w:sz w:val="32"/>
           <w:szCs w:val="32"/>
-          <w:rtl w:val="0"/>
-        </w:rPr>
-        <w:t xml:space="preserve">PHENIKAA UNIVERSITY</w:t>
-      </w:r>
-    </w:p>
-    <w:p>
-      <w:pPr>
-        <w:spacing w:before="96" w:lineRule="auto"/>
-        <w:ind w:left="282" w:right="20" w:firstLine="0"/>
+        </w:rPr>
+        <w:t>PHENIKAA UNIVERSITY</w:t>
+      </w:r>
+    </w:p>
+    <w:p>
+      <w:pPr>
+        <w:spacing w:before="96"/>
+        <w:ind w:left="282" w:right="20"/>
         <w:jc w:val="center"/>
         <w:rPr>
-          <w:b w:val="1"/>
-          <w:bCs w:val="1"/>
+          <w:b/>
+          <w:bCs/>
           <w:sz w:val="32"/>
           <w:szCs w:val="32"/>
         </w:rPr>
       </w:pPr>
       <w:r>
         <w:rPr>
-          <w:b w:val="1"/>
-          <w:bCs w:val="1"/>
+          <w:b/>
+          <w:bCs/>
           <w:sz w:val="32"/>
           <w:szCs w:val="32"/>
-          <w:rtl w:val="0"/>
-        </w:rPr>
-        <w:t xml:space="preserve">PHENIKAA SCHOOL OF COMPUTING</w:t>
+        </w:rPr>
+        <w:t>PHENIKAA SCHOOL OF COMPUTING</w:t>
       </w:r>
     </w:p>
     <w:p>
       <w:pPr>
         <w:pBdr>
-          <w:top w:space="0" w:sz="0" w:val="nil"/>
-          <w:left w:space="0" w:sz="0" w:val="nil"/>
-          <w:bottom w:space="0" w:sz="0" w:val="nil"/>
-          <w:right w:space="0" w:sz="0" w:val="nil"/>
-          <w:between w:space="0" w:sz="0" w:val="nil"/>
+          <w:top w:val="nil"/>
+          <w:left w:val="nil"/>
+          <w:bottom w:val="nil"/>
+          <w:right w:val="nil"/>
+          <w:between w:val="nil"/>
         </w:pBdr>
         <w:rPr>
-          <w:b w:val="1"/>
-          <w:bCs w:val="1"/>
+          <w:b/>
+          <w:bCs/>
           <w:color w:val="000000"/>
           <w:sz w:val="20"/>
           <w:szCs w:val="20"/>
         </w:rPr>
       </w:pPr>
-      <w:r>
-        <w:rPr>
-          <w:rtl w:val="0"/>
-        </w:rPr>
-      </w:r>
     </w:p>
     <w:p>
       <w:pPr>
         <w:pBdr>
-          <w:top w:space="0" w:sz="0" w:val="nil"/>
-          <w:left w:space="0" w:sz="0" w:val="nil"/>
-          <w:bottom w:space="0" w:sz="0" w:val="nil"/>
-          <w:right w:space="0" w:sz="0" w:val="nil"/>
-          <w:between w:space="0" w:sz="0" w:val="nil"/>
+          <w:top w:val="nil"/>
+          <w:left w:val="nil"/>
+          <w:bottom w:val="nil"/>
+          <w:right w:val="nil"/>
+          <w:between w:val="nil"/>
         </w:pBdr>
-        <w:spacing w:before="152" w:lineRule="auto"/>
-        <w:rPr>
-          <w:b w:val="1"/>
-          <w:bCs w:val="1"/>
+        <w:spacing w:before="152"/>
+        <w:rPr>
+          <w:b/>
+          <w:bCs/>
           <w:color w:val="000000"/>
           <w:sz w:val="20"/>
           <w:szCs w:val="20"/>
@@ -1626,12 +1859,10 @@
       </w:pPr>
       <w:r>
         <w:rPr>
-          <w:rtl w:val="0"/>
-        </w:rPr>
-      </w:r>
-      <w:r>
+          <w:noProof/>
+        </w:rPr>
         <w:drawing>
-          <wp:anchor allowOverlap="1" behindDoc="0" distB="0" distT="0" distL="0" distR="0" hidden="0" layoutInCell="1" locked="0" relativeHeight="0" simplePos="0">
+          <wp:anchor distT="0" distB="0" distL="0" distR="0" simplePos="0" relativeHeight="251659264" behindDoc="0" locked="0" layoutInCell="1" hidden="0" allowOverlap="1" wp14:anchorId="2D73E715" wp14:editId="5274CA53">
             <wp:simplePos x="0" y="0"/>
             <wp:positionH relativeFrom="column">
               <wp:posOffset>1938225</wp:posOffset>
@@ -1640,19 +1871,20 @@
               <wp:posOffset>258118</wp:posOffset>
             </wp:positionV>
             <wp:extent cx="2501410" cy="2539746"/>
-            <wp:effectExtent b="0" l="0" r="0" t="0"/>
-            <wp:wrapTopAndBottom distB="0" distT="0"/>
-            <wp:docPr descr="A logo for a university  AI-generated content may be incorrect." id="3" name="image1.jpg"/>
-            <a:graphic>
+            <wp:effectExtent l="0" t="0" r="0" b="0"/>
+            <wp:wrapTopAndBottom distT="0" distB="0"/>
+            <wp:docPr id="3" name="image1.jpg" descr="A logo for a university  AI-generated content may be incorrect."/>
+            <wp:cNvGraphicFramePr/>
+            <a:graphic xmlns:a="http://schemas.openxmlformats.org/drawingml/2006/main">
               <a:graphicData uri="http://schemas.openxmlformats.org/drawingml/2006/picture">
-                <pic:pic>
+                <pic:pic xmlns:pic="http://schemas.openxmlformats.org/drawingml/2006/picture">
                   <pic:nvPicPr>
-                    <pic:cNvPr descr="A logo for a university  AI-generated content may be incorrect." id="0" name="image1.jpg"/>
+                    <pic:cNvPr id="0" name="image1.jpg" descr="A logo for a university  AI-generated content may be incorrect."/>
                     <pic:cNvPicPr preferRelativeResize="0"/>
                   </pic:nvPicPr>
                   <pic:blipFill>
-                    <a:blip r:embed="rId7"/>
-                    <a:srcRect b="0" l="0" r="0" t="0"/>
+                    <a:blip r:embed="rId5"/>
+                    <a:srcRect/>
                     <a:stretch>
                       <a:fillRect/>
                     </a:stretch>
@@ -1662,7 +1894,9 @@
                       <a:off x="0" y="0"/>
                       <a:ext cx="2501410" cy="2539746"/>
                     </a:xfrm>
-                    <a:prstGeom prst="rect"/>
+                    <a:prstGeom prst="rect">
+                      <a:avLst/>
+                    </a:prstGeom>
                     <a:ln/>
                   </pic:spPr>
                 </pic:pic>
@@ -1675,148 +1909,126 @@
     <w:p>
       <w:pPr>
         <w:pBdr>
-          <w:top w:space="0" w:sz="0" w:val="nil"/>
-          <w:left w:space="0" w:sz="0" w:val="nil"/>
-          <w:bottom w:space="0" w:sz="0" w:val="nil"/>
-          <w:right w:space="0" w:sz="0" w:val="nil"/>
-          <w:between w:space="0" w:sz="0" w:val="nil"/>
+          <w:top w:val="nil"/>
+          <w:left w:val="nil"/>
+          <w:bottom w:val="nil"/>
+          <w:right w:val="nil"/>
+          <w:between w:val="nil"/>
         </w:pBdr>
         <w:rPr>
-          <w:b w:val="1"/>
-          <w:bCs w:val="1"/>
+          <w:b/>
+          <w:bCs/>
           <w:color w:val="000000"/>
           <w:sz w:val="32"/>
           <w:szCs w:val="32"/>
         </w:rPr>
       </w:pPr>
-      <w:r>
-        <w:rPr>
-          <w:rtl w:val="0"/>
-        </w:rPr>
-      </w:r>
     </w:p>
     <w:p>
       <w:pPr>
         <w:pBdr>
-          <w:top w:space="0" w:sz="0" w:val="nil"/>
-          <w:left w:space="0" w:sz="0" w:val="nil"/>
-          <w:bottom w:space="0" w:sz="0" w:val="nil"/>
-          <w:right w:space="0" w:sz="0" w:val="nil"/>
-          <w:between w:space="0" w:sz="0" w:val="nil"/>
+          <w:top w:val="nil"/>
+          <w:left w:val="nil"/>
+          <w:bottom w:val="nil"/>
+          <w:right w:val="nil"/>
+          <w:between w:val="nil"/>
         </w:pBdr>
-        <w:spacing w:before="160" w:lineRule="auto"/>
-        <w:rPr>
-          <w:b w:val="1"/>
-          <w:bCs w:val="1"/>
+        <w:spacing w:before="160"/>
+        <w:rPr>
+          <w:b/>
+          <w:bCs/>
           <w:color w:val="000000"/>
           <w:sz w:val="32"/>
           <w:szCs w:val="32"/>
         </w:rPr>
       </w:pPr>
-      <w:r>
-        <w:rPr>
-          <w:rtl w:val="0"/>
-        </w:rPr>
-      </w:r>
     </w:p>
     <w:p>
       <w:pPr>
         <w:ind w:left="282" w:right="20" w:firstLine="307"/>
         <w:jc w:val="center"/>
         <w:rPr>
-          <w:b w:val="1"/>
-          <w:bCs w:val="1"/>
+          <w:b/>
+          <w:bCs/>
           <w:sz w:val="32"/>
           <w:szCs w:val="32"/>
         </w:rPr>
       </w:pPr>
       <w:r>
         <w:rPr>
-          <w:b w:val="1"/>
-          <w:bCs w:val="1"/>
+          <w:b/>
+          <w:bCs/>
           <w:sz w:val="32"/>
           <w:szCs w:val="32"/>
-          <w:rtl w:val="0"/>
-        </w:rPr>
-        <w:t xml:space="preserve">COURSE: SOFTWARE ARCHITECTURE</w:t>
-      </w:r>
-    </w:p>
-    <w:p>
-      <w:pPr>
-        <w:spacing w:before="97" w:lineRule="auto"/>
-        <w:ind w:left="589" w:firstLine="0"/>
+        </w:rPr>
+        <w:t>COURSE: SOFTWARE ARCHITECTURE</w:t>
+      </w:r>
+    </w:p>
+    <w:p>
+      <w:pPr>
+        <w:spacing w:before="97"/>
+        <w:ind w:left="589"/>
         <w:jc w:val="center"/>
         <w:rPr>
-          <w:b w:val="1"/>
-          <w:bCs w:val="1"/>
+          <w:b/>
+          <w:bCs/>
           <w:sz w:val="30"/>
           <w:szCs w:val="30"/>
         </w:rPr>
       </w:pPr>
       <w:r>
         <w:rPr>
-          <w:b w:val="1"/>
-          <w:bCs w:val="1"/>
+          <w:b/>
+          <w:bCs/>
           <w:sz w:val="30"/>
           <w:szCs w:val="30"/>
-          <w:rtl w:val="0"/>
-        </w:rPr>
-        <w:t xml:space="preserve">Lab 2: Layered Architecture Design for Hotel Management System</w:t>
+        </w:rPr>
+        <w:t>Lab 2: Layered Architecture Design for Hotel Management System</w:t>
       </w:r>
     </w:p>
     <w:p>
       <w:pPr>
         <w:pBdr>
-          <w:top w:space="0" w:sz="0" w:val="nil"/>
-          <w:left w:space="0" w:sz="0" w:val="nil"/>
-          <w:bottom w:space="0" w:sz="0" w:val="nil"/>
-          <w:right w:space="0" w:sz="0" w:val="nil"/>
-          <w:between w:space="0" w:sz="0" w:val="nil"/>
+          <w:top w:val="nil"/>
+          <w:left w:val="nil"/>
+          <w:bottom w:val="nil"/>
+          <w:right w:val="nil"/>
+          <w:between w:val="nil"/>
         </w:pBdr>
         <w:rPr>
-          <w:b w:val="1"/>
-          <w:bCs w:val="1"/>
+          <w:b/>
+          <w:bCs/>
           <w:color w:val="000000"/>
           <w:sz w:val="28"/>
           <w:szCs w:val="28"/>
         </w:rPr>
       </w:pPr>
-      <w:r>
-        <w:rPr>
-          <w:rtl w:val="0"/>
-        </w:rPr>
-      </w:r>
     </w:p>
     <w:p>
       <w:pPr>
         <w:pBdr>
-          <w:top w:space="0" w:sz="0" w:val="nil"/>
-          <w:left w:space="0" w:sz="0" w:val="nil"/>
-          <w:bottom w:space="0" w:sz="0" w:val="nil"/>
-          <w:right w:space="0" w:sz="0" w:val="nil"/>
-          <w:between w:space="0" w:sz="0" w:val="nil"/>
+          <w:top w:val="nil"/>
+          <w:left w:val="nil"/>
+          <w:bottom w:val="nil"/>
+          <w:right w:val="nil"/>
+          <w:between w:val="nil"/>
         </w:pBdr>
-        <w:spacing w:before="276" w:lineRule="auto"/>
-        <w:rPr>
-          <w:b w:val="1"/>
-          <w:bCs w:val="1"/>
+        <w:spacing w:before="276"/>
+        <w:rPr>
+          <w:b/>
+          <w:bCs/>
           <w:color w:val="000000"/>
           <w:sz w:val="28"/>
           <w:szCs w:val="28"/>
         </w:rPr>
       </w:pPr>
-      <w:r>
-        <w:rPr>
-          <w:rtl w:val="0"/>
-        </w:rPr>
-      </w:r>
     </w:p>
     <w:p>
       <w:pPr>
         <w:tabs>
-          <w:tab w:val="left" w:leader="none" w:pos="3457"/>
+          <w:tab w:val="left" w:pos="3457"/>
         </w:tabs>
-        <w:ind w:left="622" w:firstLine="0"/>
+        <w:ind w:left="622"/>
         <w:rPr>
           <w:sz w:val="28"/>
           <w:szCs w:val="28"/>
@@ -1826,17 +2038,22 @@
         <w:rPr>
           <w:sz w:val="28"/>
           <w:szCs w:val="28"/>
-          <w:rtl w:val="0"/>
-        </w:rPr>
-        <w:t xml:space="preserve">INSTRUCTOR:</w:t>
+        </w:rPr>
+        <w:t>INSTRUCTOR:</w:t>
+      </w:r>
+      <w:r>
+        <w:rPr>
+          <w:sz w:val="28"/>
+          <w:szCs w:val="28"/>
+        </w:rPr>
         <w:tab/>
-        <w:t xml:space="preserve">Vũ Quang Dũng</w:t>
+        <w:t>Vũ Quang Dũng</w:t>
       </w:r>
     </w:p>
     <w:p>
       <w:pPr>
         <w:tabs>
-          <w:tab w:val="left" w:leader="none" w:pos="3457"/>
+          <w:tab w:val="left" w:pos="3457"/>
         </w:tabs>
         <w:spacing w:before="93" w:line="309" w:lineRule="auto"/>
         <w:ind w:left="3457" w:right="1731" w:hanging="2835"/>
@@ -1849,29 +2066,39 @@
         <w:rPr>
           <w:sz w:val="28"/>
           <w:szCs w:val="28"/>
-          <w:rtl w:val="0"/>
-        </w:rPr>
-        <w:t xml:space="preserve">GROUP 7:</w:t>
+        </w:rPr>
+        <w:t>GROUP 7:</w:t>
+      </w:r>
+      <w:r>
+        <w:rPr>
+          <w:sz w:val="28"/>
+          <w:szCs w:val="28"/>
+        </w:rPr>
         <w:tab/>
         <w:t xml:space="preserve">Nguyễn Hưng Thành (23010688 – K17 KTPM) </w:t>
-        <w:br w:type="textWrapping"/>
-        <w:t xml:space="preserve">Trần Ngọc An (23010283 – K17-KTPM) Lê Mạnh Đức (23010208 – K17-KTPM)</w:t>
-      </w:r>
-    </w:p>
-    <w:p>
-      <w:pPr>
-        <w:spacing w:line="309" w:lineRule="auto"/>
-        <w:ind w:left="3457" w:right="638" w:firstLine="0"/>
+      </w:r>
+      <w:r>
         <w:rPr>
           <w:sz w:val="28"/>
           <w:szCs w:val="28"/>
         </w:rPr>
-      </w:pPr>
-      <w:r>
+        <w:br/>
+        <w:t>Trần Ngọc An (23010283 – K17-KTPM) Lê Mạnh Đức (23010208 – K17-KTPM)</w:t>
+      </w:r>
+    </w:p>
+    <w:p>
+      <w:pPr>
+        <w:spacing w:line="309" w:lineRule="auto"/>
+        <w:ind w:left="3457" w:right="638"/>
         <w:rPr>
           <w:sz w:val="28"/>
           <w:szCs w:val="28"/>
-          <w:rtl w:val="0"/>
+        </w:rPr>
+      </w:pPr>
+      <w:r>
+        <w:rPr>
+          <w:sz w:val="28"/>
+          <w:szCs w:val="28"/>
         </w:rPr>
         <w:t xml:space="preserve">Phạm Thế Thủy Hoàng (23010960 – K17-KTPM) </w:t>
       </w:r>
@@ -1879,10 +2106,10 @@
     <w:p>
       <w:pPr>
         <w:tabs>
-          <w:tab w:val="left" w:leader="none" w:pos="3457"/>
+          <w:tab w:val="left" w:pos="3457"/>
         </w:tabs>
         <w:spacing w:line="320" w:lineRule="auto"/>
-        <w:ind w:left="622" w:firstLine="0"/>
+        <w:ind w:left="622"/>
         <w:rPr>
           <w:sz w:val="28"/>
           <w:szCs w:val="28"/>
@@ -1892,69 +2119,66 @@
         <w:rPr>
           <w:sz w:val="28"/>
           <w:szCs w:val="28"/>
-          <w:rtl w:val="0"/>
-        </w:rPr>
-        <w:t xml:space="preserve">CREDIT CLASS:</w:t>
+        </w:rPr>
+        <w:t>CREDIT CLASS:</w:t>
+      </w:r>
+      <w:r>
+        <w:rPr>
+          <w:sz w:val="28"/>
+          <w:szCs w:val="28"/>
+        </w:rPr>
         <w:tab/>
-        <w:t xml:space="preserve">CSE703110-1-2-25(N01)</w:t>
+        <w:t>CSE703110-1-2-25(N01)</w:t>
       </w:r>
     </w:p>
     <w:p>
       <w:pPr>
         <w:pBdr>
-          <w:top w:space="0" w:sz="0" w:val="nil"/>
-          <w:left w:space="0" w:sz="0" w:val="nil"/>
-          <w:bottom w:space="0" w:sz="0" w:val="nil"/>
-          <w:right w:space="0" w:sz="0" w:val="nil"/>
-          <w:between w:space="0" w:sz="0" w:val="nil"/>
+          <w:top w:val="nil"/>
+          <w:left w:val="nil"/>
+          <w:bottom w:val="nil"/>
+          <w:right w:val="nil"/>
+          <w:between w:val="nil"/>
         </w:pBdr>
-        <w:spacing w:before="155" w:lineRule="auto"/>
+        <w:spacing w:before="155"/>
         <w:rPr>
           <w:color w:val="000000"/>
           <w:sz w:val="28"/>
           <w:szCs w:val="28"/>
         </w:rPr>
       </w:pPr>
-      <w:r>
-        <w:rPr>
-          <w:rtl w:val="0"/>
-        </w:rPr>
-      </w:r>
     </w:p>
     <w:p>
       <w:pPr>
         <w:jc w:val="center"/>
-        <w:rPr/>
         <w:sectPr>
-          <w:pgSz w:h="15840" w:w="12240" w:orient="portrait"/>
-          <w:pgMar w:bottom="280" w:top="1460" w:left="1080" w:right="1080" w:header="720" w:footer="720"/>
+          <w:pgSz w:w="12240" w:h="15840"/>
+          <w:pgMar w:top="1460" w:right="1080" w:bottom="280" w:left="1080" w:header="720" w:footer="720" w:gutter="0"/>
           <w:pgNumType w:start="1"/>
+          <w:cols w:space="720"/>
         </w:sectPr>
       </w:pPr>
       <w:r>
-        <w:rPr>
-          <w:rtl w:val="0"/>
-        </w:rPr>
-        <w:t xml:space="preserve">Ha Noi, December 10, 2025</w:t>
-      </w:r>
-    </w:p>
-    <w:p>
-      <w:pPr>
-        <w:keepNext w:val="1"/>
-        <w:keepLines w:val="1"/>
-        <w:widowControl w:val="1"/>
+        <w:t>Ha Noi, December 10, 2025</w:t>
+      </w:r>
+    </w:p>
+    <w:p>
+      <w:pPr>
+        <w:keepNext/>
+        <w:keepLines/>
+        <w:widowControl/>
         <w:pBdr>
-          <w:top w:space="0" w:sz="0" w:val="nil"/>
-          <w:left w:space="0" w:sz="0" w:val="nil"/>
-          <w:bottom w:space="0" w:sz="0" w:val="nil"/>
-          <w:right w:space="0" w:sz="0" w:val="nil"/>
-          <w:between w:space="0" w:sz="0" w:val="nil"/>
+          <w:top w:val="nil"/>
+          <w:left w:val="nil"/>
+          <w:bottom w:val="nil"/>
+          <w:right w:val="nil"/>
+          <w:between w:val="nil"/>
         </w:pBdr>
         <w:spacing w:before="240" w:line="259" w:lineRule="auto"/>
         <w:jc w:val="center"/>
         <w:rPr>
-          <w:b w:val="1"/>
-          <w:bCs w:val="1"/>
+          <w:b/>
+          <w:bCs/>
           <w:color w:val="000000"/>
           <w:sz w:val="36"/>
           <w:szCs w:val="36"/>
@@ -1962,14 +2186,14 @@
       </w:pPr>
       <w:r>
         <w:rPr>
-          <w:b w:val="1"/>
-          <w:bCs w:val="1"/>
+          <w:b/>
+          <w:bCs/>
           <w:color w:val="000000"/>
           <w:sz w:val="36"/>
           <w:szCs w:val="36"/>
-          <w:rtl w:val="0"/>
-        </w:rPr>
-        <w:t xml:space="preserve">Contents</w:t>
+        </w:rPr>
+        <w:lastRenderedPageBreak/>
+        <w:t>Contents</w:t>
       </w:r>
     </w:p>
     <w:sdt>
@@ -1977,7 +2201,7 @@
         <w:id w:val="2109002968"/>
         <w:docPartObj>
           <w:docPartGallery w:val="Table of Contents"/>
-          <w:docPartUnique w:val="1"/>
+          <w:docPartUnique/>
         </w:docPartObj>
       </w:sdtPr>
       <w:sdtContent>
@@ -1986,468 +2210,302 @@
             <w:tabs>
               <w:tab w:val="right" w:leader="dot" w:pos="12000"/>
             </w:tabs>
-            <w:spacing w:before="60" w:lineRule="auto"/>
+            <w:spacing w:before="60"/>
             <w:rPr>
-              <w:rFonts w:ascii="Arial" w:cs="Arial" w:eastAsia="Arial" w:hAnsi="Arial"/>
-              <w:b w:val="1"/>
-              <w:bCs w:val="1"/>
-              <w:i w:val="0"/>
-              <w:iCs w:val="0"/>
-              <w:smallCaps w:val="0"/>
-              <w:strike w:val="0"/>
+              <w:rFonts w:ascii="Arial" w:eastAsia="Arial" w:hAnsi="Arial" w:cs="Arial"/>
+              <w:b/>
+              <w:bCs/>
               <w:color w:val="000000"/>
-              <w:sz w:val="22"/>
-              <w:szCs w:val="22"/>
-              <w:u w:val="none"/>
-              <w:shd w:fill="auto" w:val="clear"/>
-              <w:vertAlign w:val="baseline"/>
             </w:rPr>
           </w:pPr>
           <w:r>
             <w:fldChar w:fldCharType="begin"/>
+          </w:r>
+          <w:r>
             <w:instrText xml:space="preserve"> TOC \h \u \z \t "Heading 1,1,Heading 2,2,Heading 3,3,"</w:instrText>
+          </w:r>
+          <w:r>
             <w:fldChar w:fldCharType="separate"/>
           </w:r>
           <w:hyperlink w:anchor="_xtb5n0clmiru">
             <w:r>
               <w:rPr>
-                <w:rFonts w:ascii="Times New Roman" w:cs="Times New Roman" w:eastAsia="Times New Roman" w:hAnsi="Times New Roman"/>
-                <w:b w:val="0"/>
-                <w:bCs w:val="0"/>
-                <w:i w:val="0"/>
-                <w:iCs w:val="0"/>
-                <w:smallCaps w:val="0"/>
-                <w:strike w:val="0"/>
                 <w:color w:val="000000"/>
                 <w:sz w:val="26"/>
                 <w:szCs w:val="26"/>
-                <w:u w:val="none"/>
-                <w:shd w:fill="auto" w:val="clear"/>
-                <w:vertAlign w:val="baseline"/>
-                <w:rtl w:val="0"/>
-              </w:rPr>
-              <w:t xml:space="preserve">1. Abstract/Summary</w:t>
+              </w:rPr>
+              <w:t>1. Abstract/Summary</w:t>
+            </w:r>
+            <w:r>
+              <w:rPr>
+                <w:color w:val="000000"/>
+                <w:sz w:val="26"/>
+                <w:szCs w:val="26"/>
+              </w:rPr>
               <w:tab/>
-              <w:t xml:space="preserve">3</w:t>
+              <w:t>3</w:t>
             </w:r>
           </w:hyperlink>
-          <w:r>
-            <w:rPr>
-              <w:rtl w:val="0"/>
-            </w:rPr>
-          </w:r>
         </w:p>
         <w:p>
           <w:pPr>
             <w:tabs>
               <w:tab w:val="right" w:leader="dot" w:pos="12000"/>
             </w:tabs>
-            <w:spacing w:before="60" w:lineRule="auto"/>
+            <w:spacing w:before="60"/>
             <w:rPr>
-              <w:rFonts w:ascii="Arial" w:cs="Arial" w:eastAsia="Arial" w:hAnsi="Arial"/>
-              <w:b w:val="1"/>
-              <w:bCs w:val="1"/>
-              <w:i w:val="0"/>
-              <w:iCs w:val="0"/>
-              <w:smallCaps w:val="0"/>
-              <w:strike w:val="0"/>
+              <w:rFonts w:ascii="Arial" w:eastAsia="Arial" w:hAnsi="Arial" w:cs="Arial"/>
+              <w:b/>
+              <w:bCs/>
               <w:color w:val="000000"/>
-              <w:sz w:val="22"/>
-              <w:szCs w:val="22"/>
-              <w:u w:val="none"/>
-              <w:shd w:fill="auto" w:val="clear"/>
-              <w:vertAlign w:val="baseline"/>
             </w:rPr>
           </w:pPr>
-          <w:hyperlink w:anchor="">
+          <w:hyperlink>
             <w:r>
               <w:rPr>
-                <w:rFonts w:ascii="Times New Roman" w:cs="Times New Roman" w:eastAsia="Times New Roman" w:hAnsi="Times New Roman"/>
-                <w:b w:val="0"/>
-                <w:bCs w:val="0"/>
-                <w:i w:val="0"/>
-                <w:iCs w:val="0"/>
-                <w:smallCaps w:val="0"/>
-                <w:strike w:val="0"/>
                 <w:color w:val="000000"/>
                 <w:sz w:val="26"/>
                 <w:szCs w:val="26"/>
-                <w:u w:val="none"/>
-                <w:shd w:fill="auto" w:val="clear"/>
-                <w:vertAlign w:val="baseline"/>
-                <w:rtl w:val="0"/>
-              </w:rPr>
-              <w:t xml:space="preserve">2. Lab Specific Section: I. Defining Layers and Responsibilities</w:t>
+              </w:rPr>
+              <w:t>2. Lab Specific Section: I. Defining Layers and Responsibilities</w:t>
+            </w:r>
+            <w:r>
+              <w:rPr>
+                <w:color w:val="000000"/>
+                <w:sz w:val="26"/>
+                <w:szCs w:val="26"/>
+              </w:rPr>
               <w:tab/>
-              <w:t xml:space="preserve">3</w:t>
+              <w:t>3</w:t>
             </w:r>
           </w:hyperlink>
-          <w:r>
-            <w:rPr>
-              <w:rtl w:val="0"/>
-            </w:rPr>
-          </w:r>
         </w:p>
         <w:p>
           <w:pPr>
             <w:tabs>
               <w:tab w:val="right" w:leader="dot" w:pos="12000"/>
             </w:tabs>
-            <w:spacing w:before="60" w:lineRule="auto"/>
-            <w:ind w:left="360" w:firstLine="0"/>
+            <w:spacing w:before="60"/>
+            <w:ind w:left="360"/>
             <w:rPr>
-              <w:rFonts w:ascii="Arial" w:cs="Arial" w:eastAsia="Arial" w:hAnsi="Arial"/>
-              <w:b w:val="0"/>
-              <w:bCs w:val="0"/>
-              <w:i w:val="0"/>
-              <w:iCs w:val="0"/>
-              <w:smallCaps w:val="0"/>
-              <w:strike w:val="0"/>
+              <w:rFonts w:ascii="Arial" w:eastAsia="Arial" w:hAnsi="Arial" w:cs="Arial"/>
               <w:color w:val="000000"/>
-              <w:sz w:val="22"/>
-              <w:szCs w:val="22"/>
-              <w:u w:val="none"/>
-              <w:shd w:fill="auto" w:val="clear"/>
-              <w:vertAlign w:val="baseline"/>
             </w:rPr>
           </w:pPr>
           <w:hyperlink w:anchor="_shl5nzfrrx3r">
             <w:r>
               <w:rPr>
-                <w:rFonts w:ascii="Times New Roman" w:cs="Times New Roman" w:eastAsia="Times New Roman" w:hAnsi="Times New Roman"/>
-                <w:b w:val="0"/>
-                <w:bCs w:val="0"/>
-                <w:i w:val="0"/>
-                <w:iCs w:val="0"/>
-                <w:smallCaps w:val="0"/>
-                <w:strike w:val="0"/>
                 <w:color w:val="000000"/>
                 <w:sz w:val="26"/>
                 <w:szCs w:val="26"/>
-                <w:u w:val="none"/>
-                <w:shd w:fill="auto" w:val="clear"/>
-                <w:vertAlign w:val="baseline"/>
-                <w:rtl w:val="0"/>
-              </w:rPr>
-              <w:t xml:space="preserve">2.1. Description of Layers</w:t>
+              </w:rPr>
+              <w:t>2.1. Description of Layers</w:t>
+            </w:r>
+            <w:r>
+              <w:rPr>
+                <w:color w:val="000000"/>
+                <w:sz w:val="26"/>
+                <w:szCs w:val="26"/>
+              </w:rPr>
               <w:tab/>
-              <w:t xml:space="preserve">3</w:t>
+              <w:t>3</w:t>
             </w:r>
           </w:hyperlink>
-          <w:r>
-            <w:rPr>
-              <w:rtl w:val="0"/>
-            </w:rPr>
-          </w:r>
         </w:p>
         <w:p>
           <w:pPr>
             <w:tabs>
               <w:tab w:val="right" w:leader="dot" w:pos="12000"/>
             </w:tabs>
-            <w:spacing w:before="60" w:lineRule="auto"/>
-            <w:ind w:left="360" w:firstLine="0"/>
+            <w:spacing w:before="60"/>
+            <w:ind w:left="360"/>
             <w:rPr>
-              <w:rFonts w:ascii="Arial" w:cs="Arial" w:eastAsia="Arial" w:hAnsi="Arial"/>
-              <w:b w:val="0"/>
-              <w:bCs w:val="0"/>
-              <w:i w:val="0"/>
-              <w:iCs w:val="0"/>
-              <w:smallCaps w:val="0"/>
-              <w:strike w:val="0"/>
+              <w:rFonts w:ascii="Arial" w:eastAsia="Arial" w:hAnsi="Arial" w:cs="Arial"/>
               <w:color w:val="000000"/>
-              <w:sz w:val="22"/>
-              <w:szCs w:val="22"/>
-              <w:u w:val="none"/>
-              <w:shd w:fill="auto" w:val="clear"/>
-              <w:vertAlign w:val="baseline"/>
             </w:rPr>
           </w:pPr>
           <w:hyperlink w:anchor="_q2p2rlhst4cf">
             <w:r>
               <w:rPr>
-                <w:rFonts w:ascii="Times New Roman" w:cs="Times New Roman" w:eastAsia="Times New Roman" w:hAnsi="Times New Roman"/>
-                <w:b w:val="0"/>
-                <w:bCs w:val="0"/>
-                <w:i w:val="0"/>
-                <w:iCs w:val="0"/>
-                <w:smallCaps w:val="0"/>
-                <w:strike w:val="0"/>
                 <w:color w:val="000000"/>
                 <w:sz w:val="26"/>
                 <w:szCs w:val="26"/>
-                <w:u w:val="none"/>
-                <w:shd w:fill="auto" w:val="clear"/>
-                <w:vertAlign w:val="baseline"/>
-                <w:rtl w:val="0"/>
-              </w:rPr>
-              <w:t xml:space="preserve">2.2. Data Flow</w:t>
+              </w:rPr>
+              <w:t>2.2. Data Flow</w:t>
+            </w:r>
+            <w:r>
+              <w:rPr>
+                <w:color w:val="000000"/>
+                <w:sz w:val="26"/>
+                <w:szCs w:val="26"/>
+              </w:rPr>
               <w:tab/>
-              <w:t xml:space="preserve">4</w:t>
+              <w:t>4</w:t>
             </w:r>
           </w:hyperlink>
-          <w:r>
-            <w:rPr>
-              <w:rtl w:val="0"/>
-            </w:rPr>
-          </w:r>
         </w:p>
         <w:p>
           <w:pPr>
             <w:tabs>
               <w:tab w:val="right" w:leader="dot" w:pos="12000"/>
             </w:tabs>
-            <w:spacing w:before="60" w:lineRule="auto"/>
+            <w:spacing w:before="60"/>
             <w:rPr>
-              <w:rFonts w:ascii="Arial" w:cs="Arial" w:eastAsia="Arial" w:hAnsi="Arial"/>
-              <w:b w:val="1"/>
-              <w:bCs w:val="1"/>
-              <w:i w:val="0"/>
-              <w:iCs w:val="0"/>
-              <w:smallCaps w:val="0"/>
-              <w:strike w:val="0"/>
+              <w:rFonts w:ascii="Arial" w:eastAsia="Arial" w:hAnsi="Arial" w:cs="Arial"/>
+              <w:b/>
+              <w:bCs/>
               <w:color w:val="000000"/>
-              <w:sz w:val="22"/>
-              <w:szCs w:val="22"/>
-              <w:u w:val="none"/>
-              <w:shd w:fill="auto" w:val="clear"/>
-              <w:vertAlign w:val="baseline"/>
             </w:rPr>
           </w:pPr>
-          <w:hyperlink w:anchor="">
+          <w:hyperlink>
             <w:r>
               <w:rPr>
-                <w:rFonts w:ascii="Times New Roman" w:cs="Times New Roman" w:eastAsia="Times New Roman" w:hAnsi="Times New Roman"/>
-                <w:b w:val="0"/>
-                <w:bCs w:val="0"/>
-                <w:i w:val="0"/>
-                <w:iCs w:val="0"/>
-                <w:smallCaps w:val="0"/>
-                <w:strike w:val="0"/>
                 <w:color w:val="000000"/>
                 <w:sz w:val="26"/>
                 <w:szCs w:val="26"/>
-                <w:u w:val="none"/>
-                <w:shd w:fill="auto" w:val="clear"/>
-                <w:vertAlign w:val="baseline"/>
-                <w:rtl w:val="0"/>
-              </w:rPr>
-              <w:t xml:space="preserve">3. Lab Specific Section: II. Component Identification (Product Catalog)</w:t>
+              </w:rPr>
+              <w:t>3. Lab Specific Section: II. Component Identification (Product Catalog)</w:t>
+            </w:r>
+            <w:r>
+              <w:rPr>
+                <w:color w:val="000000"/>
+                <w:sz w:val="26"/>
+                <w:szCs w:val="26"/>
+              </w:rPr>
               <w:tab/>
-              <w:t xml:space="preserve">5</w:t>
+              <w:t>5</w:t>
             </w:r>
           </w:hyperlink>
-          <w:r>
-            <w:rPr>
-              <w:rtl w:val="0"/>
-            </w:rPr>
-          </w:r>
         </w:p>
         <w:p>
           <w:pPr>
             <w:tabs>
               <w:tab w:val="right" w:leader="dot" w:pos="12000"/>
             </w:tabs>
-            <w:spacing w:before="60" w:lineRule="auto"/>
-            <w:ind w:left="360" w:firstLine="0"/>
+            <w:spacing w:before="60"/>
+            <w:ind w:left="360"/>
             <w:rPr>
-              <w:rFonts w:ascii="Arial" w:cs="Arial" w:eastAsia="Arial" w:hAnsi="Arial"/>
-              <w:b w:val="0"/>
-              <w:bCs w:val="0"/>
-              <w:i w:val="0"/>
-              <w:iCs w:val="0"/>
-              <w:smallCaps w:val="0"/>
-              <w:strike w:val="0"/>
+              <w:rFonts w:ascii="Arial" w:eastAsia="Arial" w:hAnsi="Arial" w:cs="Arial"/>
               <w:color w:val="000000"/>
-              <w:sz w:val="22"/>
-              <w:szCs w:val="22"/>
-              <w:u w:val="none"/>
-              <w:shd w:fill="auto" w:val="clear"/>
-              <w:vertAlign w:val="baseline"/>
             </w:rPr>
           </w:pPr>
           <w:hyperlink w:anchor="_1876vart2nyv">
             <w:r>
               <w:rPr>
-                <w:rFonts w:ascii="Times New Roman" w:cs="Times New Roman" w:eastAsia="Times New Roman" w:hAnsi="Times New Roman"/>
-                <w:b w:val="0"/>
-                <w:bCs w:val="0"/>
-                <w:i w:val="0"/>
-                <w:iCs w:val="0"/>
-                <w:smallCaps w:val="0"/>
-                <w:strike w:val="0"/>
                 <w:color w:val="000000"/>
                 <w:sz w:val="26"/>
                 <w:szCs w:val="26"/>
-                <w:u w:val="none"/>
-                <w:shd w:fill="auto" w:val="clear"/>
-                <w:vertAlign w:val="baseline"/>
-                <w:rtl w:val="0"/>
-              </w:rPr>
-              <w:t xml:space="preserve">3.1. Identify Components</w:t>
+              </w:rPr>
+              <w:t>3.1. Identify Components</w:t>
+            </w:r>
+            <w:r>
+              <w:rPr>
+                <w:color w:val="000000"/>
+                <w:sz w:val="26"/>
+                <w:szCs w:val="26"/>
+              </w:rPr>
               <w:tab/>
-              <w:t xml:space="preserve">5</w:t>
+              <w:t>5</w:t>
             </w:r>
           </w:hyperlink>
-          <w:r>
-            <w:rPr>
-              <w:rtl w:val="0"/>
-            </w:rPr>
-          </w:r>
         </w:p>
         <w:p>
           <w:pPr>
             <w:tabs>
               <w:tab w:val="right" w:leader="dot" w:pos="12000"/>
             </w:tabs>
-            <w:spacing w:before="60" w:lineRule="auto"/>
-            <w:ind w:left="360" w:firstLine="0"/>
+            <w:spacing w:before="60"/>
+            <w:ind w:left="360"/>
             <w:rPr>
-              <w:rFonts w:ascii="Arial" w:cs="Arial" w:eastAsia="Arial" w:hAnsi="Arial"/>
-              <w:b w:val="0"/>
-              <w:bCs w:val="0"/>
-              <w:i w:val="0"/>
-              <w:iCs w:val="0"/>
-              <w:smallCaps w:val="0"/>
-              <w:strike w:val="0"/>
+              <w:rFonts w:ascii="Arial" w:eastAsia="Arial" w:hAnsi="Arial" w:cs="Arial"/>
               <w:color w:val="000000"/>
-              <w:sz w:val="22"/>
-              <w:szCs w:val="22"/>
-              <w:u w:val="none"/>
-              <w:shd w:fill="auto" w:val="clear"/>
-              <w:vertAlign w:val="baseline"/>
             </w:rPr>
           </w:pPr>
           <w:hyperlink w:anchor="_le8hyuvvc0o6">
             <w:r>
               <w:rPr>
-                <w:rFonts w:ascii="Times New Roman" w:cs="Times New Roman" w:eastAsia="Times New Roman" w:hAnsi="Times New Roman"/>
-                <w:b w:val="0"/>
-                <w:bCs w:val="0"/>
-                <w:i w:val="0"/>
-                <w:iCs w:val="0"/>
-                <w:smallCaps w:val="0"/>
-                <w:strike w:val="0"/>
                 <w:color w:val="000000"/>
                 <w:sz w:val="26"/>
                 <w:szCs w:val="26"/>
-                <w:u w:val="none"/>
-                <w:shd w:fill="auto" w:val="clear"/>
-                <w:vertAlign w:val="baseline"/>
-                <w:rtl w:val="0"/>
-              </w:rPr>
-              <w:t xml:space="preserve">3.2. Define Interfaces</w:t>
+              </w:rPr>
+              <w:t>3.2. Define Interfaces</w:t>
+            </w:r>
+            <w:r>
+              <w:rPr>
+                <w:color w:val="000000"/>
+                <w:sz w:val="26"/>
+                <w:szCs w:val="26"/>
+              </w:rPr>
               <w:tab/>
-              <w:t xml:space="preserve">5</w:t>
+              <w:t>5</w:t>
             </w:r>
           </w:hyperlink>
-          <w:r>
-            <w:rPr>
-              <w:rtl w:val="0"/>
-            </w:rPr>
-          </w:r>
         </w:p>
         <w:p>
           <w:pPr>
             <w:tabs>
               <w:tab w:val="right" w:leader="dot" w:pos="12000"/>
             </w:tabs>
-            <w:spacing w:before="60" w:lineRule="auto"/>
+            <w:spacing w:before="60"/>
             <w:rPr>
-              <w:rFonts w:ascii="Arial" w:cs="Arial" w:eastAsia="Arial" w:hAnsi="Arial"/>
-              <w:b w:val="1"/>
-              <w:bCs w:val="1"/>
-              <w:i w:val="0"/>
-              <w:iCs w:val="0"/>
-              <w:smallCaps w:val="0"/>
-              <w:strike w:val="0"/>
+              <w:rFonts w:ascii="Arial" w:eastAsia="Arial" w:hAnsi="Arial" w:cs="Arial"/>
+              <w:b/>
+              <w:bCs/>
               <w:color w:val="000000"/>
-              <w:sz w:val="22"/>
-              <w:szCs w:val="22"/>
-              <w:u w:val="none"/>
-              <w:shd w:fill="auto" w:val="clear"/>
-              <w:vertAlign w:val="baseline"/>
             </w:rPr>
           </w:pPr>
-          <w:hyperlink w:anchor="">
+          <w:hyperlink>
             <w:r>
               <w:rPr>
-                <w:rFonts w:ascii="Times New Roman" w:cs="Times New Roman" w:eastAsia="Times New Roman" w:hAnsi="Times New Roman"/>
-                <w:b w:val="0"/>
-                <w:bCs w:val="0"/>
-                <w:i w:val="0"/>
-                <w:iCs w:val="0"/>
-                <w:smallCaps w:val="0"/>
-                <w:strike w:val="0"/>
                 <w:color w:val="000000"/>
                 <w:sz w:val="26"/>
                 <w:szCs w:val="26"/>
-                <w:u w:val="none"/>
-                <w:shd w:fill="auto" w:val="clear"/>
-                <w:vertAlign w:val="baseline"/>
-                <w:rtl w:val="0"/>
-              </w:rPr>
-              <w:t xml:space="preserve">4. Lab Specific Section: III. Component Diagram Modeling</w:t>
+              </w:rPr>
+              <w:t>4. Lab Specific Section: III. Component Diagram Modeling</w:t>
+            </w:r>
+            <w:r>
+              <w:rPr>
+                <w:color w:val="000000"/>
+                <w:sz w:val="26"/>
+                <w:szCs w:val="26"/>
+              </w:rPr>
               <w:tab/>
-              <w:t xml:space="preserve">5</w:t>
+              <w:t>5</w:t>
             </w:r>
           </w:hyperlink>
-          <w:r>
-            <w:rPr>
-              <w:rtl w:val="0"/>
-            </w:rPr>
-          </w:r>
         </w:p>
         <w:p>
           <w:pPr>
             <w:tabs>
               <w:tab w:val="right" w:leader="dot" w:pos="12000"/>
             </w:tabs>
-            <w:spacing w:before="60" w:lineRule="auto"/>
+            <w:spacing w:before="60"/>
             <w:rPr>
-              <w:rFonts w:ascii="Arial" w:cs="Arial" w:eastAsia="Arial" w:hAnsi="Arial"/>
-              <w:b w:val="1"/>
-              <w:bCs w:val="1"/>
-              <w:i w:val="0"/>
-              <w:iCs w:val="0"/>
-              <w:smallCaps w:val="0"/>
-              <w:strike w:val="0"/>
+              <w:rFonts w:ascii="Arial" w:eastAsia="Arial" w:hAnsi="Arial" w:cs="Arial"/>
+              <w:b/>
+              <w:bCs/>
               <w:color w:val="000000"/>
-              <w:sz w:val="22"/>
-              <w:szCs w:val="22"/>
-              <w:u w:val="none"/>
-              <w:shd w:fill="auto" w:val="clear"/>
-              <w:vertAlign w:val="baseline"/>
             </w:rPr>
           </w:pPr>
           <w:hyperlink w:anchor="_yt55toifyow7">
             <w:r>
               <w:rPr>
-                <w:rFonts w:ascii="Times New Roman" w:cs="Times New Roman" w:eastAsia="Times New Roman" w:hAnsi="Times New Roman"/>
-                <w:b w:val="0"/>
-                <w:bCs w:val="0"/>
-                <w:i w:val="0"/>
-                <w:iCs w:val="0"/>
-                <w:smallCaps w:val="0"/>
-                <w:strike w:val="0"/>
                 <w:color w:val="000000"/>
                 <w:sz w:val="26"/>
                 <w:szCs w:val="26"/>
-                <w:u w:val="none"/>
-                <w:shd w:fill="auto" w:val="clear"/>
-                <w:vertAlign w:val="baseline"/>
-                <w:rtl w:val="0"/>
-              </w:rPr>
-              <w:t xml:space="preserve">5. Conclusion &amp; Reflection</w:t>
+              </w:rPr>
+              <w:t>5. Conclusion &amp; Reflection</w:t>
+            </w:r>
+            <w:r>
+              <w:rPr>
+                <w:color w:val="000000"/>
+                <w:sz w:val="26"/>
+                <w:szCs w:val="26"/>
+              </w:rPr>
               <w:tab/>
-              <w:t xml:space="preserve">6</w:t>
+              <w:t>6</w:t>
             </w:r>
           </w:hyperlink>
-          <w:r>
-            <w:rPr>
-              <w:rtl w:val="0"/>
-            </w:rPr>
-          </w:r>
           <w:r>
             <w:fldChar w:fldCharType="end"/>
           </w:r>
@@ -2456,8 +2514,8 @@
     </w:sdt>
     <w:p>
       <w:pPr>
-        <w:widowControl w:val="1"/>
-        <w:spacing w:after="160" w:line="278.00000000000006" w:lineRule="auto"/>
+        <w:widowControl/>
+        <w:spacing w:after="160" w:line="278" w:lineRule="auto"/>
         <w:rPr>
           <w:sz w:val="32"/>
           <w:szCs w:val="32"/>
@@ -2466,92 +2524,74 @@
       <w:r>
         <w:br w:type="page"/>
       </w:r>
-      <w:r>
-        <w:rPr>
-          <w:rtl w:val="0"/>
-        </w:rPr>
-      </w:r>
     </w:p>
     <w:p>
       <w:pPr>
         <w:pStyle w:val="Heading1"/>
-        <w:spacing w:before="280" w:lineRule="auto"/>
-        <w:rPr>
-          <w:rFonts w:ascii="Times New Roman" w:cs="Times New Roman" w:eastAsia="Times New Roman" w:hAnsi="Times New Roman"/>
-          <w:b w:val="1"/>
-          <w:bCs w:val="1"/>
+        <w:spacing w:before="280"/>
+        <w:rPr>
+          <w:rFonts w:ascii="Times New Roman" w:eastAsia="Times New Roman" w:hAnsi="Times New Roman" w:cs="Times New Roman"/>
+          <w:b/>
+          <w:bCs/>
           <w:color w:val="000000"/>
           <w:sz w:val="30"/>
           <w:szCs w:val="30"/>
         </w:rPr>
       </w:pPr>
-      <w:bookmarkStart w:colFirst="0" w:colLast="0" w:name="_xtb5n0clmiru" w:id="0"/>
+      <w:bookmarkStart w:id="0" w:name="_xtb5n0clmiru" w:colFirst="0" w:colLast="0"/>
       <w:bookmarkEnd w:id="0"/>
       <w:r>
         <w:rPr>
-          <w:rFonts w:ascii="Times New Roman" w:cs="Times New Roman" w:eastAsia="Times New Roman" w:hAnsi="Times New Roman"/>
-          <w:b w:val="1"/>
-          <w:bCs w:val="1"/>
+          <w:rFonts w:ascii="Times New Roman" w:eastAsia="Times New Roman" w:hAnsi="Times New Roman" w:cs="Times New Roman"/>
+          <w:b/>
+          <w:bCs/>
           <w:color w:val="000000"/>
           <w:sz w:val="30"/>
           <w:szCs w:val="30"/>
-          <w:rtl w:val="0"/>
-        </w:rPr>
-        <w:t xml:space="preserve">1. Abstract/Summary</w:t>
-      </w:r>
-    </w:p>
-    <w:p>
-      <w:pPr>
-        <w:spacing w:after="60" w:before="60" w:lineRule="auto"/>
+        </w:rPr>
+        <w:lastRenderedPageBreak/>
+        <w:t>1. Abstract/Summary</w:t>
+      </w:r>
+    </w:p>
+    <w:p>
+      <w:pPr>
+        <w:spacing w:before="60" w:after="60"/>
         <w:ind w:firstLine="720"/>
-        <w:rPr/>
-      </w:pPr>
-      <w:r>
-        <w:rPr>
-          <w:sz w:val="26"/>
-          <w:szCs w:val="26"/>
-          <w:rtl w:val="0"/>
-        </w:rPr>
-        <w:t xml:space="preserve">The Hotel Management System project aims to develop a comprehensive platform for managing reservations, facility,</w:t>
-      </w:r>
-      <w:r>
-        <w:rPr>
-          <w:rtl w:val="0"/>
-        </w:rPr>
+      </w:pPr>
+      <w:r>
+        <w:rPr>
+          <w:sz w:val="26"/>
+          <w:szCs w:val="26"/>
+        </w:rPr>
+        <w:t>The Hotel Management System project aims to develop a comprehensive platform for managing reservations, facility,</w:t>
+      </w:r>
+      <w:r>
         <w:t xml:space="preserve"> </w:t>
       </w:r>
       <w:r>
         <w:rPr>
           <w:sz w:val="26"/>
           <w:szCs w:val="26"/>
-          <w:rtl w:val="0"/>
-        </w:rPr>
-        <w:t xml:space="preserve">staff, rooms, check-ins/check-outs, and hotel services. This second lab focuses on</w:t>
-      </w:r>
-      <w:r>
-        <w:rPr>
-          <w:rtl w:val="0"/>
-        </w:rPr>
+        </w:rPr>
+        <w:t>staff, rooms, check-ins/check-outs, and hotel services. This second lab focuses on</w:t>
+      </w:r>
+      <w:r>
         <w:t xml:space="preserve"> </w:t>
       </w:r>
       <w:r>
         <w:rPr>
           <w:sz w:val="26"/>
           <w:szCs w:val="26"/>
-          <w:rtl w:val="0"/>
-        </w:rPr>
-        <w:t xml:space="preserve">designing the layered architecture.</w:t>
-      </w:r>
-      <w:r>
-        <w:rPr>
-          <w:rtl w:val="0"/>
-        </w:rPr>
+        </w:rPr>
+        <w:t>designing the layered architecture.</w:t>
+      </w:r>
+      <w:r>
         <w:t xml:space="preserve"> </w:t>
       </w:r>
     </w:p>
     <w:p>
       <w:pPr>
-        <w:spacing w:after="60" w:before="60" w:lineRule="auto"/>
+        <w:spacing w:before="60" w:after="60"/>
         <w:ind w:firstLine="720"/>
         <w:rPr>
           <w:sz w:val="26"/>
@@ -2562,67 +2602,18 @@
         <w:rPr>
           <w:sz w:val="26"/>
           <w:szCs w:val="26"/>
-          <w:rtl w:val="0"/>
-        </w:rPr>
-        <w:t xml:space="preserve">It defines four tiers such as Presentation, Business Logic, Persistence, and Data with strict dependency rules. The Room Reservation feature components (</w:t>
-      </w:r>
-      <w:r>
-        <w:rPr>
-          <w:sz w:val="26"/>
-          <w:szCs w:val="26"/>
-          <w:rtl w:val="0"/>
-        </w:rPr>
-        <w:t xml:space="preserve">Controller</w:t>
-      </w:r>
-      <w:r>
-        <w:rPr>
-          <w:sz w:val="26"/>
-          <w:szCs w:val="26"/>
-          <w:rtl w:val="0"/>
-        </w:rPr>
-        <w:t xml:space="preserve">, </w:t>
-      </w:r>
-      <w:r>
-        <w:rPr>
-          <w:sz w:val="26"/>
-          <w:szCs w:val="26"/>
-          <w:rtl w:val="0"/>
-        </w:rPr>
-        <w:t xml:space="preserve">Service</w:t>
-      </w:r>
-      <w:r>
-        <w:rPr>
-          <w:sz w:val="26"/>
-          <w:szCs w:val="26"/>
-          <w:rtl w:val="0"/>
-        </w:rPr>
-        <w:t xml:space="preserve">, </w:t>
-      </w:r>
-      <w:r>
-        <w:rPr>
-          <w:sz w:val="26"/>
-          <w:szCs w:val="26"/>
-          <w:rtl w:val="0"/>
-        </w:rPr>
-        <w:t xml:space="preserve">Repository</w:t>
-      </w:r>
-      <w:r>
-        <w:rPr>
-          <w:sz w:val="26"/>
-          <w:szCs w:val="26"/>
-          <w:rtl w:val="0"/>
-        </w:rPr>
-        <w:t xml:space="preserve">) were identified. The design enhances Modifiability and Maintainability through separation of concerns. A UML Component Diagram models the structure, preparing the system for implementation.</w:t>
+        </w:rPr>
+        <w:t>It defines four tiers such as Presentation, Business Logic, Persistence, and Data with strict dependency rules. The Room Reservation feature components (Controller, Service, Repository) were identified. The design enhances Modifiability and Maintainability through separation of concerns. A UML Component Diagram models the structure, preparing the system for implementation.</w:t>
       </w:r>
     </w:p>
     <w:p>
       <w:pPr>
         <w:pStyle w:val="Heading1"/>
-        <w:spacing w:after="60" w:before="60" w:lineRule="auto"/>
-        <w:rPr>
-          <w:rFonts w:ascii="Times New Roman" w:cs="Times New Roman" w:eastAsia="Times New Roman" w:hAnsi="Times New Roman"/>
-          <w:b w:val="1"/>
-          <w:bCs w:val="1"/>
+        <w:spacing w:before="60" w:after="60"/>
+        <w:rPr>
+          <w:rFonts w:ascii="Times New Roman" w:eastAsia="Times New Roman" w:hAnsi="Times New Roman" w:cs="Times New Roman"/>
+          <w:b/>
+          <w:bCs/>
           <w:color w:val="000000"/>
           <w:sz w:val="30"/>
           <w:szCs w:val="30"/>
@@ -2630,176 +2621,160 @@
       </w:pPr>
       <w:r>
         <w:rPr>
-          <w:rFonts w:ascii="Times New Roman" w:cs="Times New Roman" w:eastAsia="Times New Roman" w:hAnsi="Times New Roman"/>
-          <w:b w:val="1"/>
-          <w:bCs w:val="1"/>
+          <w:rFonts w:ascii="Times New Roman" w:eastAsia="Times New Roman" w:hAnsi="Times New Roman" w:cs="Times New Roman"/>
+          <w:b/>
+          <w:bCs/>
           <w:color w:val="000000"/>
           <w:sz w:val="30"/>
           <w:szCs w:val="30"/>
-          <w:rtl w:val="0"/>
-        </w:rPr>
-        <w:t xml:space="preserve">2. Lab Specific Section: I. Defining Layers and Responsibilities</w:t>
-      </w:r>
-    </w:p>
-    <w:p>
-      <w:pPr>
-        <w:rPr>
-          <w:sz w:val="26"/>
-          <w:szCs w:val="26"/>
-        </w:rPr>
-      </w:pPr>
-      <w:r>
-        <w:rPr>
-          <w:rtl w:val="0"/>
-        </w:rPr>
+        </w:rPr>
+        <w:t>2. Lab Specific Section: I. Defining Layers and Responsibilities</w:t>
+      </w:r>
+    </w:p>
+    <w:p>
+      <w:pPr>
+        <w:rPr>
+          <w:sz w:val="26"/>
+          <w:szCs w:val="26"/>
+        </w:rPr>
+      </w:pPr>
+      <w:r>
         <w:tab/>
       </w:r>
       <w:r>
         <w:rPr>
           <w:sz w:val="26"/>
           <w:szCs w:val="26"/>
-          <w:rtl w:val="0"/>
-        </w:rPr>
-        <w:t xml:space="preserve">In this section, we define the four architectural layers for the Hotel Management System, strictly adhering to the Layered Architecture Pattern where a layer can only interact with the layer directly below it.</w:t>
+        </w:rPr>
+        <w:t>In this section, we define the four architectural layers for the Hotel Management System, strictly adhering to the Layered Architecture Pattern where a layer can only interact with the layer directly below it.</w:t>
       </w:r>
     </w:p>
     <w:p>
       <w:pPr>
         <w:pStyle w:val="Heading2"/>
         <w:rPr>
-          <w:rFonts w:ascii="Times New Roman" w:cs="Times New Roman" w:eastAsia="Times New Roman" w:hAnsi="Times New Roman"/>
-          <w:b w:val="1"/>
-          <w:bCs w:val="1"/>
+          <w:rFonts w:ascii="Times New Roman" w:eastAsia="Times New Roman" w:hAnsi="Times New Roman" w:cs="Times New Roman"/>
+          <w:b/>
+          <w:bCs/>
           <w:color w:val="000000"/>
           <w:sz w:val="30"/>
           <w:szCs w:val="30"/>
         </w:rPr>
       </w:pPr>
-      <w:bookmarkStart w:colFirst="0" w:colLast="0" w:name="_shl5nzfrrx3r" w:id="1"/>
+      <w:bookmarkStart w:id="1" w:name="_shl5nzfrrx3r" w:colFirst="0" w:colLast="0"/>
       <w:bookmarkEnd w:id="1"/>
       <w:r>
         <w:rPr>
-          <w:rFonts w:ascii="Times New Roman" w:cs="Times New Roman" w:eastAsia="Times New Roman" w:hAnsi="Times New Roman"/>
-          <w:b w:val="1"/>
-          <w:bCs w:val="1"/>
+          <w:rFonts w:ascii="Times New Roman" w:eastAsia="Times New Roman" w:hAnsi="Times New Roman" w:cs="Times New Roman"/>
+          <w:b/>
+          <w:bCs/>
           <w:color w:val="000000"/>
           <w:sz w:val="30"/>
           <w:szCs w:val="30"/>
-          <w:rtl w:val="0"/>
-        </w:rPr>
-        <w:t xml:space="preserve">2.1. Description of Layers</w:t>
+        </w:rPr>
+        <w:t>2.1. Description of Layers</w:t>
       </w:r>
     </w:p>
     <w:tbl>
       <w:tblPr>
-        <w:tblStyle w:val="Table1"/>
-        <w:tblW w:w="9350.0" w:type="dxa"/>
-        <w:jc w:val="left"/>
+        <w:tblStyle w:val="a"/>
+        <w:tblW w:w="9350" w:type="dxa"/>
+        <w:tblInd w:w="0" w:type="dxa"/>
         <w:tblBorders>
-          <w:top w:color="000000" w:space="0" w:sz="4" w:val="single"/>
-          <w:left w:color="000000" w:space="0" w:sz="4" w:val="single"/>
-          <w:bottom w:color="000000" w:space="0" w:sz="4" w:val="single"/>
-          <w:right w:color="000000" w:space="0" w:sz="4" w:val="single"/>
-          <w:insideH w:color="000000" w:space="0" w:sz="4" w:val="single"/>
-          <w:insideV w:color="000000" w:space="0" w:sz="4" w:val="single"/>
+          <w:top w:val="single" w:sz="4" w:space="0" w:color="000000"/>
+          <w:left w:val="single" w:sz="4" w:space="0" w:color="000000"/>
+          <w:bottom w:val="single" w:sz="4" w:space="0" w:color="000000"/>
+          <w:right w:val="single" w:sz="4" w:space="0" w:color="000000"/>
+          <w:insideH w:val="single" w:sz="4" w:space="0" w:color="000000"/>
+          <w:insideV w:val="single" w:sz="4" w:space="0" w:color="000000"/>
         </w:tblBorders>
         <w:tblLayout w:type="fixed"/>
-        <w:tblLook w:val="0400"/>
+        <w:tblLook w:val="0400" w:firstRow="0" w:lastRow="0" w:firstColumn="0" w:lastColumn="0" w:noHBand="0" w:noVBand="1"/>
       </w:tblPr>
       <w:tblGrid>
         <w:gridCol w:w="3116"/>
         <w:gridCol w:w="3117"/>
         <w:gridCol w:w="3117"/>
-        <w:tblGridChange w:id="0">
-          <w:tblGrid>
-            <w:gridCol w:w="3116"/>
-            <w:gridCol w:w="3117"/>
-            <w:gridCol w:w="3117"/>
-          </w:tblGrid>
-        </w:tblGridChange>
       </w:tblGrid>
       <w:tr>
-        <w:trPr>
-          <w:cantSplit w:val="0"/>
-          <w:tblHeader w:val="0"/>
-        </w:trPr>
         <w:tc>
-          <w:tcPr/>
+          <w:tcPr>
+            <w:tcW w:w="3116" w:type="dxa"/>
+          </w:tcPr>
           <w:p>
             <w:pPr>
               <w:rPr>
-                <w:b w:val="1"/>
-                <w:bCs w:val="1"/>
+                <w:b/>
+                <w:bCs/>
                 <w:sz w:val="24"/>
                 <w:szCs w:val="24"/>
               </w:rPr>
             </w:pPr>
             <w:r>
               <w:rPr>
-                <w:b w:val="1"/>
-                <w:bCs w:val="1"/>
+                <w:b/>
+                <w:bCs/>
                 <w:sz w:val="24"/>
                 <w:szCs w:val="24"/>
-                <w:rtl w:val="0"/>
-              </w:rPr>
-              <w:t xml:space="preserve">Layer</w:t>
+              </w:rPr>
+              <w:t>Layer</w:t>
             </w:r>
           </w:p>
         </w:tc>
         <w:tc>
-          <w:tcPr/>
+          <w:tcPr>
+            <w:tcW w:w="3117" w:type="dxa"/>
+          </w:tcPr>
           <w:p>
             <w:pPr>
               <w:rPr>
-                <w:b w:val="1"/>
-                <w:bCs w:val="1"/>
+                <w:b/>
+                <w:bCs/>
                 <w:sz w:val="24"/>
                 <w:szCs w:val="24"/>
               </w:rPr>
             </w:pPr>
             <w:r>
               <w:rPr>
-                <w:b w:val="1"/>
-                <w:bCs w:val="1"/>
+                <w:b/>
+                <w:bCs/>
                 <w:sz w:val="24"/>
                 <w:szCs w:val="24"/>
-                <w:rtl w:val="0"/>
-              </w:rPr>
-              <w:t xml:space="preserve">Purpose/Responsibility</w:t>
+              </w:rPr>
+              <w:t>Purpose/Responsibility</w:t>
             </w:r>
           </w:p>
         </w:tc>
         <w:tc>
-          <w:tcPr/>
+          <w:tcPr>
+            <w:tcW w:w="3117" w:type="dxa"/>
+          </w:tcPr>
           <w:p>
             <w:pPr>
               <w:rPr>
-                <w:b w:val="1"/>
-                <w:bCs w:val="1"/>
+                <w:b/>
+                <w:bCs/>
                 <w:sz w:val="24"/>
                 <w:szCs w:val="24"/>
               </w:rPr>
             </w:pPr>
             <w:r>
               <w:rPr>
-                <w:b w:val="1"/>
-                <w:bCs w:val="1"/>
+                <w:b/>
+                <w:bCs/>
                 <w:sz w:val="24"/>
                 <w:szCs w:val="24"/>
-                <w:rtl w:val="0"/>
-              </w:rPr>
-              <w:t xml:space="preserve">Output/Artifact</w:t>
+              </w:rPr>
+              <w:t>Output/Artifact</w:t>
             </w:r>
           </w:p>
         </w:tc>
       </w:tr>
       <w:tr>
-        <w:trPr>
-          <w:cantSplit w:val="0"/>
-          <w:tblHeader w:val="0"/>
-        </w:trPr>
         <w:tc>
-          <w:tcPr/>
+          <w:tcPr>
+            <w:tcW w:w="3116" w:type="dxa"/>
+          </w:tcPr>
           <w:p>
             <w:pPr>
               <w:rPr>
@@ -2811,14 +2786,15 @@
               <w:rPr>
                 <w:sz w:val="24"/>
                 <w:szCs w:val="24"/>
-                <w:rtl w:val="0"/>
-              </w:rPr>
-              <w:t xml:space="preserve">1. Presentation Layer (UI)</w:t>
+              </w:rPr>
+              <w:t>1. Presentation Layer (UI)</w:t>
             </w:r>
           </w:p>
         </w:tc>
         <w:tc>
-          <w:tcPr/>
+          <w:tcPr>
+            <w:tcW w:w="3117" w:type="dxa"/>
+          </w:tcPr>
           <w:p>
             <w:pPr>
               <w:rPr>
@@ -2830,14 +2806,15 @@
               <w:rPr>
                 <w:sz w:val="24"/>
                 <w:szCs w:val="24"/>
-                <w:rtl w:val="0"/>
-              </w:rPr>
-              <w:t xml:space="preserve">Handles HTTP requests, user authentication, session management, and renders the user interface. It ensures the separation of the frontend (HTML/CSS) from the backend logic.</w:t>
+              </w:rPr>
+              <w:t>Handles HTTP requests, user authentication, session management, and renders the user interface. It ensures the separation of the frontend (HTML/CSS) from the backend logic.</w:t>
             </w:r>
           </w:p>
         </w:tc>
         <w:tc>
-          <w:tcPr/>
+          <w:tcPr>
+            <w:tcW w:w="3117" w:type="dxa"/>
+          </w:tcPr>
           <w:p>
             <w:pPr>
               <w:rPr>
@@ -2847,55 +2824,49 @@
             </w:pPr>
             <w:r>
               <w:rPr>
-                <w:b w:val="1"/>
-                <w:bCs w:val="1"/>
+                <w:b/>
+                <w:bCs/>
                 <w:sz w:val="24"/>
                 <w:szCs w:val="24"/>
-                <w:rtl w:val="0"/>
-              </w:rPr>
-              <w:t xml:space="preserve">Controllers</w:t>
+              </w:rPr>
+              <w:t>Controllers</w:t>
             </w:r>
             <w:r>
               <w:rPr>
                 <w:sz w:val="24"/>
                 <w:szCs w:val="24"/>
-                <w:rtl w:val="0"/>
               </w:rPr>
               <w:t xml:space="preserve"> (e.g., RoomController, BookingController), </w:t>
             </w:r>
             <w:r>
               <w:rPr>
-                <w:b w:val="1"/>
-                <w:bCs w:val="1"/>
+                <w:b/>
+                <w:bCs/>
                 <w:sz w:val="24"/>
                 <w:szCs w:val="24"/>
-                <w:rtl w:val="0"/>
-              </w:rPr>
-              <w:t xml:space="preserve">Templates</w:t>
+              </w:rPr>
+              <w:t>Templates</w:t>
             </w:r>
             <w:r>
               <w:rPr>
                 <w:sz w:val="24"/>
                 <w:szCs w:val="24"/>
-                <w:rtl w:val="0"/>
               </w:rPr>
               <w:t xml:space="preserve"> (HTML views), </w:t>
             </w:r>
             <w:r>
               <w:rPr>
-                <w:b w:val="1"/>
-                <w:bCs w:val="1"/>
+                <w:b/>
+                <w:bCs/>
                 <w:sz w:val="24"/>
                 <w:szCs w:val="24"/>
-                <w:rtl w:val="0"/>
-              </w:rPr>
-              <w:t xml:space="preserve">Static Files</w:t>
+              </w:rPr>
+              <w:t>Static Files</w:t>
             </w:r>
             <w:r>
               <w:rPr>
                 <w:sz w:val="24"/>
                 <w:szCs w:val="24"/>
-                <w:rtl w:val="0"/>
               </w:rPr>
               <w:t xml:space="preserve"> (CSS/JS).</w:t>
             </w:r>
@@ -2903,12 +2874,10 @@
         </w:tc>
       </w:tr>
       <w:tr>
-        <w:trPr>
-          <w:cantSplit w:val="0"/>
-          <w:tblHeader w:val="0"/>
-        </w:trPr>
         <w:tc>
-          <w:tcPr/>
+          <w:tcPr>
+            <w:tcW w:w="3116" w:type="dxa"/>
+          </w:tcPr>
           <w:p>
             <w:pPr>
               <w:rPr>
@@ -2920,14 +2889,15 @@
               <w:rPr>
                 <w:sz w:val="24"/>
                 <w:szCs w:val="24"/>
-                <w:rtl w:val="0"/>
-              </w:rPr>
-              <w:t xml:space="preserve">2. Business Logic Layer (Service)</w:t>
+              </w:rPr>
+              <w:t>2. Business Logic Layer (Service)</w:t>
             </w:r>
           </w:p>
         </w:tc>
         <w:tc>
-          <w:tcPr/>
+          <w:tcPr>
+            <w:tcW w:w="3117" w:type="dxa"/>
+          </w:tcPr>
           <w:p>
             <w:pPr>
               <w:rPr>
@@ -2939,32 +2909,31 @@
               <w:rPr>
                 <w:sz w:val="24"/>
                 <w:szCs w:val="24"/>
-                <w:rtl w:val="0"/>
               </w:rPr>
               <w:t xml:space="preserve">Contains the core business rules, validation logic, and transaction management. It orchestrates data access and handles integrations with external systems (like the </w:t>
             </w:r>
             <w:r>
               <w:rPr>
-                <w:b w:val="1"/>
-                <w:bCs w:val="1"/>
+                <w:b/>
+                <w:bCs/>
                 <w:sz w:val="24"/>
                 <w:szCs w:val="24"/>
-                <w:rtl w:val="0"/>
-              </w:rPr>
-              <w:t xml:space="preserve">Payment Gateway</w:t>
+              </w:rPr>
+              <w:t>Payment Gateway</w:t>
             </w:r>
             <w:r>
               <w:rPr>
                 <w:sz w:val="24"/>
                 <w:szCs w:val="24"/>
-                <w:rtl w:val="0"/>
-              </w:rPr>
-              <w:t xml:space="preserve">).</w:t>
+              </w:rPr>
+              <w:t>).</w:t>
             </w:r>
           </w:p>
         </w:tc>
         <w:tc>
-          <w:tcPr/>
+          <w:tcPr>
+            <w:tcW w:w="3117" w:type="dxa"/>
+          </w:tcPr>
           <w:p>
             <w:pPr>
               <w:rPr>
@@ -2974,19 +2943,17 @@
             </w:pPr>
             <w:r>
               <w:rPr>
-                <w:b w:val="1"/>
-                <w:bCs w:val="1"/>
+                <w:b/>
+                <w:bCs/>
                 <w:sz w:val="24"/>
                 <w:szCs w:val="24"/>
-                <w:rtl w:val="0"/>
-              </w:rPr>
-              <w:t xml:space="preserve">Services</w:t>
+              </w:rPr>
+              <w:t>Services</w:t>
             </w:r>
             <w:r>
               <w:rPr>
                 <w:sz w:val="24"/>
                 <w:szCs w:val="24"/>
-                <w:rtl w:val="0"/>
               </w:rPr>
               <w:t xml:space="preserve"> (e.g., BookingService, PaymentService, RoomService).</w:t>
             </w:r>
@@ -2994,12 +2961,10 @@
         </w:tc>
       </w:tr>
       <w:tr>
-        <w:trPr>
-          <w:cantSplit w:val="0"/>
-          <w:tblHeader w:val="0"/>
-        </w:trPr>
         <w:tc>
-          <w:tcPr/>
+          <w:tcPr>
+            <w:tcW w:w="3116" w:type="dxa"/>
+          </w:tcPr>
           <w:p>
             <w:pPr>
               <w:rPr>
@@ -3011,14 +2976,15 @@
               <w:rPr>
                 <w:sz w:val="24"/>
                 <w:szCs w:val="24"/>
-                <w:rtl w:val="0"/>
-              </w:rPr>
-              <w:t xml:space="preserve">3. Persistence Layer (Data Access)</w:t>
+              </w:rPr>
+              <w:t>3. Persistence Layer (Data Access)</w:t>
             </w:r>
           </w:p>
         </w:tc>
         <w:tc>
-          <w:tcPr/>
+          <w:tcPr>
+            <w:tcW w:w="3117" w:type="dxa"/>
+          </w:tcPr>
           <w:p>
             <w:pPr>
               <w:rPr>
@@ -3030,14 +2996,15 @@
               <w:rPr>
                 <w:sz w:val="24"/>
                 <w:szCs w:val="24"/>
-                <w:rtl w:val="0"/>
-              </w:rPr>
-              <w:t xml:space="preserve">Responsible for mapping business objects to database entities and executing CRUD (Create, Read, Update, Delete) operations. It abstracts the database queries from the business logic.</w:t>
+              </w:rPr>
+              <w:t>Responsible for mapping business objects to database entities and executing CRUD (Create, Read, Update, Delete) operations. It abstracts the database queries from the business logic.</w:t>
             </w:r>
           </w:p>
         </w:tc>
         <w:tc>
-          <w:tcPr/>
+          <w:tcPr>
+            <w:tcW w:w="3117" w:type="dxa"/>
+          </w:tcPr>
           <w:p>
             <w:pPr>
               <w:rPr>
@@ -3047,19 +3014,17 @@
             </w:pPr>
             <w:r>
               <w:rPr>
-                <w:b w:val="1"/>
-                <w:bCs w:val="1"/>
+                <w:b/>
+                <w:bCs/>
                 <w:sz w:val="24"/>
                 <w:szCs w:val="24"/>
-                <w:rtl w:val="0"/>
-              </w:rPr>
-              <w:t xml:space="preserve">Repositories/DAOs</w:t>
+              </w:rPr>
+              <w:t>Repositories/DAOs</w:t>
             </w:r>
             <w:r>
               <w:rPr>
                 <w:sz w:val="24"/>
                 <w:szCs w:val="24"/>
-                <w:rtl w:val="0"/>
               </w:rPr>
               <w:t xml:space="preserve"> (e.g., BookingRepository, RoomRepository).</w:t>
             </w:r>
@@ -3067,12 +3032,10 @@
         </w:tc>
       </w:tr>
       <w:tr>
-        <w:trPr>
-          <w:cantSplit w:val="0"/>
-          <w:tblHeader w:val="0"/>
-        </w:trPr>
         <w:tc>
-          <w:tcPr/>
+          <w:tcPr>
+            <w:tcW w:w="3116" w:type="dxa"/>
+          </w:tcPr>
           <w:p>
             <w:pPr>
               <w:rPr>
@@ -3084,14 +3047,15 @@
               <w:rPr>
                 <w:sz w:val="24"/>
                 <w:szCs w:val="24"/>
-                <w:rtl w:val="0"/>
-              </w:rPr>
-              <w:t xml:space="preserve">4. Data Layer</w:t>
+              </w:rPr>
+              <w:t>4. Data Layer</w:t>
             </w:r>
           </w:p>
         </w:tc>
         <w:tc>
-          <w:tcPr/>
+          <w:tcPr>
+            <w:tcW w:w="3117" w:type="dxa"/>
+          </w:tcPr>
           <w:p>
             <w:pPr>
               <w:rPr>
@@ -3103,14 +3067,15 @@
               <w:rPr>
                 <w:sz w:val="24"/>
                 <w:szCs w:val="24"/>
-                <w:rtl w:val="0"/>
-              </w:rPr>
-              <w:t xml:space="preserve">The physical database storage system where all application data is persisted.</w:t>
+              </w:rPr>
+              <w:t>The physical database storage system where all application data is persisted.</w:t>
             </w:r>
           </w:p>
         </w:tc>
         <w:tc>
-          <w:tcPr/>
+          <w:tcPr>
+            <w:tcW w:w="3117" w:type="dxa"/>
+          </w:tcPr>
           <w:p>
             <w:pPr>
               <w:rPr>
@@ -3120,37 +3085,33 @@
             </w:pPr>
             <w:r>
               <w:rPr>
-                <w:b w:val="1"/>
-                <w:bCs w:val="1"/>
+                <w:b/>
+                <w:bCs/>
                 <w:sz w:val="24"/>
                 <w:szCs w:val="24"/>
-                <w:rtl w:val="0"/>
-              </w:rPr>
-              <w:t xml:space="preserve">Database Schema</w:t>
+              </w:rPr>
+              <w:t>Database Schema</w:t>
             </w:r>
             <w:r>
               <w:rPr>
                 <w:sz w:val="24"/>
                 <w:szCs w:val="24"/>
-                <w:rtl w:val="0"/>
               </w:rPr>
               <w:t xml:space="preserve"> (MySQL/PostgreSQL), </w:t>
             </w:r>
             <w:r>
               <w:rPr>
-                <w:b w:val="1"/>
-                <w:bCs w:val="1"/>
+                <w:b/>
+                <w:bCs/>
                 <w:sz w:val="24"/>
                 <w:szCs w:val="24"/>
-                <w:rtl w:val="0"/>
-              </w:rPr>
-              <w:t xml:space="preserve">Tables</w:t>
+              </w:rPr>
+              <w:t>Tables</w:t>
             </w:r>
             <w:r>
               <w:rPr>
                 <w:sz w:val="24"/>
                 <w:szCs w:val="24"/>
-                <w:rtl w:val="0"/>
               </w:rPr>
               <w:t xml:space="preserve"> (Guests, Rooms, Bookings).</w:t>
             </w:r>
@@ -3161,23 +3122,18 @@
     <w:p>
       <w:pPr>
         <w:rPr>
-          <w:b w:val="1"/>
-          <w:bCs w:val="1"/>
+          <w:b/>
+          <w:bCs/>
           <w:sz w:val="30"/>
           <w:szCs w:val="30"/>
         </w:rPr>
       </w:pPr>
-      <w:r>
-        <w:rPr>
-          <w:rtl w:val="0"/>
-        </w:rPr>
-      </w:r>
-    </w:p>
-    <w:p>
-      <w:pPr>
-        <w:rPr>
-          <w:b w:val="1"/>
-          <w:bCs w:val="1"/>
+    </w:p>
+    <w:p>
+      <w:pPr>
+        <w:rPr>
+          <w:b/>
+          <w:bCs/>
           <w:sz w:val="30"/>
           <w:szCs w:val="30"/>
         </w:rPr>
@@ -3185,53 +3141,47 @@
       <w:r>
         <w:br w:type="page"/>
       </w:r>
-      <w:r>
-        <w:rPr>
-          <w:rtl w:val="0"/>
-        </w:rPr>
-      </w:r>
     </w:p>
     <w:p>
       <w:pPr>
         <w:pStyle w:val="Heading2"/>
         <w:rPr>
-          <w:rFonts w:ascii="Times New Roman" w:cs="Times New Roman" w:eastAsia="Times New Roman" w:hAnsi="Times New Roman"/>
-          <w:b w:val="1"/>
-          <w:bCs w:val="1"/>
+          <w:rFonts w:ascii="Times New Roman" w:eastAsia="Times New Roman" w:hAnsi="Times New Roman" w:cs="Times New Roman"/>
+          <w:b/>
+          <w:bCs/>
           <w:color w:val="000000"/>
           <w:sz w:val="30"/>
           <w:szCs w:val="30"/>
         </w:rPr>
       </w:pPr>
-      <w:bookmarkStart w:colFirst="0" w:colLast="0" w:name="_q2p2rlhst4cf" w:id="2"/>
+      <w:bookmarkStart w:id="2" w:name="_q2p2rlhst4cf" w:colFirst="0" w:colLast="0"/>
       <w:bookmarkEnd w:id="2"/>
       <w:r>
         <w:rPr>
-          <w:rFonts w:ascii="Times New Roman" w:cs="Times New Roman" w:eastAsia="Times New Roman" w:hAnsi="Times New Roman"/>
-          <w:b w:val="1"/>
-          <w:bCs w:val="1"/>
+          <w:rFonts w:ascii="Times New Roman" w:eastAsia="Times New Roman" w:hAnsi="Times New Roman" w:cs="Times New Roman"/>
+          <w:b/>
+          <w:bCs/>
           <w:color w:val="000000"/>
           <w:sz w:val="30"/>
           <w:szCs w:val="30"/>
-          <w:rtl w:val="0"/>
-        </w:rPr>
-        <w:t xml:space="preserve">2.2. Data Flow</w:t>
-      </w:r>
-    </w:p>
-    <w:p>
-      <w:pPr>
-        <w:rPr>
-          <w:sz w:val="26"/>
-          <w:szCs w:val="26"/>
-        </w:rPr>
-      </w:pPr>
-      <w:r>
-        <w:rPr>
-          <w:sz w:val="26"/>
-          <w:szCs w:val="26"/>
-          <w:rtl w:val="0"/>
-        </w:rPr>
-        <w:t xml:space="preserve">Scenario: Check Room Availability Flow</w:t>
+        </w:rPr>
+        <w:lastRenderedPageBreak/>
+        <w:t>2.2. Data Flow</w:t>
+      </w:r>
+    </w:p>
+    <w:p>
+      <w:pPr>
+        <w:rPr>
+          <w:sz w:val="26"/>
+          <w:szCs w:val="26"/>
+        </w:rPr>
+      </w:pPr>
+      <w:r>
+        <w:rPr>
+          <w:sz w:val="26"/>
+          <w:szCs w:val="26"/>
+        </w:rPr>
+        <w:t>Scenario: Check Room Availability Flow</w:t>
       </w:r>
     </w:p>
     <w:p>
@@ -3240,36 +3190,18 @@
           <w:ilvl w:val="0"/>
           <w:numId w:val="2"/>
         </w:numPr>
-        <w:spacing w:after="0" w:afterAutospacing="0" w:before="240" w:lineRule="auto"/>
-        <w:ind w:left="720" w:hanging="360"/>
-        <w:rPr>
-          <w:sz w:val="26"/>
-          <w:szCs w:val="26"/>
-        </w:rPr>
-      </w:pPr>
-      <w:r>
-        <w:rPr>
-          <w:sz w:val="26"/>
-          <w:szCs w:val="26"/>
-          <w:rtl w:val="0"/>
-        </w:rPr>
-        <w:t xml:space="preserve">Client Request: The user (Guest/Staff Portal) sends an HTTP GET request to the endpoint: </w:t>
-      </w:r>
-      <w:r>
-        <w:rPr>
-          <w:sz w:val="26"/>
-          <w:szCs w:val="26"/>
-          <w:rtl w:val="0"/>
-        </w:rPr>
-        <w:t xml:space="preserve">/rooms/availability?checkin=2025-12-20&amp;roomType=DELUXE</w:t>
-      </w:r>
-      <w:r>
-        <w:rPr>
-          <w:sz w:val="26"/>
-          <w:szCs w:val="26"/>
-          <w:rtl w:val="0"/>
-        </w:rPr>
-        <w:t xml:space="preserve">.</w:t>
+        <w:spacing w:before="240"/>
+        <w:rPr>
+          <w:sz w:val="26"/>
+          <w:szCs w:val="26"/>
+        </w:rPr>
+      </w:pPr>
+      <w:r>
+        <w:rPr>
+          <w:sz w:val="26"/>
+          <w:szCs w:val="26"/>
+        </w:rPr>
+        <w:t>Client Request: The user (Guest/Staff Portal) sends an HTTP GET request to the endpoint: /rooms/availability?checkin=2025-12-20&amp;roomType=DELUXE.</w:t>
       </w:r>
     </w:p>
     <w:p>
@@ -3278,36 +3210,17 @@
           <w:ilvl w:val="0"/>
           <w:numId w:val="2"/>
         </w:numPr>
-        <w:spacing w:after="0" w:afterAutospacing="0" w:before="0" w:beforeAutospacing="0" w:lineRule="auto"/>
-        <w:ind w:left="720" w:hanging="360"/>
-        <w:rPr>
-          <w:sz w:val="26"/>
-          <w:szCs w:val="26"/>
-        </w:rPr>
-      </w:pPr>
-      <w:r>
-        <w:rPr>
-          <w:sz w:val="26"/>
-          <w:szCs w:val="26"/>
-          <w:rtl w:val="0"/>
-        </w:rPr>
-        <w:t xml:space="preserve">Layer 1 (Presentation): The </w:t>
-      </w:r>
-      <w:r>
-        <w:rPr>
-          <w:sz w:val="26"/>
-          <w:szCs w:val="26"/>
-          <w:rtl w:val="0"/>
-        </w:rPr>
-        <w:t xml:space="preserve">RoomController</w:t>
-      </w:r>
-      <w:r>
-        <w:rPr>
-          <w:sz w:val="26"/>
-          <w:szCs w:val="26"/>
-          <w:rtl w:val="0"/>
-        </w:rPr>
-        <w:t xml:space="preserve"> receives the request, performs user session authentication, and validates the date format. It then invokes Layer 2.</w:t>
+        <w:rPr>
+          <w:sz w:val="26"/>
+          <w:szCs w:val="26"/>
+        </w:rPr>
+      </w:pPr>
+      <w:r>
+        <w:rPr>
+          <w:sz w:val="26"/>
+          <w:szCs w:val="26"/>
+        </w:rPr>
+        <w:t>Layer 1 (Presentation): The RoomController receives the request, performs user session authentication, and validates the date format. It then invokes Layer 2.</w:t>
       </w:r>
     </w:p>
     <w:p>
@@ -3316,52 +3229,17 @@
           <w:ilvl w:val="0"/>
           <w:numId w:val="2"/>
         </w:numPr>
-        <w:spacing w:after="0" w:afterAutospacing="0" w:before="0" w:beforeAutospacing="0" w:lineRule="auto"/>
-        <w:ind w:left="720" w:hanging="360"/>
-        <w:rPr>
-          <w:sz w:val="26"/>
-          <w:szCs w:val="26"/>
-        </w:rPr>
-      </w:pPr>
-      <w:r>
-        <w:rPr>
-          <w:sz w:val="26"/>
-          <w:szCs w:val="26"/>
-          <w:rtl w:val="0"/>
-        </w:rPr>
-        <w:t xml:space="preserve">Layer 2 (Business Logic): The </w:t>
-      </w:r>
-      <w:r>
-        <w:rPr>
-          <w:sz w:val="26"/>
-          <w:szCs w:val="26"/>
-          <w:rtl w:val="0"/>
-        </w:rPr>
-        <w:t xml:space="preserve">RoomService</w:t>
-      </w:r>
-      <w:r>
-        <w:rPr>
-          <w:sz w:val="26"/>
-          <w:szCs w:val="26"/>
-          <w:rtl w:val="0"/>
-        </w:rPr>
-        <w:t xml:space="preserve"> executes the </w:t>
-      </w:r>
-      <w:r>
-        <w:rPr>
-          <w:sz w:val="26"/>
-          <w:szCs w:val="26"/>
-          <w:rtl w:val="0"/>
-        </w:rPr>
-        <w:t xml:space="preserve">findAvailableRooms(checkin, type)</w:t>
-      </w:r>
-      <w:r>
-        <w:rPr>
-          <w:sz w:val="26"/>
-          <w:szCs w:val="26"/>
-          <w:rtl w:val="0"/>
-        </w:rPr>
-        <w:t xml:space="preserve"> function. Here, the system applies business rules, such as checking for minimum stay duration requirements.</w:t>
+        <w:rPr>
+          <w:sz w:val="26"/>
+          <w:szCs w:val="26"/>
+        </w:rPr>
+      </w:pPr>
+      <w:r>
+        <w:rPr>
+          <w:sz w:val="26"/>
+          <w:szCs w:val="26"/>
+        </w:rPr>
+        <w:t>Layer 2 (Business Logic): The RoomService executes the findAvailableRooms(checkin, type) function. Here, the system applies business rules, such as checking for minimum stay duration requirements.</w:t>
       </w:r>
     </w:p>
     <w:p>
@@ -3370,52 +3248,17 @@
           <w:ilvl w:val="0"/>
           <w:numId w:val="2"/>
         </w:numPr>
-        <w:spacing w:after="0" w:afterAutospacing="0" w:before="0" w:beforeAutospacing="0" w:lineRule="auto"/>
-        <w:ind w:left="720" w:hanging="360"/>
-        <w:rPr>
-          <w:sz w:val="26"/>
-          <w:szCs w:val="26"/>
-        </w:rPr>
-      </w:pPr>
-      <w:r>
-        <w:rPr>
-          <w:sz w:val="26"/>
-          <w:szCs w:val="26"/>
-          <w:rtl w:val="0"/>
-        </w:rPr>
-        <w:t xml:space="preserve">Layer 3 (Persistence): The </w:t>
-      </w:r>
-      <w:r>
-        <w:rPr>
-          <w:sz w:val="26"/>
-          <w:szCs w:val="26"/>
-          <w:rtl w:val="0"/>
-        </w:rPr>
-        <w:t xml:space="preserve">RoomRepository</w:t>
-      </w:r>
-      <w:r>
-        <w:rPr>
-          <w:sz w:val="26"/>
-          <w:szCs w:val="26"/>
-          <w:rtl w:val="0"/>
-        </w:rPr>
-        <w:t xml:space="preserve"> (shown within the Business Logic flow in the diagram but effectively handling data access) receives the command and constructs a complex SQL query: </w:t>
-      </w:r>
-      <w:r>
-        <w:rPr>
-          <w:sz w:val="26"/>
-          <w:szCs w:val="26"/>
-          <w:rtl w:val="0"/>
-        </w:rPr>
-        <w:t xml:space="preserve">SELECT r.* FROM rooms r LEFT JOIN reservations res WHERE ... AND roomType = ?</w:t>
-      </w:r>
-      <w:r>
-        <w:rPr>
-          <w:sz w:val="26"/>
-          <w:szCs w:val="26"/>
-          <w:rtl w:val="0"/>
-        </w:rPr>
-        <w:t xml:space="preserve">.</w:t>
+        <w:rPr>
+          <w:sz w:val="26"/>
+          <w:szCs w:val="26"/>
+        </w:rPr>
+      </w:pPr>
+      <w:r>
+        <w:rPr>
+          <w:sz w:val="26"/>
+          <w:szCs w:val="26"/>
+        </w:rPr>
+        <w:t>Layer 3 (Persistence): The RoomRepository (shown within the Business Logic flow in the diagram but effectively handling data access) receives the command and constructs a complex SQL query: SELECT r.* FROM rooms r LEFT JOIN reservations res WHERE ... AND roomType = ?.</w:t>
       </w:r>
     </w:p>
     <w:p>
@@ -3424,20 +3267,17 @@
           <w:ilvl w:val="0"/>
           <w:numId w:val="2"/>
         </w:numPr>
-        <w:spacing w:after="0" w:afterAutospacing="0" w:before="0" w:beforeAutospacing="0" w:lineRule="auto"/>
-        <w:ind w:left="720" w:hanging="360"/>
-        <w:rPr>
-          <w:sz w:val="26"/>
-          <w:szCs w:val="26"/>
-        </w:rPr>
-      </w:pPr>
-      <w:r>
-        <w:rPr>
-          <w:sz w:val="26"/>
-          <w:szCs w:val="26"/>
-          <w:rtl w:val="0"/>
-        </w:rPr>
-        <w:t xml:space="preserve">Layer 4 (Data): The Database (PostgreSQL) executes the JOIN command to filter for rooms that are not booked during the specified period and returns the raw data.</w:t>
+        <w:rPr>
+          <w:sz w:val="26"/>
+          <w:szCs w:val="26"/>
+        </w:rPr>
+      </w:pPr>
+      <w:r>
+        <w:rPr>
+          <w:sz w:val="26"/>
+          <w:szCs w:val="26"/>
+        </w:rPr>
+        <w:t>Layer 4 (Data): The Database (PostgreSQL) executes the JOIN command to filter for rooms that are not booked during the specified period and returns the raw data.</w:t>
       </w:r>
     </w:p>
     <w:p>
@@ -3446,20 +3286,17 @@
           <w:ilvl w:val="0"/>
           <w:numId w:val="2"/>
         </w:numPr>
-        <w:spacing w:after="0" w:afterAutospacing="0" w:before="0" w:beforeAutospacing="0" w:lineRule="auto"/>
-        <w:ind w:left="720" w:hanging="360"/>
-        <w:rPr>
-          <w:sz w:val="26"/>
-          <w:szCs w:val="26"/>
-        </w:rPr>
-      </w:pPr>
-      <w:r>
-        <w:rPr>
-          <w:sz w:val="26"/>
-          <w:szCs w:val="26"/>
-          <w:rtl w:val="0"/>
-        </w:rPr>
-        <w:t xml:space="preserve">Return Path:</w:t>
+        <w:rPr>
+          <w:sz w:val="26"/>
+          <w:szCs w:val="26"/>
+        </w:rPr>
+      </w:pPr>
+      <w:r>
+        <w:rPr>
+          <w:sz w:val="26"/>
+          <w:szCs w:val="26"/>
+        </w:rPr>
+        <w:t>Return Path:</w:t>
       </w:r>
     </w:p>
     <w:p>
@@ -3468,52 +3305,17 @@
           <w:ilvl w:val="1"/>
           <w:numId w:val="2"/>
         </w:numPr>
-        <w:spacing w:after="0" w:afterAutospacing="0" w:before="0" w:beforeAutospacing="0" w:lineRule="auto"/>
-        <w:ind w:left="1440" w:hanging="360"/>
-        <w:rPr>
-          <w:sz w:val="26"/>
-          <w:szCs w:val="26"/>
-        </w:rPr>
-      </w:pPr>
-      <w:r>
-        <w:rPr>
-          <w:sz w:val="26"/>
-          <w:szCs w:val="26"/>
-          <w:rtl w:val="0"/>
-        </w:rPr>
-        <w:t xml:space="preserve">The </w:t>
-      </w:r>
-      <w:r>
-        <w:rPr>
-          <w:sz w:val="26"/>
-          <w:szCs w:val="26"/>
-          <w:rtl w:val="0"/>
-        </w:rPr>
-        <w:t xml:space="preserve">RoomRepository</w:t>
-      </w:r>
-      <w:r>
-        <w:rPr>
-          <w:sz w:val="26"/>
-          <w:szCs w:val="26"/>
-          <w:rtl w:val="0"/>
-        </w:rPr>
-        <w:t xml:space="preserve"> maps the raw data from the Database into </w:t>
-      </w:r>
-      <w:r>
-        <w:rPr>
-          <w:sz w:val="26"/>
-          <w:szCs w:val="26"/>
-          <w:rtl w:val="0"/>
-        </w:rPr>
-        <w:t xml:space="preserve">Room Objects</w:t>
-      </w:r>
-      <w:r>
-        <w:rPr>
-          <w:sz w:val="26"/>
-          <w:szCs w:val="26"/>
-          <w:rtl w:val="0"/>
-        </w:rPr>
-        <w:t xml:space="preserve">.</w:t>
+        <w:rPr>
+          <w:sz w:val="26"/>
+          <w:szCs w:val="26"/>
+        </w:rPr>
+      </w:pPr>
+      <w:r>
+        <w:rPr>
+          <w:sz w:val="26"/>
+          <w:szCs w:val="26"/>
+        </w:rPr>
+        <w:t>The RoomRepository maps the raw data from the Database into Room Objects.</w:t>
       </w:r>
     </w:p>
     <w:p>
@@ -3522,36 +3324,17 @@
           <w:ilvl w:val="1"/>
           <w:numId w:val="2"/>
         </w:numPr>
-        <w:spacing w:after="0" w:afterAutospacing="0" w:before="0" w:beforeAutospacing="0" w:lineRule="auto"/>
-        <w:ind w:left="1440" w:hanging="360"/>
-        <w:rPr>
-          <w:sz w:val="26"/>
-          <w:szCs w:val="26"/>
-        </w:rPr>
-      </w:pPr>
-      <w:r>
-        <w:rPr>
-          <w:sz w:val="26"/>
-          <w:szCs w:val="26"/>
-          <w:rtl w:val="0"/>
-        </w:rPr>
-        <w:t xml:space="preserve">The </w:t>
-      </w:r>
-      <w:r>
-        <w:rPr>
-          <w:sz w:val="26"/>
-          <w:szCs w:val="26"/>
-          <w:rtl w:val="0"/>
-        </w:rPr>
-        <w:t xml:space="preserve">RoomService</w:t>
-      </w:r>
-      <w:r>
-        <w:rPr>
-          <w:sz w:val="26"/>
-          <w:szCs w:val="26"/>
-          <w:rtl w:val="0"/>
-        </w:rPr>
-        <w:t xml:space="preserve"> calculates the final pricing (Pricing Logic).</w:t>
+        <w:rPr>
+          <w:sz w:val="26"/>
+          <w:szCs w:val="26"/>
+        </w:rPr>
+      </w:pPr>
+      <w:r>
+        <w:rPr>
+          <w:sz w:val="26"/>
+          <w:szCs w:val="26"/>
+        </w:rPr>
+        <w:t>The RoomService calculates the final pricing (Pricing Logic).</w:t>
       </w:r>
     </w:p>
     <w:p>
@@ -3560,60 +3343,28 @@
           <w:ilvl w:val="1"/>
           <w:numId w:val="2"/>
         </w:numPr>
-        <w:spacing w:after="240" w:before="0" w:beforeAutospacing="0" w:lineRule="auto"/>
-        <w:ind w:left="1440" w:hanging="360"/>
-        <w:rPr>
-          <w:sz w:val="26"/>
-          <w:szCs w:val="26"/>
-        </w:rPr>
-      </w:pPr>
-      <w:r>
-        <w:rPr>
-          <w:sz w:val="26"/>
-          <w:szCs w:val="26"/>
-          <w:rtl w:val="0"/>
-        </w:rPr>
-        <w:t xml:space="preserve">The </w:t>
-      </w:r>
-      <w:r>
-        <w:rPr>
-          <w:sz w:val="26"/>
-          <w:szCs w:val="26"/>
-          <w:rtl w:val="0"/>
-        </w:rPr>
-        <w:t xml:space="preserve">RoomController</w:t>
-      </w:r>
-      <w:r>
-        <w:rPr>
-          <w:sz w:val="26"/>
-          <w:szCs w:val="26"/>
-          <w:rtl w:val="0"/>
-        </w:rPr>
-        <w:t xml:space="preserve"> returns the "Available rooms response" (JSON/HTML) to the Client.</w:t>
-      </w:r>
-    </w:p>
-    <w:p>
-      <w:pPr>
-        <w:jc w:val="center"/>
-        <w:rPr>
-          <w:sz w:val="26"/>
-          <w:szCs w:val="26"/>
-        </w:rPr>
-      </w:pPr>
-      <w:r>
-        <w:rPr>
-          <w:rtl w:val="0"/>
-        </w:rPr>
+        <w:spacing w:after="240"/>
+        <w:rPr>
+          <w:sz w:val="26"/>
+          <w:szCs w:val="26"/>
+        </w:rPr>
+      </w:pPr>
+      <w:r>
+        <w:rPr>
+          <w:sz w:val="26"/>
+          <w:szCs w:val="26"/>
+        </w:rPr>
+        <w:t>The RoomController returns the "Available rooms response" (JSON/HTML) to the Client.</w:t>
       </w:r>
     </w:p>
     <w:p>
       <w:pPr>
         <w:pStyle w:val="Heading1"/>
-        <w:spacing w:after="60" w:before="60" w:lineRule="auto"/>
-        <w:rPr>
-          <w:rFonts w:ascii="Times New Roman" w:cs="Times New Roman" w:eastAsia="Times New Roman" w:hAnsi="Times New Roman"/>
-          <w:b w:val="1"/>
-          <w:bCs w:val="1"/>
+        <w:spacing w:before="60" w:after="60"/>
+        <w:rPr>
+          <w:rFonts w:ascii="Times New Roman" w:eastAsia="Times New Roman" w:hAnsi="Times New Roman" w:cs="Times New Roman"/>
+          <w:b/>
+          <w:bCs/>
           <w:color w:val="000000"/>
           <w:sz w:val="30"/>
           <w:szCs w:val="30"/>
@@ -3621,47 +3372,43 @@
       </w:pPr>
       <w:r>
         <w:rPr>
-          <w:rFonts w:ascii="Times New Roman" w:cs="Times New Roman" w:eastAsia="Times New Roman" w:hAnsi="Times New Roman"/>
-          <w:b w:val="1"/>
-          <w:bCs w:val="1"/>
+          <w:rFonts w:ascii="Times New Roman" w:eastAsia="Times New Roman" w:hAnsi="Times New Roman" w:cs="Times New Roman"/>
+          <w:b/>
+          <w:bCs/>
           <w:color w:val="000000"/>
           <w:sz w:val="30"/>
           <w:szCs w:val="30"/>
-          <w:rtl w:val="0"/>
-        </w:rPr>
-        <w:t xml:space="preserve">3. Lab Specific Section: II. Component Identification (Product Catalog)</w:t>
-      </w:r>
-    </w:p>
-    <w:p>
-      <w:pPr>
-        <w:rPr>
-          <w:sz w:val="26"/>
-          <w:szCs w:val="26"/>
-        </w:rPr>
-      </w:pPr>
-      <w:r>
-        <w:rPr>
-          <w:sz w:val="26"/>
-          <w:szCs w:val="26"/>
-          <w:rtl w:val="0"/>
+        </w:rPr>
+        <w:t>3. Lab Specific Section: II. Component Identification (Product Catalog)</w:t>
+      </w:r>
+    </w:p>
+    <w:p>
+      <w:pPr>
+        <w:rPr>
+          <w:sz w:val="26"/>
+          <w:szCs w:val="26"/>
+        </w:rPr>
+      </w:pPr>
+      <w:r>
+        <w:rPr>
+          <w:sz w:val="26"/>
+          <w:szCs w:val="26"/>
         </w:rPr>
         <w:t xml:space="preserve">This section breaks down the critical </w:t>
       </w:r>
       <w:r>
         <w:rPr>
-          <w:b w:val="1"/>
-          <w:bCs w:val="1"/>
-          <w:sz w:val="26"/>
-          <w:szCs w:val="26"/>
-          <w:rtl w:val="0"/>
-        </w:rPr>
-        <w:t xml:space="preserve">"Make a Reservation"</w:t>
-      </w:r>
-      <w:r>
-        <w:rPr>
-          <w:sz w:val="26"/>
-          <w:szCs w:val="26"/>
-          <w:rtl w:val="0"/>
+          <w:b/>
+          <w:bCs/>
+          <w:sz w:val="26"/>
+          <w:szCs w:val="26"/>
+        </w:rPr>
+        <w:t>"Make a Reservation"</w:t>
+      </w:r>
+      <w:r>
+        <w:rPr>
+          <w:sz w:val="26"/>
+          <w:szCs w:val="26"/>
         </w:rPr>
         <w:t xml:space="preserve"> feature into concrete software components residing in the top three layers.</w:t>
       </w:r>
@@ -3670,43 +3417,41 @@
       <w:pPr>
         <w:pStyle w:val="Heading2"/>
         <w:rPr>
-          <w:rFonts w:ascii="Times New Roman" w:cs="Times New Roman" w:eastAsia="Times New Roman" w:hAnsi="Times New Roman"/>
-          <w:b w:val="1"/>
-          <w:bCs w:val="1"/>
+          <w:rFonts w:ascii="Times New Roman" w:eastAsia="Times New Roman" w:hAnsi="Times New Roman" w:cs="Times New Roman"/>
+          <w:b/>
+          <w:bCs/>
           <w:color w:val="000000"/>
           <w:sz w:val="30"/>
           <w:szCs w:val="30"/>
         </w:rPr>
       </w:pPr>
-      <w:bookmarkStart w:colFirst="0" w:colLast="0" w:name="_1876vart2nyv" w:id="3"/>
+      <w:bookmarkStart w:id="3" w:name="_1876vart2nyv" w:colFirst="0" w:colLast="0"/>
       <w:bookmarkEnd w:id="3"/>
       <w:r>
         <w:rPr>
-          <w:rFonts w:ascii="Times New Roman" w:cs="Times New Roman" w:eastAsia="Times New Roman" w:hAnsi="Times New Roman"/>
-          <w:b w:val="1"/>
-          <w:bCs w:val="1"/>
+          <w:rFonts w:ascii="Times New Roman" w:eastAsia="Times New Roman" w:hAnsi="Times New Roman" w:cs="Times New Roman"/>
+          <w:b/>
+          <w:bCs/>
           <w:color w:val="000000"/>
           <w:sz w:val="30"/>
           <w:szCs w:val="30"/>
-          <w:rtl w:val="0"/>
-        </w:rPr>
-        <w:t xml:space="preserve">3.1. Identify Components</w:t>
-      </w:r>
-    </w:p>
-    <w:p>
-      <w:pPr>
-        <w:rPr>
-          <w:sz w:val="26"/>
-          <w:szCs w:val="26"/>
-        </w:rPr>
-      </w:pPr>
-      <w:r>
-        <w:rPr>
-          <w:sz w:val="26"/>
-          <w:szCs w:val="26"/>
-          <w:rtl w:val="0"/>
-        </w:rPr>
-        <w:t xml:space="preserve">Layer 1: Presentation Layer</w:t>
+        </w:rPr>
+        <w:t>3.1. Identify Components</w:t>
+      </w:r>
+    </w:p>
+    <w:p>
+      <w:pPr>
+        <w:rPr>
+          <w:sz w:val="26"/>
+          <w:szCs w:val="26"/>
+        </w:rPr>
+      </w:pPr>
+      <w:r>
+        <w:rPr>
+          <w:sz w:val="26"/>
+          <w:szCs w:val="26"/>
+        </w:rPr>
+        <w:t>Layer 1: Presentation Layer</w:t>
       </w:r>
     </w:p>
     <w:p>
@@ -3715,16 +3460,13 @@
           <w:ilvl w:val="0"/>
           <w:numId w:val="3"/>
         </w:numPr>
-        <w:ind w:left="720" w:hanging="360"/>
-        <w:rPr/>
-      </w:pPr>
-      <w:r>
-        <w:rPr>
-          <w:sz w:val="26"/>
-          <w:szCs w:val="26"/>
-          <w:rtl w:val="0"/>
-        </w:rPr>
-        <w:t xml:space="preserve">Component Name: BookingController</w:t>
+      </w:pPr>
+      <w:r>
+        <w:rPr>
+          <w:sz w:val="26"/>
+          <w:szCs w:val="26"/>
+        </w:rPr>
+        <w:t>Component Name: BookingController</w:t>
       </w:r>
     </w:p>
     <w:p>
@@ -3733,32 +3475,28 @@
           <w:ilvl w:val="0"/>
           <w:numId w:val="3"/>
         </w:numPr>
-        <w:ind w:left="720" w:hanging="360"/>
-        <w:rPr/>
-      </w:pPr>
-      <w:r>
-        <w:rPr>
-          <w:sz w:val="26"/>
-          <w:szCs w:val="26"/>
-          <w:rtl w:val="0"/>
-        </w:rPr>
-        <w:t xml:space="preserve">Responsibility: Receives the booking request (POST /book), validates input format (forms), and delegates processing to the BookingService.</w:t>
-      </w:r>
-    </w:p>
-    <w:p>
-      <w:pPr>
-        <w:rPr>
-          <w:sz w:val="26"/>
-          <w:szCs w:val="26"/>
-        </w:rPr>
-      </w:pPr>
-      <w:r>
-        <w:rPr>
-          <w:sz w:val="26"/>
-          <w:szCs w:val="26"/>
-          <w:rtl w:val="0"/>
-        </w:rPr>
-        <w:t xml:space="preserve">Layer 2: Business Logic Layer</w:t>
+      </w:pPr>
+      <w:r>
+        <w:rPr>
+          <w:sz w:val="26"/>
+          <w:szCs w:val="26"/>
+        </w:rPr>
+        <w:t>Responsibility: Receives the booking request (POST /book), validates input format (forms), and delegates processing to the BookingService.</w:t>
+      </w:r>
+    </w:p>
+    <w:p>
+      <w:pPr>
+        <w:rPr>
+          <w:sz w:val="26"/>
+          <w:szCs w:val="26"/>
+        </w:rPr>
+      </w:pPr>
+      <w:r>
+        <w:rPr>
+          <w:sz w:val="26"/>
+          <w:szCs w:val="26"/>
+        </w:rPr>
+        <w:t>Layer 2: Business Logic Layer</w:t>
       </w:r>
     </w:p>
     <w:p>
@@ -3767,16 +3505,13 @@
           <w:ilvl w:val="0"/>
           <w:numId w:val="4"/>
         </w:numPr>
-        <w:ind w:left="720" w:hanging="360"/>
-        <w:rPr/>
-      </w:pPr>
-      <w:r>
-        <w:rPr>
-          <w:sz w:val="26"/>
-          <w:szCs w:val="26"/>
-          <w:rtl w:val="0"/>
-        </w:rPr>
-        <w:t xml:space="preserve">Component Name: BookingService</w:t>
+      </w:pPr>
+      <w:r>
+        <w:rPr>
+          <w:sz w:val="26"/>
+          <w:szCs w:val="26"/>
+        </w:rPr>
+        <w:t>Component Name: BookingService</w:t>
       </w:r>
     </w:p>
     <w:p>
@@ -3785,16 +3520,13 @@
           <w:ilvl w:val="0"/>
           <w:numId w:val="4"/>
         </w:numPr>
-        <w:ind w:left="720" w:hanging="360"/>
-        <w:rPr/>
-      </w:pPr>
-      <w:r>
-        <w:rPr>
-          <w:sz w:val="26"/>
-          <w:szCs w:val="26"/>
-          <w:rtl w:val="0"/>
-        </w:rPr>
-        <w:t xml:space="preserve">Responsibility: Coordinates the reservation process. It checks room availability via RoomService, processes financial transactions via PaymentService (interface with Payment Gateway), and calculates total costs.</w:t>
+      </w:pPr>
+      <w:r>
+        <w:rPr>
+          <w:sz w:val="26"/>
+          <w:szCs w:val="26"/>
+        </w:rPr>
+        <w:t>Responsibility: Coordinates the reservation process. It checks room availability via RoomService, processes financial transactions via PaymentService (interface with Payment Gateway), and calculates total costs.</w:t>
       </w:r>
     </w:p>
     <w:p>
@@ -3803,16 +3535,13 @@
           <w:ilvl w:val="0"/>
           <w:numId w:val="4"/>
         </w:numPr>
-        <w:ind w:left="720" w:hanging="360"/>
-        <w:rPr/>
-      </w:pPr>
-      <w:r>
-        <w:rPr>
-          <w:sz w:val="26"/>
-          <w:szCs w:val="26"/>
-          <w:rtl w:val="0"/>
-        </w:rPr>
-        <w:t xml:space="preserve">Component Name: PaymentService</w:t>
+      </w:pPr>
+      <w:r>
+        <w:rPr>
+          <w:sz w:val="26"/>
+          <w:szCs w:val="26"/>
+        </w:rPr>
+        <w:t>Component Name: PaymentService</w:t>
       </w:r>
     </w:p>
     <w:p>
@@ -3821,32 +3550,28 @@
           <w:ilvl w:val="0"/>
           <w:numId w:val="4"/>
         </w:numPr>
-        <w:ind w:left="720" w:hanging="360"/>
-        <w:rPr/>
-      </w:pPr>
-      <w:r>
-        <w:rPr>
-          <w:sz w:val="26"/>
-          <w:szCs w:val="26"/>
-          <w:rtl w:val="0"/>
-        </w:rPr>
-        <w:t xml:space="preserve">Responsibility: Encapsulates the logic for communicating with the external Payment Gateway (Actor), ensuring security and isolating third-party dependencies.</w:t>
-      </w:r>
-    </w:p>
-    <w:p>
-      <w:pPr>
-        <w:rPr>
-          <w:sz w:val="26"/>
-          <w:szCs w:val="26"/>
-        </w:rPr>
-      </w:pPr>
-      <w:r>
-        <w:rPr>
-          <w:sz w:val="26"/>
-          <w:szCs w:val="26"/>
-          <w:rtl w:val="0"/>
-        </w:rPr>
-        <w:t xml:space="preserve">Layer 3: Persistence Layer</w:t>
+      </w:pPr>
+      <w:r>
+        <w:rPr>
+          <w:sz w:val="26"/>
+          <w:szCs w:val="26"/>
+        </w:rPr>
+        <w:t>Responsibility: Encapsulates the logic for communicating with the external Payment Gateway (Actor), ensuring security and isolating third-party dependencies.</w:t>
+      </w:r>
+    </w:p>
+    <w:p>
+      <w:pPr>
+        <w:rPr>
+          <w:sz w:val="26"/>
+          <w:szCs w:val="26"/>
+        </w:rPr>
+      </w:pPr>
+      <w:r>
+        <w:rPr>
+          <w:sz w:val="26"/>
+          <w:szCs w:val="26"/>
+        </w:rPr>
+        <w:t>Layer 3: Persistence Layer</w:t>
       </w:r>
     </w:p>
     <w:p>
@@ -3855,16 +3580,14 @@
           <w:ilvl w:val="0"/>
           <w:numId w:val="5"/>
         </w:numPr>
-        <w:ind w:left="720" w:hanging="360"/>
-        <w:rPr/>
-      </w:pPr>
-      <w:r>
-        <w:rPr>
-          <w:sz w:val="26"/>
-          <w:szCs w:val="26"/>
-          <w:rtl w:val="0"/>
-        </w:rPr>
-        <w:t xml:space="preserve">Component Name: BookingRepository</w:t>
+      </w:pPr>
+      <w:r>
+        <w:rPr>
+          <w:sz w:val="26"/>
+          <w:szCs w:val="26"/>
+        </w:rPr>
+        <w:lastRenderedPageBreak/>
+        <w:t>Component Name: BookingRepository</w:t>
       </w:r>
     </w:p>
     <w:p>
@@ -3873,59 +3596,54 @@
           <w:ilvl w:val="0"/>
           <w:numId w:val="5"/>
         </w:numPr>
-        <w:ind w:left="720" w:hanging="360"/>
-        <w:rPr/>
-      </w:pPr>
-      <w:r>
-        <w:rPr>
-          <w:sz w:val="26"/>
-          <w:szCs w:val="26"/>
-          <w:rtl w:val="0"/>
-        </w:rPr>
-        <w:t xml:space="preserve">Responsibility: Translates the finalized booking object into a database insert command (INSERT INTO bookings...) to persist the reservation.</w:t>
+      </w:pPr>
+      <w:r>
+        <w:rPr>
+          <w:sz w:val="26"/>
+          <w:szCs w:val="26"/>
+        </w:rPr>
+        <w:t>Responsibility: Translates the finalized booking object into a database insert command (INSERT INTO bookings...) to persist the reservation.</w:t>
       </w:r>
     </w:p>
     <w:p>
       <w:pPr>
         <w:pStyle w:val="Heading2"/>
         <w:rPr>
-          <w:rFonts w:ascii="Times New Roman" w:cs="Times New Roman" w:eastAsia="Times New Roman" w:hAnsi="Times New Roman"/>
-          <w:b w:val="1"/>
-          <w:bCs w:val="1"/>
+          <w:rFonts w:ascii="Times New Roman" w:eastAsia="Times New Roman" w:hAnsi="Times New Roman" w:cs="Times New Roman"/>
+          <w:b/>
+          <w:bCs/>
           <w:color w:val="000000"/>
           <w:sz w:val="30"/>
           <w:szCs w:val="30"/>
         </w:rPr>
       </w:pPr>
-      <w:bookmarkStart w:colFirst="0" w:colLast="0" w:name="_le8hyuvvc0o6" w:id="4"/>
+      <w:bookmarkStart w:id="4" w:name="_le8hyuvvc0o6" w:colFirst="0" w:colLast="0"/>
       <w:bookmarkEnd w:id="4"/>
       <w:r>
         <w:rPr>
-          <w:rFonts w:ascii="Times New Roman" w:cs="Times New Roman" w:eastAsia="Times New Roman" w:hAnsi="Times New Roman"/>
-          <w:b w:val="1"/>
-          <w:bCs w:val="1"/>
+          <w:rFonts w:ascii="Times New Roman" w:eastAsia="Times New Roman" w:hAnsi="Times New Roman" w:cs="Times New Roman"/>
+          <w:b/>
+          <w:bCs/>
           <w:color w:val="000000"/>
           <w:sz w:val="30"/>
           <w:szCs w:val="30"/>
-          <w:rtl w:val="0"/>
-        </w:rPr>
-        <w:t xml:space="preserve">3.2. Define Interfaces</w:t>
-      </w:r>
-    </w:p>
-    <w:p>
-      <w:pPr>
-        <w:rPr>
-          <w:sz w:val="26"/>
-          <w:szCs w:val="26"/>
-        </w:rPr>
-      </w:pPr>
-      <w:r>
-        <w:rPr>
-          <w:sz w:val="26"/>
-          <w:szCs w:val="26"/>
-          <w:rtl w:val="0"/>
-        </w:rPr>
-        <w:t xml:space="preserve">The following interfaces define the contracts between layers:</w:t>
+        </w:rPr>
+        <w:t>3.2. Define Interfaces</w:t>
+      </w:r>
+    </w:p>
+    <w:p>
+      <w:pPr>
+        <w:rPr>
+          <w:sz w:val="26"/>
+          <w:szCs w:val="26"/>
+        </w:rPr>
+      </w:pPr>
+      <w:r>
+        <w:rPr>
+          <w:sz w:val="26"/>
+          <w:szCs w:val="26"/>
+        </w:rPr>
+        <w:t>The following interfaces define the contracts between layers:</w:t>
       </w:r>
     </w:p>
     <w:p>
@@ -3934,16 +3652,13 @@
           <w:ilvl w:val="0"/>
           <w:numId w:val="6"/>
         </w:numPr>
-        <w:ind w:left="720" w:hanging="360"/>
-        <w:rPr/>
-      </w:pPr>
-      <w:r>
-        <w:rPr>
-          <w:sz w:val="26"/>
-          <w:szCs w:val="26"/>
-          <w:rtl w:val="0"/>
-        </w:rPr>
-        <w:t xml:space="preserve">Interface provided by Business Logic (for Presentation):</w:t>
+      </w:pPr>
+      <w:r>
+        <w:rPr>
+          <w:sz w:val="26"/>
+          <w:szCs w:val="26"/>
+        </w:rPr>
+        <w:t>Interface provided by Business Logic (for Presentation):</w:t>
       </w:r>
     </w:p>
     <w:p>
@@ -3952,16 +3667,13 @@
           <w:ilvl w:val="1"/>
           <w:numId w:val="6"/>
         </w:numPr>
-        <w:ind w:left="1440" w:hanging="360"/>
-        <w:rPr/>
-      </w:pPr>
-      <w:r>
-        <w:rPr>
-          <w:sz w:val="26"/>
-          <w:szCs w:val="26"/>
-          <w:rtl w:val="0"/>
-        </w:rPr>
-        <w:t xml:space="preserve">IBookingService.createReservation(bookingRequest: Dict) -&gt; BookingResult</w:t>
+      </w:pPr>
+      <w:r>
+        <w:rPr>
+          <w:sz w:val="26"/>
+          <w:szCs w:val="26"/>
+        </w:rPr>
+        <w:t>IBookingService.createReservation(bookingRequest: Dict) -&gt; BookingResult</w:t>
       </w:r>
     </w:p>
     <w:p>
@@ -3970,16 +3682,13 @@
           <w:ilvl w:val="0"/>
           <w:numId w:val="6"/>
         </w:numPr>
-        <w:ind w:left="720" w:hanging="360"/>
-        <w:rPr/>
-      </w:pPr>
-      <w:r>
-        <w:rPr>
-          <w:sz w:val="26"/>
-          <w:szCs w:val="26"/>
-          <w:rtl w:val="0"/>
-        </w:rPr>
-        <w:t xml:space="preserve">Interface provided by Persistence (for Business Logic):</w:t>
+      </w:pPr>
+      <w:r>
+        <w:rPr>
+          <w:sz w:val="26"/>
+          <w:szCs w:val="26"/>
+        </w:rPr>
+        <w:t>Interface provided by Persistence (for Business Logic):</w:t>
       </w:r>
     </w:p>
     <w:p>
@@ -3988,16 +3697,13 @@
           <w:ilvl w:val="1"/>
           <w:numId w:val="6"/>
         </w:numPr>
-        <w:ind w:left="1440" w:hanging="360"/>
-        <w:rPr/>
-      </w:pPr>
-      <w:r>
-        <w:rPr>
-          <w:sz w:val="26"/>
-          <w:szCs w:val="26"/>
-          <w:rtl w:val="0"/>
-        </w:rPr>
-        <w:t xml:space="preserve">IBookingRepository.save(booking: BookingEntity) -&gt; void</w:t>
+      </w:pPr>
+      <w:r>
+        <w:rPr>
+          <w:sz w:val="26"/>
+          <w:szCs w:val="26"/>
+        </w:rPr>
+        <w:t>IBookingRepository.save(booking: BookingEntity) -&gt; void</w:t>
       </w:r>
     </w:p>
     <w:p>
@@ -4006,41 +3712,33 @@
           <w:ilvl w:val="1"/>
           <w:numId w:val="6"/>
         </w:numPr>
-        <w:ind w:left="1440" w:hanging="360"/>
-        <w:rPr/>
-      </w:pPr>
-      <w:r>
-        <w:rPr>
-          <w:sz w:val="26"/>
-          <w:szCs w:val="26"/>
-          <w:rtl w:val="0"/>
-        </w:rPr>
-        <w:t xml:space="preserve">IBookingRepository.findById(bookingId: int) -&gt; BookingEntity</w:t>
-      </w:r>
-    </w:p>
-    <w:p>
-      <w:pPr>
-        <w:rPr>
-          <w:b w:val="1"/>
-          <w:bCs w:val="1"/>
+      </w:pPr>
+      <w:r>
+        <w:rPr>
+          <w:sz w:val="26"/>
+          <w:szCs w:val="26"/>
+        </w:rPr>
+        <w:t>IBookingRepository.findById(bookingId: int) -&gt; BookingEntity</w:t>
+      </w:r>
+    </w:p>
+    <w:p>
+      <w:pPr>
+        <w:rPr>
+          <w:b/>
+          <w:bCs/>
           <w:sz w:val="30"/>
           <w:szCs w:val="30"/>
         </w:rPr>
       </w:pPr>
-      <w:r>
-        <w:rPr>
-          <w:rtl w:val="0"/>
-        </w:rPr>
-      </w:r>
     </w:p>
     <w:p>
       <w:pPr>
         <w:pStyle w:val="Heading1"/>
-        <w:spacing w:after="60" w:before="60" w:lineRule="auto"/>
-        <w:rPr>
-          <w:rFonts w:ascii="Times New Roman" w:cs="Times New Roman" w:eastAsia="Times New Roman" w:hAnsi="Times New Roman"/>
-          <w:b w:val="1"/>
-          <w:bCs w:val="1"/>
+        <w:spacing w:before="60" w:after="60"/>
+        <w:rPr>
+          <w:rFonts w:ascii="Times New Roman" w:eastAsia="Times New Roman" w:hAnsi="Times New Roman" w:cs="Times New Roman"/>
+          <w:b/>
+          <w:bCs/>
           <w:color w:val="000000"/>
           <w:sz w:val="30"/>
           <w:szCs w:val="30"/>
@@ -4048,65 +3746,65 @@
       </w:pPr>
       <w:r>
         <w:rPr>
-          <w:rFonts w:ascii="Times New Roman" w:cs="Times New Roman" w:eastAsia="Times New Roman" w:hAnsi="Times New Roman"/>
-          <w:b w:val="1"/>
-          <w:bCs w:val="1"/>
+          <w:rFonts w:ascii="Times New Roman" w:eastAsia="Times New Roman" w:hAnsi="Times New Roman" w:cs="Times New Roman"/>
+          <w:b/>
+          <w:bCs/>
           <w:color w:val="000000"/>
           <w:sz w:val="30"/>
           <w:szCs w:val="30"/>
-          <w:rtl w:val="0"/>
-        </w:rPr>
-        <w:t xml:space="preserve">4. Lab Specific Section: III. Component Diagram Modeling</w:t>
-      </w:r>
-    </w:p>
-    <w:p>
-      <w:pPr>
-        <w:rPr>
-          <w:sz w:val="26"/>
-          <w:szCs w:val="26"/>
-        </w:rPr>
-      </w:pPr>
-      <w:r>
-        <w:rPr>
-          <w:sz w:val="26"/>
-          <w:szCs w:val="26"/>
-          <w:rtl w:val="0"/>
-        </w:rPr>
-        <w:t xml:space="preserve">The UML Component Diagram below illustrates the logical view of the Layered Architecture for the Make Reservation functionality. It visually enforces the strict dependency rule (Layer 1 -&gt; Layer 2 -&gt; Layer 3):</w:t>
+        </w:rPr>
+        <w:t>4. Lab Specific Section: III. Component Diagram Modeling</w:t>
+      </w:r>
+    </w:p>
+    <w:p>
+      <w:pPr>
+        <w:rPr>
+          <w:sz w:val="26"/>
+          <w:szCs w:val="26"/>
+        </w:rPr>
+      </w:pPr>
+      <w:r>
+        <w:rPr>
+          <w:sz w:val="26"/>
+          <w:szCs w:val="26"/>
+        </w:rPr>
+        <w:t>The UML Component Diagram below illustrates the logical view of the Layered Architecture for the Make Reservation functionality. It visually enforces the strict dependency rule (Layer 1 -&gt; Layer 2 -&gt; Layer 3):</w:t>
       </w:r>
     </w:p>
     <w:p>
       <w:pPr>
         <w:jc w:val="center"/>
         <w:rPr>
-          <w:b w:val="1"/>
-          <w:bCs w:val="1"/>
+          <w:b/>
+          <w:bCs/>
           <w:sz w:val="30"/>
           <w:szCs w:val="30"/>
         </w:rPr>
       </w:pPr>
       <w:r>
         <w:rPr>
-          <w:b w:val="1"/>
-          <w:bCs w:val="1"/>
+          <w:b/>
+          <w:bCs/>
+          <w:noProof/>
           <w:sz w:val="30"/>
           <w:szCs w:val="30"/>
         </w:rPr>
         <w:drawing>
-          <wp:inline distB="114300" distT="114300" distL="114300" distR="114300">
+          <wp:inline distT="114300" distB="114300" distL="114300" distR="114300" wp14:anchorId="6582A6BF" wp14:editId="6043C9FF">
             <wp:extent cx="4746706" cy="3871913"/>
-            <wp:effectExtent b="0" l="0" r="0" t="0"/>
+            <wp:effectExtent l="0" t="0" r="0" b="0"/>
             <wp:docPr id="2" name="image2.png"/>
-            <a:graphic>
+            <wp:cNvGraphicFramePr/>
+            <a:graphic xmlns:a="http://schemas.openxmlformats.org/drawingml/2006/main">
               <a:graphicData uri="http://schemas.openxmlformats.org/drawingml/2006/picture">
-                <pic:pic>
+                <pic:pic xmlns:pic="http://schemas.openxmlformats.org/drawingml/2006/picture">
                   <pic:nvPicPr>
                     <pic:cNvPr id="0" name="image2.png"/>
                     <pic:cNvPicPr preferRelativeResize="0"/>
                   </pic:nvPicPr>
                   <pic:blipFill>
-                    <a:blip r:embed="rId8"/>
-                    <a:srcRect b="0" l="0" r="0" t="0"/>
+                    <a:blip r:embed="rId6"/>
+                    <a:srcRect/>
                     <a:stretch>
                       <a:fillRect/>
                     </a:stretch>
@@ -4116,7 +3814,9 @@
                       <a:off x="0" y="0"/>
                       <a:ext cx="4746706" cy="3871913"/>
                     </a:xfrm>
-                    <a:prstGeom prst="rect"/>
+                    <a:prstGeom prst="rect">
+                      <a:avLst/>
+                    </a:prstGeom>
                     <a:ln/>
                   </pic:spPr>
                 </pic:pic>
@@ -4127,11 +3827,10 @@
       </w:r>
       <w:r>
         <w:rPr>
-          <w:b w:val="1"/>
-          <w:bCs w:val="1"/>
+          <w:b/>
+          <w:bCs/>
           <w:sz w:val="30"/>
           <w:szCs w:val="30"/>
-          <w:rtl w:val="0"/>
         </w:rPr>
         <w:tab/>
       </w:r>
@@ -4140,44 +3839,42 @@
       <w:pPr>
         <w:pStyle w:val="Heading1"/>
         <w:rPr>
-          <w:rFonts w:ascii="Times New Roman" w:cs="Times New Roman" w:eastAsia="Times New Roman" w:hAnsi="Times New Roman"/>
-          <w:b w:val="1"/>
-          <w:bCs w:val="1"/>
+          <w:rFonts w:ascii="Times New Roman" w:eastAsia="Times New Roman" w:hAnsi="Times New Roman" w:cs="Times New Roman"/>
+          <w:b/>
+          <w:bCs/>
           <w:color w:val="000000"/>
           <w:sz w:val="30"/>
           <w:szCs w:val="30"/>
         </w:rPr>
       </w:pPr>
-      <w:bookmarkStart w:colFirst="0" w:colLast="0" w:name="_yt55toifyow7" w:id="5"/>
+      <w:bookmarkStart w:id="5" w:name="_yt55toifyow7" w:colFirst="0" w:colLast="0"/>
       <w:bookmarkEnd w:id="5"/>
       <w:r>
         <w:rPr>
-          <w:rFonts w:ascii="Times New Roman" w:cs="Times New Roman" w:eastAsia="Times New Roman" w:hAnsi="Times New Roman"/>
-          <w:b w:val="1"/>
-          <w:bCs w:val="1"/>
+          <w:rFonts w:ascii="Times New Roman" w:eastAsia="Times New Roman" w:hAnsi="Times New Roman" w:cs="Times New Roman"/>
+          <w:b/>
+          <w:bCs/>
           <w:color w:val="000000"/>
           <w:sz w:val="30"/>
           <w:szCs w:val="30"/>
-          <w:rtl w:val="0"/>
-        </w:rPr>
-        <w:t xml:space="preserve">5. Conclusion &amp; Reflection</w:t>
-      </w:r>
-    </w:p>
-    <w:p>
-      <w:pPr>
-        <w:spacing w:after="240" w:before="240" w:lineRule="auto"/>
-        <w:rPr>
-          <w:sz w:val="26"/>
-          <w:szCs w:val="26"/>
-        </w:rPr>
-      </w:pPr>
-      <w:r>
-        <w:rPr>
-          <w:sz w:val="26"/>
-          <w:szCs w:val="26"/>
-          <w:rtl w:val="0"/>
-        </w:rPr>
-        <w:t xml:space="preserve">The Layered Architecture pattern design in this lab directly addresses the Architecturally Significant Requirements (ASRs) identified in Lab 1:</w:t>
+        </w:rPr>
+        <w:t>5. Conclusion &amp; Reflection</w:t>
+      </w:r>
+    </w:p>
+    <w:p>
+      <w:pPr>
+        <w:spacing w:before="240" w:after="240"/>
+        <w:rPr>
+          <w:sz w:val="26"/>
+          <w:szCs w:val="26"/>
+        </w:rPr>
+      </w:pPr>
+      <w:r>
+        <w:rPr>
+          <w:sz w:val="26"/>
+          <w:szCs w:val="26"/>
+        </w:rPr>
+        <w:t>The Layered Architecture pattern design in this lab directly addresses the Architecturally Significant Requirements (ASRs) identified in Lab 1:</w:t>
       </w:r>
     </w:p>
     <w:p>
@@ -4186,38 +3883,21 @@
           <w:ilvl w:val="0"/>
           <w:numId w:val="1"/>
         </w:numPr>
-        <w:spacing w:after="0" w:afterAutospacing="0" w:before="240" w:lineRule="auto"/>
-        <w:ind w:left="720" w:hanging="360"/>
-        <w:rPr>
-          <w:b w:val="1"/>
-          <w:bCs w:val="1"/>
-          <w:sz w:val="26"/>
-          <w:szCs w:val="26"/>
-        </w:rPr>
-      </w:pPr>
-      <w:r>
-        <w:rPr>
-          <w:sz w:val="26"/>
-          <w:szCs w:val="26"/>
-          <w:rtl w:val="0"/>
-        </w:rPr>
-        <w:t xml:space="preserve">Modifiability (ASR-3): By separating the Presentation Layer (HTML/CSS) from the Business Logic Layer (Python), we ensure that changes to the user interface do not affect backend logic. Furthermore, encapsulating the Payment Gateway interaction within the </w:t>
-      </w:r>
-      <w:r>
-        <w:rPr>
-          <w:sz w:val="26"/>
-          <w:szCs w:val="26"/>
-          <w:rtl w:val="0"/>
-        </w:rPr>
-        <w:t xml:space="preserve">PaymentService</w:t>
-      </w:r>
-      <w:r>
-        <w:rPr>
-          <w:sz w:val="26"/>
-          <w:szCs w:val="26"/>
-          <w:rtl w:val="0"/>
-        </w:rPr>
-        <w:t xml:space="preserve"> ensures that switching payment providers does not impact other parts of the system.</w:t>
+        <w:spacing w:before="240"/>
+        <w:rPr>
+          <w:b/>
+          <w:bCs/>
+          <w:sz w:val="26"/>
+          <w:szCs w:val="26"/>
+        </w:rPr>
+      </w:pPr>
+      <w:r>
+        <w:rPr>
+          <w:sz w:val="26"/>
+          <w:szCs w:val="26"/>
+        </w:rPr>
+        <w:lastRenderedPageBreak/>
+        <w:t>Modifiability (ASR-3): By separating the Presentation Layer (HTML/CSS) from the Business Logic Layer (Python), we ensure that changes to the user interface do not affect backend logic. Furthermore, encapsulating the Payment Gateway interaction within the PaymentService ensures that switching payment providers does not impact other parts of the system.</w:t>
       </w:r>
     </w:p>
     <w:p>
@@ -4226,67 +3906,684 @@
           <w:ilvl w:val="0"/>
           <w:numId w:val="1"/>
         </w:numPr>
-        <w:spacing w:after="240" w:before="0" w:beforeAutospacing="0" w:lineRule="auto"/>
-        <w:ind w:left="720" w:hanging="360"/>
-        <w:rPr>
-          <w:b w:val="1"/>
-          <w:bCs w:val="1"/>
-          <w:sz w:val="26"/>
-          <w:szCs w:val="26"/>
-        </w:rPr>
-      </w:pPr>
-      <w:r>
-        <w:rPr>
-          <w:sz w:val="26"/>
-          <w:szCs w:val="26"/>
-          <w:rtl w:val="0"/>
-        </w:rPr>
-        <w:t xml:space="preserve">Security (ASR-2): Authorization and validation logic are centralized in the Business Logic Layer. This ensures that even if a request bypasses the UI (e.g., via API tools), the core services (</w:t>
-      </w:r>
-      <w:r>
-        <w:rPr>
-          <w:sz w:val="26"/>
-          <w:szCs w:val="26"/>
-          <w:rtl w:val="0"/>
-        </w:rPr>
-        <w:t xml:space="preserve">BookingService</w:t>
-      </w:r>
-      <w:r>
-        <w:rPr>
-          <w:sz w:val="26"/>
-          <w:szCs w:val="26"/>
-          <w:rtl w:val="0"/>
-        </w:rPr>
-        <w:t xml:space="preserve">) still enforce security rules before accessing the Persistence Layer.</w:t>
-      </w:r>
-    </w:p>
-    <w:p>
-      <w:pPr>
-        <w:rPr>
-          <w:b w:val="1"/>
-          <w:bCs w:val="1"/>
+        <w:spacing w:after="240"/>
+        <w:rPr>
+          <w:b/>
+          <w:bCs/>
+          <w:sz w:val="26"/>
+          <w:szCs w:val="26"/>
+        </w:rPr>
+      </w:pPr>
+      <w:r>
+        <w:rPr>
+          <w:sz w:val="26"/>
+          <w:szCs w:val="26"/>
+        </w:rPr>
+        <w:t>Security (ASR-2): Authorization and validation logic are centralized in the Business Logic Layer. This ensures that even if a request bypasses the UI (e.g., via API tools), the core services (BookingService) still enforce security rules before accessing the Persistence Layer.</w:t>
+      </w:r>
+    </w:p>
+    <w:p>
+      <w:pPr>
+        <w:rPr>
+          <w:b/>
+          <w:bCs/>
           <w:sz w:val="30"/>
           <w:szCs w:val="30"/>
         </w:rPr>
       </w:pPr>
-      <w:r>
-        <w:rPr>
-          <w:rtl w:val="0"/>
-        </w:rPr>
-      </w:r>
     </w:p>
     <w:sectPr>
-      <w:type w:val="nextPage"/>
-      <w:pgSz w:h="15840" w:w="12240" w:orient="portrait"/>
-      <w:pgMar w:bottom="1440" w:top="1440" w:left="1440" w:right="1440" w:header="720" w:footer="720"/>
+      <w:pgSz w:w="12240" w:h="15840"/>
+      <w:pgMar w:top="1440" w:right="1440" w:bottom="1440" w:left="1440" w:header="720" w:footer="720" w:gutter="0"/>
+      <w:cols w:space="720"/>
     </w:sectPr>
   </w:body>
 </w:document>
 </file>
 
 <file path=word/numbering.xml><?xml version="1.0" encoding="utf-8"?>
-<w:numbering xmlns:mc="http://schemas.openxmlformats.org/markup-compatibility/2006" xmlns:o="urn:schemas-microsoft-com:office:office" xmlns:r="http://schemas.openxmlformats.org/officeDocument/2006/relationships" xmlns:m="http://schemas.openxmlformats.org/officeDocument/2006/math" xmlns:v="urn:schemas-microsoft-com:vml" xmlns:wp="http://schemas.openxmlformats.org/drawingml/2006/wordprocessingDrawing" xmlns:w10="urn:schemas-microsoft-com:office:word" xmlns:w="http://schemas.openxmlformats.org/wordprocessingml/2006/main" xmlns:wne="http://schemas.microsoft.com/office/word/2006/wordml" xmlns:sl="http://schemas.openxmlformats.org/schemaLibrary/2006/main" xmlns:a="http://schemas.openxmlformats.org/drawingml/2006/main" xmlns:pic="http://schemas.openxmlformats.org/drawingml/2006/picture" xmlns:c="http://schemas.openxmlformats.org/drawingml/2006/chart" xmlns:lc="http://schemas.openxmlformats.org/drawingml/2006/lockedCanvas" xmlns:dgm="http://schemas.openxmlformats.org/drawingml/2006/diagram" xmlns:wps="http://schemas.microsoft.com/office/word/2010/wordprocessingShape" xmlns:wpg="http://schemas.microsoft.com/office/word/2010/wordprocessingGroup" xmlns:w14="http://schemas.microsoft.com/office/word/2010/wordml" xmlns:w15="http://schemas.microsoft.com/office/word/2012/wordml" xmlns:w16="http://schemas.microsoft.com/office/word/2018/wordml" xmlns:w16cex="http://schemas.microsoft.com/office/word/2018/wordml/cex" xmlns:w16cid="http://schemas.microsoft.com/office/word/2016/wordml/cid" xmlns="http://schemas.microsoft.com/office/tasks/2019/documenttasks" xmlns:cr="http://schemas.microsoft.com/office/comments/2020/reactions">
-  <w:abstractNum w:abstractNumId="1">
+<w:numbering xmlns:wpc="http://schemas.microsoft.com/office/word/2010/wordprocessingCanvas" xmlns:cx="http://schemas.microsoft.com/office/drawing/2014/chartex" xmlns:cx1="http://schemas.microsoft.com/office/drawing/2015/9/8/chartex" xmlns:cx2="http://schemas.microsoft.com/office/drawing/2015/10/21/chartex" xmlns:cx3="http://schemas.microsoft.com/office/drawing/2016/5/9/chartex" xmlns:cx4="http://schemas.microsoft.com/office/drawing/2016/5/10/chartex" xmlns:cx5="http://schemas.microsoft.com/office/drawing/2016/5/11/chartex" xmlns:cx6="http://schemas.microsoft.com/office/drawing/2016/5/12/chartex" xmlns:cx7="http://schemas.microsoft.com/office/drawing/2016/5/13/chartex" xmlns:cx8="http://schemas.microsoft.com/office/drawing/2016/5/14/chartex" xmlns:mc="http://schemas.openxmlformats.org/markup-compatibility/2006" xmlns:aink="http://schemas.microsoft.com/office/drawing/2016/ink" xmlns:am3d="http://schemas.microsoft.com/office/drawing/2017/model3d" xmlns:o="urn:schemas-microsoft-com:office:office" xmlns:oel="http://schemas.microsoft.com/office/2019/extlst" xmlns:r="http://schemas.openxmlformats.org/officeDocument/2006/relationships" xmlns:m="http://schemas.openxmlformats.org/officeDocument/2006/math" xmlns:v="urn:schemas-microsoft-com:vml" xmlns:wp14="http://schemas.microsoft.com/office/word/2010/wordprocessingDrawing" xmlns:wp="http://schemas.openxmlformats.org/drawingml/2006/wordprocessingDrawing" xmlns:w10="urn:schemas-microsoft-com:office:word" xmlns:w="http://schemas.openxmlformats.org/wordprocessingml/2006/main" xmlns:w14="http://schemas.microsoft.com/office/word/2010/wordml" xmlns:w15="http://schemas.microsoft.com/office/word/2012/wordml" xmlns:w16cex="http://schemas.microsoft.com/office/word/2018/wordml/cex" xmlns:w16cid="http://schemas.microsoft.com/office/word/2016/wordml/cid" xmlns:w16="http://schemas.microsoft.com/office/word/2018/wordml" xmlns:w16du="http://schemas.microsoft.com/office/word/2023/wordml/word16du" xmlns:w16sdtdh="http://schemas.microsoft.com/office/word/2020/wordml/sdtdatahash" xmlns:w16sdtfl="http://schemas.microsoft.com/office/word/2024/wordml/sdtformatlock" xmlns:w16se="http://schemas.microsoft.com/office/word/2015/wordml/symex" xmlns:wpg="http://schemas.microsoft.com/office/word/2010/wordprocessingGroup" xmlns:wpi="http://schemas.microsoft.com/office/word/2010/wordprocessingInk" xmlns:wne="http://schemas.microsoft.com/office/word/2006/wordml" xmlns:wps="http://schemas.microsoft.com/office/word/2010/wordprocessingShape" mc:Ignorable="w14 w15 w16se w16cid w16 w16cex w16sdtdh w16sdtfl w16du wp14">
+  <w:abstractNum w:abstractNumId="0" w15:restartNumberingAfterBreak="0">
+    <w:nsid w:val="159E151B"/>
+    <w:multiLevelType w:val="multilevel"/>
+    <w:tmpl w:val="CAB03FF8"/>
+    <w:lvl w:ilvl="0">
+      <w:start w:val="1"/>
+      <w:numFmt w:val="bullet"/>
+      <w:lvlText w:val="●"/>
+      <w:lvlJc w:val="left"/>
+      <w:pPr>
+        <w:ind w:left="720" w:hanging="360"/>
+      </w:pPr>
+      <w:rPr>
+        <w:rFonts w:ascii="Noto Sans Symbols" w:eastAsia="Noto Sans Symbols" w:hAnsi="Noto Sans Symbols" w:cs="Noto Sans Symbols"/>
+        <w:sz w:val="20"/>
+        <w:szCs w:val="20"/>
+      </w:rPr>
+    </w:lvl>
+    <w:lvl w:ilvl="1">
+      <w:start w:val="1"/>
+      <w:numFmt w:val="bullet"/>
+      <w:lvlText w:val="o"/>
+      <w:lvlJc w:val="left"/>
+      <w:pPr>
+        <w:ind w:left="1440" w:hanging="360"/>
+      </w:pPr>
+      <w:rPr>
+        <w:rFonts w:ascii="Courier New" w:eastAsia="Courier New" w:hAnsi="Courier New" w:cs="Courier New"/>
+        <w:sz w:val="20"/>
+        <w:szCs w:val="20"/>
+      </w:rPr>
+    </w:lvl>
+    <w:lvl w:ilvl="2">
+      <w:start w:val="1"/>
+      <w:numFmt w:val="bullet"/>
+      <w:lvlText w:val="▪"/>
+      <w:lvlJc w:val="left"/>
+      <w:pPr>
+        <w:ind w:left="2160" w:hanging="360"/>
+      </w:pPr>
+      <w:rPr>
+        <w:rFonts w:ascii="Noto Sans Symbols" w:eastAsia="Noto Sans Symbols" w:hAnsi="Noto Sans Symbols" w:cs="Noto Sans Symbols"/>
+        <w:sz w:val="20"/>
+        <w:szCs w:val="20"/>
+      </w:rPr>
+    </w:lvl>
+    <w:lvl w:ilvl="3">
+      <w:start w:val="1"/>
+      <w:numFmt w:val="bullet"/>
+      <w:lvlText w:val="▪"/>
+      <w:lvlJc w:val="left"/>
+      <w:pPr>
+        <w:ind w:left="2880" w:hanging="360"/>
+      </w:pPr>
+      <w:rPr>
+        <w:rFonts w:ascii="Noto Sans Symbols" w:eastAsia="Noto Sans Symbols" w:hAnsi="Noto Sans Symbols" w:cs="Noto Sans Symbols"/>
+        <w:sz w:val="20"/>
+        <w:szCs w:val="20"/>
+      </w:rPr>
+    </w:lvl>
+    <w:lvl w:ilvl="4">
+      <w:start w:val="1"/>
+      <w:numFmt w:val="bullet"/>
+      <w:lvlText w:val="▪"/>
+      <w:lvlJc w:val="left"/>
+      <w:pPr>
+        <w:ind w:left="3600" w:hanging="360"/>
+      </w:pPr>
+      <w:rPr>
+        <w:rFonts w:ascii="Noto Sans Symbols" w:eastAsia="Noto Sans Symbols" w:hAnsi="Noto Sans Symbols" w:cs="Noto Sans Symbols"/>
+        <w:sz w:val="20"/>
+        <w:szCs w:val="20"/>
+      </w:rPr>
+    </w:lvl>
+    <w:lvl w:ilvl="5">
+      <w:start w:val="1"/>
+      <w:numFmt w:val="bullet"/>
+      <w:lvlText w:val="▪"/>
+      <w:lvlJc w:val="left"/>
+      <w:pPr>
+        <w:ind w:left="4320" w:hanging="360"/>
+      </w:pPr>
+      <w:rPr>
+        <w:rFonts w:ascii="Noto Sans Symbols" w:eastAsia="Noto Sans Symbols" w:hAnsi="Noto Sans Symbols" w:cs="Noto Sans Symbols"/>
+        <w:sz w:val="20"/>
+        <w:szCs w:val="20"/>
+      </w:rPr>
+    </w:lvl>
+    <w:lvl w:ilvl="6">
+      <w:start w:val="1"/>
+      <w:numFmt w:val="bullet"/>
+      <w:lvlText w:val="▪"/>
+      <w:lvlJc w:val="left"/>
+      <w:pPr>
+        <w:ind w:left="5040" w:hanging="360"/>
+      </w:pPr>
+      <w:rPr>
+        <w:rFonts w:ascii="Noto Sans Symbols" w:eastAsia="Noto Sans Symbols" w:hAnsi="Noto Sans Symbols" w:cs="Noto Sans Symbols"/>
+        <w:sz w:val="20"/>
+        <w:szCs w:val="20"/>
+      </w:rPr>
+    </w:lvl>
+    <w:lvl w:ilvl="7">
+      <w:start w:val="1"/>
+      <w:numFmt w:val="bullet"/>
+      <w:lvlText w:val="▪"/>
+      <w:lvlJc w:val="left"/>
+      <w:pPr>
+        <w:ind w:left="5760" w:hanging="360"/>
+      </w:pPr>
+      <w:rPr>
+        <w:rFonts w:ascii="Noto Sans Symbols" w:eastAsia="Noto Sans Symbols" w:hAnsi="Noto Sans Symbols" w:cs="Noto Sans Symbols"/>
+        <w:sz w:val="20"/>
+        <w:szCs w:val="20"/>
+      </w:rPr>
+    </w:lvl>
+    <w:lvl w:ilvl="8">
+      <w:start w:val="1"/>
+      <w:numFmt w:val="bullet"/>
+      <w:lvlText w:val="▪"/>
+      <w:lvlJc w:val="left"/>
+      <w:pPr>
+        <w:ind w:left="6480" w:hanging="360"/>
+      </w:pPr>
+      <w:rPr>
+        <w:rFonts w:ascii="Noto Sans Symbols" w:eastAsia="Noto Sans Symbols" w:hAnsi="Noto Sans Symbols" w:cs="Noto Sans Symbols"/>
+        <w:sz w:val="20"/>
+        <w:szCs w:val="20"/>
+      </w:rPr>
+    </w:lvl>
+  </w:abstractNum>
+  <w:abstractNum w:abstractNumId="1" w15:restartNumberingAfterBreak="0">
+    <w:nsid w:val="1D6014DA"/>
+    <w:multiLevelType w:val="multilevel"/>
+    <w:tmpl w:val="4604601C"/>
+    <w:lvl w:ilvl="0">
+      <w:start w:val="1"/>
+      <w:numFmt w:val="bullet"/>
+      <w:lvlText w:val="●"/>
+      <w:lvlJc w:val="left"/>
+      <w:pPr>
+        <w:ind w:left="720" w:hanging="360"/>
+      </w:pPr>
+      <w:rPr>
+        <w:u w:val="none"/>
+      </w:rPr>
+    </w:lvl>
+    <w:lvl w:ilvl="1">
+      <w:start w:val="1"/>
+      <w:numFmt w:val="bullet"/>
+      <w:lvlText w:val="○"/>
+      <w:lvlJc w:val="left"/>
+      <w:pPr>
+        <w:ind w:left="1440" w:hanging="360"/>
+      </w:pPr>
+      <w:rPr>
+        <w:u w:val="none"/>
+      </w:rPr>
+    </w:lvl>
+    <w:lvl w:ilvl="2">
+      <w:start w:val="1"/>
+      <w:numFmt w:val="bullet"/>
+      <w:lvlText w:val="■"/>
+      <w:lvlJc w:val="left"/>
+      <w:pPr>
+        <w:ind w:left="2160" w:hanging="360"/>
+      </w:pPr>
+      <w:rPr>
+        <w:u w:val="none"/>
+      </w:rPr>
+    </w:lvl>
+    <w:lvl w:ilvl="3">
+      <w:start w:val="1"/>
+      <w:numFmt w:val="bullet"/>
+      <w:lvlText w:val="●"/>
+      <w:lvlJc w:val="left"/>
+      <w:pPr>
+        <w:ind w:left="2880" w:hanging="360"/>
+      </w:pPr>
+      <w:rPr>
+        <w:u w:val="none"/>
+      </w:rPr>
+    </w:lvl>
+    <w:lvl w:ilvl="4">
+      <w:start w:val="1"/>
+      <w:numFmt w:val="bullet"/>
+      <w:lvlText w:val="○"/>
+      <w:lvlJc w:val="left"/>
+      <w:pPr>
+        <w:ind w:left="3600" w:hanging="360"/>
+      </w:pPr>
+      <w:rPr>
+        <w:u w:val="none"/>
+      </w:rPr>
+    </w:lvl>
+    <w:lvl w:ilvl="5">
+      <w:start w:val="1"/>
+      <w:numFmt w:val="bullet"/>
+      <w:lvlText w:val="■"/>
+      <w:lvlJc w:val="left"/>
+      <w:pPr>
+        <w:ind w:left="4320" w:hanging="360"/>
+      </w:pPr>
+      <w:rPr>
+        <w:u w:val="none"/>
+      </w:rPr>
+    </w:lvl>
+    <w:lvl w:ilvl="6">
+      <w:start w:val="1"/>
+      <w:numFmt w:val="bullet"/>
+      <w:lvlText w:val="●"/>
+      <w:lvlJc w:val="left"/>
+      <w:pPr>
+        <w:ind w:left="5040" w:hanging="360"/>
+      </w:pPr>
+      <w:rPr>
+        <w:u w:val="none"/>
+      </w:rPr>
+    </w:lvl>
+    <w:lvl w:ilvl="7">
+      <w:start w:val="1"/>
+      <w:numFmt w:val="bullet"/>
+      <w:lvlText w:val="○"/>
+      <w:lvlJc w:val="left"/>
+      <w:pPr>
+        <w:ind w:left="5760" w:hanging="360"/>
+      </w:pPr>
+      <w:rPr>
+        <w:u w:val="none"/>
+      </w:rPr>
+    </w:lvl>
+    <w:lvl w:ilvl="8">
+      <w:start w:val="1"/>
+      <w:numFmt w:val="bullet"/>
+      <w:lvlText w:val="■"/>
+      <w:lvlJc w:val="left"/>
+      <w:pPr>
+        <w:ind w:left="6480" w:hanging="360"/>
+      </w:pPr>
+      <w:rPr>
+        <w:u w:val="none"/>
+      </w:rPr>
+    </w:lvl>
+  </w:abstractNum>
+  <w:abstractNum w:abstractNumId="2" w15:restartNumberingAfterBreak="0">
+    <w:nsid w:val="238C7B12"/>
+    <w:multiLevelType w:val="multilevel"/>
+    <w:tmpl w:val="8F82E8F0"/>
+    <w:lvl w:ilvl="0">
+      <w:start w:val="1"/>
+      <w:numFmt w:val="bullet"/>
+      <w:lvlText w:val="●"/>
+      <w:lvlJc w:val="left"/>
+      <w:pPr>
+        <w:ind w:left="720" w:hanging="360"/>
+      </w:pPr>
+      <w:rPr>
+        <w:rFonts w:ascii="Noto Sans Symbols" w:eastAsia="Noto Sans Symbols" w:hAnsi="Noto Sans Symbols" w:cs="Noto Sans Symbols"/>
+        <w:sz w:val="20"/>
+        <w:szCs w:val="20"/>
+      </w:rPr>
+    </w:lvl>
+    <w:lvl w:ilvl="1">
+      <w:start w:val="1"/>
+      <w:numFmt w:val="bullet"/>
+      <w:lvlText w:val="o"/>
+      <w:lvlJc w:val="left"/>
+      <w:pPr>
+        <w:ind w:left="1440" w:hanging="360"/>
+      </w:pPr>
+      <w:rPr>
+        <w:rFonts w:ascii="Courier New" w:eastAsia="Courier New" w:hAnsi="Courier New" w:cs="Courier New"/>
+        <w:sz w:val="20"/>
+        <w:szCs w:val="20"/>
+      </w:rPr>
+    </w:lvl>
+    <w:lvl w:ilvl="2">
+      <w:start w:val="1"/>
+      <w:numFmt w:val="bullet"/>
+      <w:lvlText w:val="▪"/>
+      <w:lvlJc w:val="left"/>
+      <w:pPr>
+        <w:ind w:left="2160" w:hanging="360"/>
+      </w:pPr>
+      <w:rPr>
+        <w:rFonts w:ascii="Noto Sans Symbols" w:eastAsia="Noto Sans Symbols" w:hAnsi="Noto Sans Symbols" w:cs="Noto Sans Symbols"/>
+        <w:sz w:val="20"/>
+        <w:szCs w:val="20"/>
+      </w:rPr>
+    </w:lvl>
+    <w:lvl w:ilvl="3">
+      <w:start w:val="1"/>
+      <w:numFmt w:val="bullet"/>
+      <w:lvlText w:val="▪"/>
+      <w:lvlJc w:val="left"/>
+      <w:pPr>
+        <w:ind w:left="2880" w:hanging="360"/>
+      </w:pPr>
+      <w:rPr>
+        <w:rFonts w:ascii="Noto Sans Symbols" w:eastAsia="Noto Sans Symbols" w:hAnsi="Noto Sans Symbols" w:cs="Noto Sans Symbols"/>
+        <w:sz w:val="20"/>
+        <w:szCs w:val="20"/>
+      </w:rPr>
+    </w:lvl>
+    <w:lvl w:ilvl="4">
+      <w:start w:val="1"/>
+      <w:numFmt w:val="bullet"/>
+      <w:lvlText w:val="▪"/>
+      <w:lvlJc w:val="left"/>
+      <w:pPr>
+        <w:ind w:left="3600" w:hanging="360"/>
+      </w:pPr>
+      <w:rPr>
+        <w:rFonts w:ascii="Noto Sans Symbols" w:eastAsia="Noto Sans Symbols" w:hAnsi="Noto Sans Symbols" w:cs="Noto Sans Symbols"/>
+        <w:sz w:val="20"/>
+        <w:szCs w:val="20"/>
+      </w:rPr>
+    </w:lvl>
+    <w:lvl w:ilvl="5">
+      <w:start w:val="1"/>
+      <w:numFmt w:val="bullet"/>
+      <w:lvlText w:val="▪"/>
+      <w:lvlJc w:val="left"/>
+      <w:pPr>
+        <w:ind w:left="4320" w:hanging="360"/>
+      </w:pPr>
+      <w:rPr>
+        <w:rFonts w:ascii="Noto Sans Symbols" w:eastAsia="Noto Sans Symbols" w:hAnsi="Noto Sans Symbols" w:cs="Noto Sans Symbols"/>
+        <w:sz w:val="20"/>
+        <w:szCs w:val="20"/>
+      </w:rPr>
+    </w:lvl>
+    <w:lvl w:ilvl="6">
+      <w:start w:val="1"/>
+      <w:numFmt w:val="bullet"/>
+      <w:lvlText w:val="▪"/>
+      <w:lvlJc w:val="left"/>
+      <w:pPr>
+        <w:ind w:left="5040" w:hanging="360"/>
+      </w:pPr>
+      <w:rPr>
+        <w:rFonts w:ascii="Noto Sans Symbols" w:eastAsia="Noto Sans Symbols" w:hAnsi="Noto Sans Symbols" w:cs="Noto Sans Symbols"/>
+        <w:sz w:val="20"/>
+        <w:szCs w:val="20"/>
+      </w:rPr>
+    </w:lvl>
+    <w:lvl w:ilvl="7">
+      <w:start w:val="1"/>
+      <w:numFmt w:val="bullet"/>
+      <w:lvlText w:val="▪"/>
+      <w:lvlJc w:val="left"/>
+      <w:pPr>
+        <w:ind w:left="5760" w:hanging="360"/>
+      </w:pPr>
+      <w:rPr>
+        <w:rFonts w:ascii="Noto Sans Symbols" w:eastAsia="Noto Sans Symbols" w:hAnsi="Noto Sans Symbols" w:cs="Noto Sans Symbols"/>
+        <w:sz w:val="20"/>
+        <w:szCs w:val="20"/>
+      </w:rPr>
+    </w:lvl>
+    <w:lvl w:ilvl="8">
+      <w:start w:val="1"/>
+      <w:numFmt w:val="bullet"/>
+      <w:lvlText w:val="▪"/>
+      <w:lvlJc w:val="left"/>
+      <w:pPr>
+        <w:ind w:left="6480" w:hanging="360"/>
+      </w:pPr>
+      <w:rPr>
+        <w:rFonts w:ascii="Noto Sans Symbols" w:eastAsia="Noto Sans Symbols" w:hAnsi="Noto Sans Symbols" w:cs="Noto Sans Symbols"/>
+        <w:sz w:val="20"/>
+        <w:szCs w:val="20"/>
+      </w:rPr>
+    </w:lvl>
+  </w:abstractNum>
+  <w:abstractNum w:abstractNumId="3" w15:restartNumberingAfterBreak="0">
+    <w:nsid w:val="62826307"/>
+    <w:multiLevelType w:val="multilevel"/>
+    <w:tmpl w:val="7CEA86BE"/>
+    <w:lvl w:ilvl="0">
+      <w:start w:val="1"/>
+      <w:numFmt w:val="bullet"/>
+      <w:lvlText w:val="●"/>
+      <w:lvlJc w:val="left"/>
+      <w:pPr>
+        <w:ind w:left="720" w:hanging="360"/>
+      </w:pPr>
+      <w:rPr>
+        <w:rFonts w:ascii="Noto Sans Symbols" w:eastAsia="Noto Sans Symbols" w:hAnsi="Noto Sans Symbols" w:cs="Noto Sans Symbols"/>
+        <w:sz w:val="20"/>
+        <w:szCs w:val="20"/>
+      </w:rPr>
+    </w:lvl>
+    <w:lvl w:ilvl="1">
+      <w:start w:val="1"/>
+      <w:numFmt w:val="bullet"/>
+      <w:lvlText w:val="o"/>
+      <w:lvlJc w:val="left"/>
+      <w:pPr>
+        <w:ind w:left="1440" w:hanging="360"/>
+      </w:pPr>
+      <w:rPr>
+        <w:rFonts w:ascii="Courier New" w:eastAsia="Courier New" w:hAnsi="Courier New" w:cs="Courier New"/>
+        <w:sz w:val="20"/>
+        <w:szCs w:val="20"/>
+      </w:rPr>
+    </w:lvl>
+    <w:lvl w:ilvl="2">
+      <w:start w:val="1"/>
+      <w:numFmt w:val="bullet"/>
+      <w:lvlText w:val="▪"/>
+      <w:lvlJc w:val="left"/>
+      <w:pPr>
+        <w:ind w:left="2160" w:hanging="360"/>
+      </w:pPr>
+      <w:rPr>
+        <w:rFonts w:ascii="Noto Sans Symbols" w:eastAsia="Noto Sans Symbols" w:hAnsi="Noto Sans Symbols" w:cs="Noto Sans Symbols"/>
+        <w:sz w:val="20"/>
+        <w:szCs w:val="20"/>
+      </w:rPr>
+    </w:lvl>
+    <w:lvl w:ilvl="3">
+      <w:start w:val="1"/>
+      <w:numFmt w:val="bullet"/>
+      <w:lvlText w:val="▪"/>
+      <w:lvlJc w:val="left"/>
+      <w:pPr>
+        <w:ind w:left="2880" w:hanging="360"/>
+      </w:pPr>
+      <w:rPr>
+        <w:rFonts w:ascii="Noto Sans Symbols" w:eastAsia="Noto Sans Symbols" w:hAnsi="Noto Sans Symbols" w:cs="Noto Sans Symbols"/>
+        <w:sz w:val="20"/>
+        <w:szCs w:val="20"/>
+      </w:rPr>
+    </w:lvl>
+    <w:lvl w:ilvl="4">
+      <w:start w:val="1"/>
+      <w:numFmt w:val="bullet"/>
+      <w:lvlText w:val="▪"/>
+      <w:lvlJc w:val="left"/>
+      <w:pPr>
+        <w:ind w:left="3600" w:hanging="360"/>
+      </w:pPr>
+      <w:rPr>
+        <w:rFonts w:ascii="Noto Sans Symbols" w:eastAsia="Noto Sans Symbols" w:hAnsi="Noto Sans Symbols" w:cs="Noto Sans Symbols"/>
+        <w:sz w:val="20"/>
+        <w:szCs w:val="20"/>
+      </w:rPr>
+    </w:lvl>
+    <w:lvl w:ilvl="5">
+      <w:start w:val="1"/>
+      <w:numFmt w:val="bullet"/>
+      <w:lvlText w:val="▪"/>
+      <w:lvlJc w:val="left"/>
+      <w:pPr>
+        <w:ind w:left="4320" w:hanging="360"/>
+      </w:pPr>
+      <w:rPr>
+        <w:rFonts w:ascii="Noto Sans Symbols" w:eastAsia="Noto Sans Symbols" w:hAnsi="Noto Sans Symbols" w:cs="Noto Sans Symbols"/>
+        <w:sz w:val="20"/>
+        <w:szCs w:val="20"/>
+      </w:rPr>
+    </w:lvl>
+    <w:lvl w:ilvl="6">
+      <w:start w:val="1"/>
+      <w:numFmt w:val="bullet"/>
+      <w:lvlText w:val="▪"/>
+      <w:lvlJc w:val="left"/>
+      <w:pPr>
+        <w:ind w:left="5040" w:hanging="360"/>
+      </w:pPr>
+      <w:rPr>
+        <w:rFonts w:ascii="Noto Sans Symbols" w:eastAsia="Noto Sans Symbols" w:hAnsi="Noto Sans Symbols" w:cs="Noto Sans Symbols"/>
+        <w:sz w:val="20"/>
+        <w:szCs w:val="20"/>
+      </w:rPr>
+    </w:lvl>
+    <w:lvl w:ilvl="7">
+      <w:start w:val="1"/>
+      <w:numFmt w:val="bullet"/>
+      <w:lvlText w:val="▪"/>
+      <w:lvlJc w:val="left"/>
+      <w:pPr>
+        <w:ind w:left="5760" w:hanging="360"/>
+      </w:pPr>
+      <w:rPr>
+        <w:rFonts w:ascii="Noto Sans Symbols" w:eastAsia="Noto Sans Symbols" w:hAnsi="Noto Sans Symbols" w:cs="Noto Sans Symbols"/>
+        <w:sz w:val="20"/>
+        <w:szCs w:val="20"/>
+      </w:rPr>
+    </w:lvl>
+    <w:lvl w:ilvl="8">
+      <w:start w:val="1"/>
+      <w:numFmt w:val="bullet"/>
+      <w:lvlText w:val="▪"/>
+      <w:lvlJc w:val="left"/>
+      <w:pPr>
+        <w:ind w:left="6480" w:hanging="360"/>
+      </w:pPr>
+      <w:rPr>
+        <w:rFonts w:ascii="Noto Sans Symbols" w:eastAsia="Noto Sans Symbols" w:hAnsi="Noto Sans Symbols" w:cs="Noto Sans Symbols"/>
+        <w:sz w:val="20"/>
+        <w:szCs w:val="20"/>
+      </w:rPr>
+    </w:lvl>
+  </w:abstractNum>
+  <w:abstractNum w:abstractNumId="4" w15:restartNumberingAfterBreak="0">
+    <w:nsid w:val="6E115D17"/>
+    <w:multiLevelType w:val="multilevel"/>
+    <w:tmpl w:val="0DCA6EBE"/>
+    <w:lvl w:ilvl="0">
+      <w:start w:val="1"/>
+      <w:numFmt w:val="bullet"/>
+      <w:lvlText w:val="●"/>
+      <w:lvlJc w:val="left"/>
+      <w:pPr>
+        <w:ind w:left="720" w:hanging="360"/>
+      </w:pPr>
+      <w:rPr>
+        <w:rFonts w:ascii="Noto Sans Symbols" w:eastAsia="Noto Sans Symbols" w:hAnsi="Noto Sans Symbols" w:cs="Noto Sans Symbols"/>
+        <w:sz w:val="20"/>
+        <w:szCs w:val="20"/>
+      </w:rPr>
+    </w:lvl>
+    <w:lvl w:ilvl="1">
+      <w:start w:val="1"/>
+      <w:numFmt w:val="bullet"/>
+      <w:lvlText w:val="o"/>
+      <w:lvlJc w:val="left"/>
+      <w:pPr>
+        <w:ind w:left="1440" w:hanging="360"/>
+      </w:pPr>
+      <w:rPr>
+        <w:rFonts w:ascii="Courier New" w:eastAsia="Courier New" w:hAnsi="Courier New" w:cs="Courier New"/>
+        <w:sz w:val="20"/>
+        <w:szCs w:val="20"/>
+      </w:rPr>
+    </w:lvl>
+    <w:lvl w:ilvl="2">
+      <w:start w:val="1"/>
+      <w:numFmt w:val="bullet"/>
+      <w:lvlText w:val="▪"/>
+      <w:lvlJc w:val="left"/>
+      <w:pPr>
+        <w:ind w:left="2160" w:hanging="360"/>
+      </w:pPr>
+      <w:rPr>
+        <w:rFonts w:ascii="Noto Sans Symbols" w:eastAsia="Noto Sans Symbols" w:hAnsi="Noto Sans Symbols" w:cs="Noto Sans Symbols"/>
+        <w:sz w:val="20"/>
+        <w:szCs w:val="20"/>
+      </w:rPr>
+    </w:lvl>
+    <w:lvl w:ilvl="3">
+      <w:start w:val="1"/>
+      <w:numFmt w:val="bullet"/>
+      <w:lvlText w:val="▪"/>
+      <w:lvlJc w:val="left"/>
+      <w:pPr>
+        <w:ind w:left="2880" w:hanging="360"/>
+      </w:pPr>
+      <w:rPr>
+        <w:rFonts w:ascii="Noto Sans Symbols" w:eastAsia="Noto Sans Symbols" w:hAnsi="Noto Sans Symbols" w:cs="Noto Sans Symbols"/>
+        <w:sz w:val="20"/>
+        <w:szCs w:val="20"/>
+      </w:rPr>
+    </w:lvl>
+    <w:lvl w:ilvl="4">
+      <w:start w:val="1"/>
+      <w:numFmt w:val="bullet"/>
+      <w:lvlText w:val="▪"/>
+      <w:lvlJc w:val="left"/>
+      <w:pPr>
+        <w:ind w:left="3600" w:hanging="360"/>
+      </w:pPr>
+      <w:rPr>
+        <w:rFonts w:ascii="Noto Sans Symbols" w:eastAsia="Noto Sans Symbols" w:hAnsi="Noto Sans Symbols" w:cs="Noto Sans Symbols"/>
+        <w:sz w:val="20"/>
+        <w:szCs w:val="20"/>
+      </w:rPr>
+    </w:lvl>
+    <w:lvl w:ilvl="5">
+      <w:start w:val="1"/>
+      <w:numFmt w:val="bullet"/>
+      <w:lvlText w:val="▪"/>
+      <w:lvlJc w:val="left"/>
+      <w:pPr>
+        <w:ind w:left="4320" w:hanging="360"/>
+      </w:pPr>
+      <w:rPr>
+        <w:rFonts w:ascii="Noto Sans Symbols" w:eastAsia="Noto Sans Symbols" w:hAnsi="Noto Sans Symbols" w:cs="Noto Sans Symbols"/>
+        <w:sz w:val="20"/>
+        <w:szCs w:val="20"/>
+      </w:rPr>
+    </w:lvl>
+    <w:lvl w:ilvl="6">
+      <w:start w:val="1"/>
+      <w:numFmt w:val="bullet"/>
+      <w:lvlText w:val="▪"/>
+      <w:lvlJc w:val="left"/>
+      <w:pPr>
+        <w:ind w:left="5040" w:hanging="360"/>
+      </w:pPr>
+      <w:rPr>
+        <w:rFonts w:ascii="Noto Sans Symbols" w:eastAsia="Noto Sans Symbols" w:hAnsi="Noto Sans Symbols" w:cs="Noto Sans Symbols"/>
+        <w:sz w:val="20"/>
+        <w:szCs w:val="20"/>
+      </w:rPr>
+    </w:lvl>
+    <w:lvl w:ilvl="7">
+      <w:start w:val="1"/>
+      <w:numFmt w:val="bullet"/>
+      <w:lvlText w:val="▪"/>
+      <w:lvlJc w:val="left"/>
+      <w:pPr>
+        <w:ind w:left="5760" w:hanging="360"/>
+      </w:pPr>
+      <w:rPr>
+        <w:rFonts w:ascii="Noto Sans Symbols" w:eastAsia="Noto Sans Symbols" w:hAnsi="Noto Sans Symbols" w:cs="Noto Sans Symbols"/>
+        <w:sz w:val="20"/>
+        <w:szCs w:val="20"/>
+      </w:rPr>
+    </w:lvl>
+    <w:lvl w:ilvl="8">
+      <w:start w:val="1"/>
+      <w:numFmt w:val="bullet"/>
+      <w:lvlText w:val="▪"/>
+      <w:lvlJc w:val="left"/>
+      <w:pPr>
+        <w:ind w:left="6480" w:hanging="360"/>
+      </w:pPr>
+      <w:rPr>
+        <w:rFonts w:ascii="Noto Sans Symbols" w:eastAsia="Noto Sans Symbols" w:hAnsi="Noto Sans Symbols" w:cs="Noto Sans Symbols"/>
+        <w:sz w:val="20"/>
+        <w:szCs w:val="20"/>
+      </w:rPr>
+    </w:lvl>
+  </w:abstractNum>
+  <w:abstractNum w:abstractNumId="5" w15:restartNumberingAfterBreak="0">
+    <w:nsid w:val="6E132EB8"/>
+    <w:multiLevelType w:val="multilevel"/>
+    <w:tmpl w:val="416C575C"/>
     <w:lvl w:ilvl="0">
       <w:start w:val="1"/>
       <w:numFmt w:val="decimal"/>
@@ -4396,657 +4693,36 @@
       </w:rPr>
     </w:lvl>
   </w:abstractNum>
-  <w:abstractNum w:abstractNumId="2">
-    <w:lvl w:ilvl="0">
-      <w:start w:val="1"/>
-      <w:numFmt w:val="bullet"/>
-      <w:lvlText w:val="●"/>
-      <w:lvlJc w:val="left"/>
-      <w:pPr>
-        <w:ind w:left="720" w:hanging="360"/>
-      </w:pPr>
-      <w:rPr>
-        <w:u w:val="none"/>
-      </w:rPr>
-    </w:lvl>
-    <w:lvl w:ilvl="1">
-      <w:start w:val="1"/>
-      <w:numFmt w:val="bullet"/>
-      <w:lvlText w:val="○"/>
-      <w:lvlJc w:val="left"/>
-      <w:pPr>
-        <w:ind w:left="1440" w:hanging="360"/>
-      </w:pPr>
-      <w:rPr>
-        <w:u w:val="none"/>
-      </w:rPr>
-    </w:lvl>
-    <w:lvl w:ilvl="2">
-      <w:start w:val="1"/>
-      <w:numFmt w:val="bullet"/>
-      <w:lvlText w:val="■"/>
-      <w:lvlJc w:val="left"/>
-      <w:pPr>
-        <w:ind w:left="2160" w:hanging="360"/>
-      </w:pPr>
-      <w:rPr>
-        <w:u w:val="none"/>
-      </w:rPr>
-    </w:lvl>
-    <w:lvl w:ilvl="3">
-      <w:start w:val="1"/>
-      <w:numFmt w:val="bullet"/>
-      <w:lvlText w:val="●"/>
-      <w:lvlJc w:val="left"/>
-      <w:pPr>
-        <w:ind w:left="2880" w:hanging="360"/>
-      </w:pPr>
-      <w:rPr>
-        <w:u w:val="none"/>
-      </w:rPr>
-    </w:lvl>
-    <w:lvl w:ilvl="4">
-      <w:start w:val="1"/>
-      <w:numFmt w:val="bullet"/>
-      <w:lvlText w:val="○"/>
-      <w:lvlJc w:val="left"/>
-      <w:pPr>
-        <w:ind w:left="3600" w:hanging="360"/>
-      </w:pPr>
-      <w:rPr>
-        <w:u w:val="none"/>
-      </w:rPr>
-    </w:lvl>
-    <w:lvl w:ilvl="5">
-      <w:start w:val="1"/>
-      <w:numFmt w:val="bullet"/>
-      <w:lvlText w:val="■"/>
-      <w:lvlJc w:val="left"/>
-      <w:pPr>
-        <w:ind w:left="4320" w:hanging="360"/>
-      </w:pPr>
-      <w:rPr>
-        <w:u w:val="none"/>
-      </w:rPr>
-    </w:lvl>
-    <w:lvl w:ilvl="6">
-      <w:start w:val="1"/>
-      <w:numFmt w:val="bullet"/>
-      <w:lvlText w:val="●"/>
-      <w:lvlJc w:val="left"/>
-      <w:pPr>
-        <w:ind w:left="5040" w:hanging="360"/>
-      </w:pPr>
-      <w:rPr>
-        <w:u w:val="none"/>
-      </w:rPr>
-    </w:lvl>
-    <w:lvl w:ilvl="7">
-      <w:start w:val="1"/>
-      <w:numFmt w:val="bullet"/>
-      <w:lvlText w:val="○"/>
-      <w:lvlJc w:val="left"/>
-      <w:pPr>
-        <w:ind w:left="5760" w:hanging="360"/>
-      </w:pPr>
-      <w:rPr>
-        <w:u w:val="none"/>
-      </w:rPr>
-    </w:lvl>
-    <w:lvl w:ilvl="8">
-      <w:start w:val="1"/>
-      <w:numFmt w:val="bullet"/>
-      <w:lvlText w:val="■"/>
-      <w:lvlJc w:val="left"/>
-      <w:pPr>
-        <w:ind w:left="6480" w:hanging="360"/>
-      </w:pPr>
-      <w:rPr>
-        <w:u w:val="none"/>
-      </w:rPr>
-    </w:lvl>
-  </w:abstractNum>
-  <w:abstractNum w:abstractNumId="3">
-    <w:lvl w:ilvl="0">
-      <w:start w:val="1"/>
-      <w:numFmt w:val="bullet"/>
-      <w:lvlText w:val="●"/>
-      <w:lvlJc w:val="left"/>
-      <w:pPr>
-        <w:ind w:left="720" w:hanging="360"/>
-      </w:pPr>
-      <w:rPr>
-        <w:rFonts w:ascii="Noto Sans Symbols" w:cs="Noto Sans Symbols" w:eastAsia="Noto Sans Symbols" w:hAnsi="Noto Sans Symbols"/>
-        <w:sz w:val="20"/>
-        <w:szCs w:val="20"/>
-      </w:rPr>
-    </w:lvl>
-    <w:lvl w:ilvl="1">
-      <w:start w:val="1"/>
-      <w:numFmt w:val="bullet"/>
-      <w:lvlText w:val="o"/>
-      <w:lvlJc w:val="left"/>
-      <w:pPr>
-        <w:ind w:left="1440" w:hanging="360"/>
-      </w:pPr>
-      <w:rPr>
-        <w:rFonts w:ascii="Courier New" w:cs="Courier New" w:eastAsia="Courier New" w:hAnsi="Courier New"/>
-        <w:sz w:val="20"/>
-        <w:szCs w:val="20"/>
-      </w:rPr>
-    </w:lvl>
-    <w:lvl w:ilvl="2">
-      <w:start w:val="1"/>
-      <w:numFmt w:val="bullet"/>
-      <w:lvlText w:val="▪"/>
-      <w:lvlJc w:val="left"/>
-      <w:pPr>
-        <w:ind w:left="2160" w:hanging="360"/>
-      </w:pPr>
-      <w:rPr>
-        <w:rFonts w:ascii="Noto Sans Symbols" w:cs="Noto Sans Symbols" w:eastAsia="Noto Sans Symbols" w:hAnsi="Noto Sans Symbols"/>
-        <w:sz w:val="20"/>
-        <w:szCs w:val="20"/>
-      </w:rPr>
-    </w:lvl>
-    <w:lvl w:ilvl="3">
-      <w:start w:val="1"/>
-      <w:numFmt w:val="bullet"/>
-      <w:lvlText w:val="▪"/>
-      <w:lvlJc w:val="left"/>
-      <w:pPr>
-        <w:ind w:left="2880" w:hanging="360"/>
-      </w:pPr>
-      <w:rPr>
-        <w:rFonts w:ascii="Noto Sans Symbols" w:cs="Noto Sans Symbols" w:eastAsia="Noto Sans Symbols" w:hAnsi="Noto Sans Symbols"/>
-        <w:sz w:val="20"/>
-        <w:szCs w:val="20"/>
-      </w:rPr>
-    </w:lvl>
-    <w:lvl w:ilvl="4">
-      <w:start w:val="1"/>
-      <w:numFmt w:val="bullet"/>
-      <w:lvlText w:val="▪"/>
-      <w:lvlJc w:val="left"/>
-      <w:pPr>
-        <w:ind w:left="3600" w:hanging="360"/>
-      </w:pPr>
-      <w:rPr>
-        <w:rFonts w:ascii="Noto Sans Symbols" w:cs="Noto Sans Symbols" w:eastAsia="Noto Sans Symbols" w:hAnsi="Noto Sans Symbols"/>
-        <w:sz w:val="20"/>
-        <w:szCs w:val="20"/>
-      </w:rPr>
-    </w:lvl>
-    <w:lvl w:ilvl="5">
-      <w:start w:val="1"/>
-      <w:numFmt w:val="bullet"/>
-      <w:lvlText w:val="▪"/>
-      <w:lvlJc w:val="left"/>
-      <w:pPr>
-        <w:ind w:left="4320" w:hanging="360"/>
-      </w:pPr>
-      <w:rPr>
-        <w:rFonts w:ascii="Noto Sans Symbols" w:cs="Noto Sans Symbols" w:eastAsia="Noto Sans Symbols" w:hAnsi="Noto Sans Symbols"/>
-        <w:sz w:val="20"/>
-        <w:szCs w:val="20"/>
-      </w:rPr>
-    </w:lvl>
-    <w:lvl w:ilvl="6">
-      <w:start w:val="1"/>
-      <w:numFmt w:val="bullet"/>
-      <w:lvlText w:val="▪"/>
-      <w:lvlJc w:val="left"/>
-      <w:pPr>
-        <w:ind w:left="5040" w:hanging="360"/>
-      </w:pPr>
-      <w:rPr>
-        <w:rFonts w:ascii="Noto Sans Symbols" w:cs="Noto Sans Symbols" w:eastAsia="Noto Sans Symbols" w:hAnsi="Noto Sans Symbols"/>
-        <w:sz w:val="20"/>
-        <w:szCs w:val="20"/>
-      </w:rPr>
-    </w:lvl>
-    <w:lvl w:ilvl="7">
-      <w:start w:val="1"/>
-      <w:numFmt w:val="bullet"/>
-      <w:lvlText w:val="▪"/>
-      <w:lvlJc w:val="left"/>
-      <w:pPr>
-        <w:ind w:left="5760" w:hanging="360"/>
-      </w:pPr>
-      <w:rPr>
-        <w:rFonts w:ascii="Noto Sans Symbols" w:cs="Noto Sans Symbols" w:eastAsia="Noto Sans Symbols" w:hAnsi="Noto Sans Symbols"/>
-        <w:sz w:val="20"/>
-        <w:szCs w:val="20"/>
-      </w:rPr>
-    </w:lvl>
-    <w:lvl w:ilvl="8">
-      <w:start w:val="1"/>
-      <w:numFmt w:val="bullet"/>
-      <w:lvlText w:val="▪"/>
-      <w:lvlJc w:val="left"/>
-      <w:pPr>
-        <w:ind w:left="6480" w:hanging="360"/>
-      </w:pPr>
-      <w:rPr>
-        <w:rFonts w:ascii="Noto Sans Symbols" w:cs="Noto Sans Symbols" w:eastAsia="Noto Sans Symbols" w:hAnsi="Noto Sans Symbols"/>
-        <w:sz w:val="20"/>
-        <w:szCs w:val="20"/>
-      </w:rPr>
-    </w:lvl>
-  </w:abstractNum>
-  <w:abstractNum w:abstractNumId="4">
-    <w:lvl w:ilvl="0">
-      <w:start w:val="1"/>
-      <w:numFmt w:val="bullet"/>
-      <w:lvlText w:val="●"/>
-      <w:lvlJc w:val="left"/>
-      <w:pPr>
-        <w:ind w:left="720" w:hanging="360"/>
-      </w:pPr>
-      <w:rPr>
-        <w:rFonts w:ascii="Noto Sans Symbols" w:cs="Noto Sans Symbols" w:eastAsia="Noto Sans Symbols" w:hAnsi="Noto Sans Symbols"/>
-        <w:sz w:val="20"/>
-        <w:szCs w:val="20"/>
-      </w:rPr>
-    </w:lvl>
-    <w:lvl w:ilvl="1">
-      <w:start w:val="1"/>
-      <w:numFmt w:val="bullet"/>
-      <w:lvlText w:val="o"/>
-      <w:lvlJc w:val="left"/>
-      <w:pPr>
-        <w:ind w:left="1440" w:hanging="360"/>
-      </w:pPr>
-      <w:rPr>
-        <w:rFonts w:ascii="Courier New" w:cs="Courier New" w:eastAsia="Courier New" w:hAnsi="Courier New"/>
-        <w:sz w:val="20"/>
-        <w:szCs w:val="20"/>
-      </w:rPr>
-    </w:lvl>
-    <w:lvl w:ilvl="2">
-      <w:start w:val="1"/>
-      <w:numFmt w:val="bullet"/>
-      <w:lvlText w:val="▪"/>
-      <w:lvlJc w:val="left"/>
-      <w:pPr>
-        <w:ind w:left="2160" w:hanging="360"/>
-      </w:pPr>
-      <w:rPr>
-        <w:rFonts w:ascii="Noto Sans Symbols" w:cs="Noto Sans Symbols" w:eastAsia="Noto Sans Symbols" w:hAnsi="Noto Sans Symbols"/>
-        <w:sz w:val="20"/>
-        <w:szCs w:val="20"/>
-      </w:rPr>
-    </w:lvl>
-    <w:lvl w:ilvl="3">
-      <w:start w:val="1"/>
-      <w:numFmt w:val="bullet"/>
-      <w:lvlText w:val="▪"/>
-      <w:lvlJc w:val="left"/>
-      <w:pPr>
-        <w:ind w:left="2880" w:hanging="360"/>
-      </w:pPr>
-      <w:rPr>
-        <w:rFonts w:ascii="Noto Sans Symbols" w:cs="Noto Sans Symbols" w:eastAsia="Noto Sans Symbols" w:hAnsi="Noto Sans Symbols"/>
-        <w:sz w:val="20"/>
-        <w:szCs w:val="20"/>
-      </w:rPr>
-    </w:lvl>
-    <w:lvl w:ilvl="4">
-      <w:start w:val="1"/>
-      <w:numFmt w:val="bullet"/>
-      <w:lvlText w:val="▪"/>
-      <w:lvlJc w:val="left"/>
-      <w:pPr>
-        <w:ind w:left="3600" w:hanging="360"/>
-      </w:pPr>
-      <w:rPr>
-        <w:rFonts w:ascii="Noto Sans Symbols" w:cs="Noto Sans Symbols" w:eastAsia="Noto Sans Symbols" w:hAnsi="Noto Sans Symbols"/>
-        <w:sz w:val="20"/>
-        <w:szCs w:val="20"/>
-      </w:rPr>
-    </w:lvl>
-    <w:lvl w:ilvl="5">
-      <w:start w:val="1"/>
-      <w:numFmt w:val="bullet"/>
-      <w:lvlText w:val="▪"/>
-      <w:lvlJc w:val="left"/>
-      <w:pPr>
-        <w:ind w:left="4320" w:hanging="360"/>
-      </w:pPr>
-      <w:rPr>
-        <w:rFonts w:ascii="Noto Sans Symbols" w:cs="Noto Sans Symbols" w:eastAsia="Noto Sans Symbols" w:hAnsi="Noto Sans Symbols"/>
-        <w:sz w:val="20"/>
-        <w:szCs w:val="20"/>
-      </w:rPr>
-    </w:lvl>
-    <w:lvl w:ilvl="6">
-      <w:start w:val="1"/>
-      <w:numFmt w:val="bullet"/>
-      <w:lvlText w:val="▪"/>
-      <w:lvlJc w:val="left"/>
-      <w:pPr>
-        <w:ind w:left="5040" w:hanging="360"/>
-      </w:pPr>
-      <w:rPr>
-        <w:rFonts w:ascii="Noto Sans Symbols" w:cs="Noto Sans Symbols" w:eastAsia="Noto Sans Symbols" w:hAnsi="Noto Sans Symbols"/>
-        <w:sz w:val="20"/>
-        <w:szCs w:val="20"/>
-      </w:rPr>
-    </w:lvl>
-    <w:lvl w:ilvl="7">
-      <w:start w:val="1"/>
-      <w:numFmt w:val="bullet"/>
-      <w:lvlText w:val="▪"/>
-      <w:lvlJc w:val="left"/>
-      <w:pPr>
-        <w:ind w:left="5760" w:hanging="360"/>
-      </w:pPr>
-      <w:rPr>
-        <w:rFonts w:ascii="Noto Sans Symbols" w:cs="Noto Sans Symbols" w:eastAsia="Noto Sans Symbols" w:hAnsi="Noto Sans Symbols"/>
-        <w:sz w:val="20"/>
-        <w:szCs w:val="20"/>
-      </w:rPr>
-    </w:lvl>
-    <w:lvl w:ilvl="8">
-      <w:start w:val="1"/>
-      <w:numFmt w:val="bullet"/>
-      <w:lvlText w:val="▪"/>
-      <w:lvlJc w:val="left"/>
-      <w:pPr>
-        <w:ind w:left="6480" w:hanging="360"/>
-      </w:pPr>
-      <w:rPr>
-        <w:rFonts w:ascii="Noto Sans Symbols" w:cs="Noto Sans Symbols" w:eastAsia="Noto Sans Symbols" w:hAnsi="Noto Sans Symbols"/>
-        <w:sz w:val="20"/>
-        <w:szCs w:val="20"/>
-      </w:rPr>
-    </w:lvl>
-  </w:abstractNum>
-  <w:abstractNum w:abstractNumId="5">
-    <w:lvl w:ilvl="0">
-      <w:start w:val="1"/>
-      <w:numFmt w:val="bullet"/>
-      <w:lvlText w:val="●"/>
-      <w:lvlJc w:val="left"/>
-      <w:pPr>
-        <w:ind w:left="720" w:hanging="360"/>
-      </w:pPr>
-      <w:rPr>
-        <w:rFonts w:ascii="Noto Sans Symbols" w:cs="Noto Sans Symbols" w:eastAsia="Noto Sans Symbols" w:hAnsi="Noto Sans Symbols"/>
-        <w:sz w:val="20"/>
-        <w:szCs w:val="20"/>
-      </w:rPr>
-    </w:lvl>
-    <w:lvl w:ilvl="1">
-      <w:start w:val="1"/>
-      <w:numFmt w:val="bullet"/>
-      <w:lvlText w:val="o"/>
-      <w:lvlJc w:val="left"/>
-      <w:pPr>
-        <w:ind w:left="1440" w:hanging="360"/>
-      </w:pPr>
-      <w:rPr>
-        <w:rFonts w:ascii="Courier New" w:cs="Courier New" w:eastAsia="Courier New" w:hAnsi="Courier New"/>
-        <w:sz w:val="20"/>
-        <w:szCs w:val="20"/>
-      </w:rPr>
-    </w:lvl>
-    <w:lvl w:ilvl="2">
-      <w:start w:val="1"/>
-      <w:numFmt w:val="bullet"/>
-      <w:lvlText w:val="▪"/>
-      <w:lvlJc w:val="left"/>
-      <w:pPr>
-        <w:ind w:left="2160" w:hanging="360"/>
-      </w:pPr>
-      <w:rPr>
-        <w:rFonts w:ascii="Noto Sans Symbols" w:cs="Noto Sans Symbols" w:eastAsia="Noto Sans Symbols" w:hAnsi="Noto Sans Symbols"/>
-        <w:sz w:val="20"/>
-        <w:szCs w:val="20"/>
-      </w:rPr>
-    </w:lvl>
-    <w:lvl w:ilvl="3">
-      <w:start w:val="1"/>
-      <w:numFmt w:val="bullet"/>
-      <w:lvlText w:val="▪"/>
-      <w:lvlJc w:val="left"/>
-      <w:pPr>
-        <w:ind w:left="2880" w:hanging="360"/>
-      </w:pPr>
-      <w:rPr>
-        <w:rFonts w:ascii="Noto Sans Symbols" w:cs="Noto Sans Symbols" w:eastAsia="Noto Sans Symbols" w:hAnsi="Noto Sans Symbols"/>
-        <w:sz w:val="20"/>
-        <w:szCs w:val="20"/>
-      </w:rPr>
-    </w:lvl>
-    <w:lvl w:ilvl="4">
-      <w:start w:val="1"/>
-      <w:numFmt w:val="bullet"/>
-      <w:lvlText w:val="▪"/>
-      <w:lvlJc w:val="left"/>
-      <w:pPr>
-        <w:ind w:left="3600" w:hanging="360"/>
-      </w:pPr>
-      <w:rPr>
-        <w:rFonts w:ascii="Noto Sans Symbols" w:cs="Noto Sans Symbols" w:eastAsia="Noto Sans Symbols" w:hAnsi="Noto Sans Symbols"/>
-        <w:sz w:val="20"/>
-        <w:szCs w:val="20"/>
-      </w:rPr>
-    </w:lvl>
-    <w:lvl w:ilvl="5">
-      <w:start w:val="1"/>
-      <w:numFmt w:val="bullet"/>
-      <w:lvlText w:val="▪"/>
-      <w:lvlJc w:val="left"/>
-      <w:pPr>
-        <w:ind w:left="4320" w:hanging="360"/>
-      </w:pPr>
-      <w:rPr>
-        <w:rFonts w:ascii="Noto Sans Symbols" w:cs="Noto Sans Symbols" w:eastAsia="Noto Sans Symbols" w:hAnsi="Noto Sans Symbols"/>
-        <w:sz w:val="20"/>
-        <w:szCs w:val="20"/>
-      </w:rPr>
-    </w:lvl>
-    <w:lvl w:ilvl="6">
-      <w:start w:val="1"/>
-      <w:numFmt w:val="bullet"/>
-      <w:lvlText w:val="▪"/>
-      <w:lvlJc w:val="left"/>
-      <w:pPr>
-        <w:ind w:left="5040" w:hanging="360"/>
-      </w:pPr>
-      <w:rPr>
-        <w:rFonts w:ascii="Noto Sans Symbols" w:cs="Noto Sans Symbols" w:eastAsia="Noto Sans Symbols" w:hAnsi="Noto Sans Symbols"/>
-        <w:sz w:val="20"/>
-        <w:szCs w:val="20"/>
-      </w:rPr>
-    </w:lvl>
-    <w:lvl w:ilvl="7">
-      <w:start w:val="1"/>
-      <w:numFmt w:val="bullet"/>
-      <w:lvlText w:val="▪"/>
-      <w:lvlJc w:val="left"/>
-      <w:pPr>
-        <w:ind w:left="5760" w:hanging="360"/>
-      </w:pPr>
-      <w:rPr>
-        <w:rFonts w:ascii="Noto Sans Symbols" w:cs="Noto Sans Symbols" w:eastAsia="Noto Sans Symbols" w:hAnsi="Noto Sans Symbols"/>
-        <w:sz w:val="20"/>
-        <w:szCs w:val="20"/>
-      </w:rPr>
-    </w:lvl>
-    <w:lvl w:ilvl="8">
-      <w:start w:val="1"/>
-      <w:numFmt w:val="bullet"/>
-      <w:lvlText w:val="▪"/>
-      <w:lvlJc w:val="left"/>
-      <w:pPr>
-        <w:ind w:left="6480" w:hanging="360"/>
-      </w:pPr>
-      <w:rPr>
-        <w:rFonts w:ascii="Noto Sans Symbols" w:cs="Noto Sans Symbols" w:eastAsia="Noto Sans Symbols" w:hAnsi="Noto Sans Symbols"/>
-        <w:sz w:val="20"/>
-        <w:szCs w:val="20"/>
-      </w:rPr>
-    </w:lvl>
-  </w:abstractNum>
-  <w:abstractNum w:abstractNumId="6">
-    <w:lvl w:ilvl="0">
-      <w:start w:val="1"/>
-      <w:numFmt w:val="bullet"/>
-      <w:lvlText w:val="●"/>
-      <w:lvlJc w:val="left"/>
-      <w:pPr>
-        <w:ind w:left="720" w:hanging="360"/>
-      </w:pPr>
-      <w:rPr>
-        <w:rFonts w:ascii="Noto Sans Symbols" w:cs="Noto Sans Symbols" w:eastAsia="Noto Sans Symbols" w:hAnsi="Noto Sans Symbols"/>
-        <w:sz w:val="20"/>
-        <w:szCs w:val="20"/>
-      </w:rPr>
-    </w:lvl>
-    <w:lvl w:ilvl="1">
-      <w:start w:val="1"/>
-      <w:numFmt w:val="bullet"/>
-      <w:lvlText w:val="o"/>
-      <w:lvlJc w:val="left"/>
-      <w:pPr>
-        <w:ind w:left="1440" w:hanging="360"/>
-      </w:pPr>
-      <w:rPr>
-        <w:rFonts w:ascii="Courier New" w:cs="Courier New" w:eastAsia="Courier New" w:hAnsi="Courier New"/>
-        <w:sz w:val="20"/>
-        <w:szCs w:val="20"/>
-      </w:rPr>
-    </w:lvl>
-    <w:lvl w:ilvl="2">
-      <w:start w:val="1"/>
-      <w:numFmt w:val="bullet"/>
-      <w:lvlText w:val="▪"/>
-      <w:lvlJc w:val="left"/>
-      <w:pPr>
-        <w:ind w:left="2160" w:hanging="360"/>
-      </w:pPr>
-      <w:rPr>
-        <w:rFonts w:ascii="Noto Sans Symbols" w:cs="Noto Sans Symbols" w:eastAsia="Noto Sans Symbols" w:hAnsi="Noto Sans Symbols"/>
-        <w:sz w:val="20"/>
-        <w:szCs w:val="20"/>
-      </w:rPr>
-    </w:lvl>
-    <w:lvl w:ilvl="3">
-      <w:start w:val="1"/>
-      <w:numFmt w:val="bullet"/>
-      <w:lvlText w:val="▪"/>
-      <w:lvlJc w:val="left"/>
-      <w:pPr>
-        <w:ind w:left="2880" w:hanging="360"/>
-      </w:pPr>
-      <w:rPr>
-        <w:rFonts w:ascii="Noto Sans Symbols" w:cs="Noto Sans Symbols" w:eastAsia="Noto Sans Symbols" w:hAnsi="Noto Sans Symbols"/>
-        <w:sz w:val="20"/>
-        <w:szCs w:val="20"/>
-      </w:rPr>
-    </w:lvl>
-    <w:lvl w:ilvl="4">
-      <w:start w:val="1"/>
-      <w:numFmt w:val="bullet"/>
-      <w:lvlText w:val="▪"/>
-      <w:lvlJc w:val="left"/>
-      <w:pPr>
-        <w:ind w:left="3600" w:hanging="360"/>
-      </w:pPr>
-      <w:rPr>
-        <w:rFonts w:ascii="Noto Sans Symbols" w:cs="Noto Sans Symbols" w:eastAsia="Noto Sans Symbols" w:hAnsi="Noto Sans Symbols"/>
-        <w:sz w:val="20"/>
-        <w:szCs w:val="20"/>
-      </w:rPr>
-    </w:lvl>
-    <w:lvl w:ilvl="5">
-      <w:start w:val="1"/>
-      <w:numFmt w:val="bullet"/>
-      <w:lvlText w:val="▪"/>
-      <w:lvlJc w:val="left"/>
-      <w:pPr>
-        <w:ind w:left="4320" w:hanging="360"/>
-      </w:pPr>
-      <w:rPr>
-        <w:rFonts w:ascii="Noto Sans Symbols" w:cs="Noto Sans Symbols" w:eastAsia="Noto Sans Symbols" w:hAnsi="Noto Sans Symbols"/>
-        <w:sz w:val="20"/>
-        <w:szCs w:val="20"/>
-      </w:rPr>
-    </w:lvl>
-    <w:lvl w:ilvl="6">
-      <w:start w:val="1"/>
-      <w:numFmt w:val="bullet"/>
-      <w:lvlText w:val="▪"/>
-      <w:lvlJc w:val="left"/>
-      <w:pPr>
-        <w:ind w:left="5040" w:hanging="360"/>
-      </w:pPr>
-      <w:rPr>
-        <w:rFonts w:ascii="Noto Sans Symbols" w:cs="Noto Sans Symbols" w:eastAsia="Noto Sans Symbols" w:hAnsi="Noto Sans Symbols"/>
-        <w:sz w:val="20"/>
-        <w:szCs w:val="20"/>
-      </w:rPr>
-    </w:lvl>
-    <w:lvl w:ilvl="7">
-      <w:start w:val="1"/>
-      <w:numFmt w:val="bullet"/>
-      <w:lvlText w:val="▪"/>
-      <w:lvlJc w:val="left"/>
-      <w:pPr>
-        <w:ind w:left="5760" w:hanging="360"/>
-      </w:pPr>
-      <w:rPr>
-        <w:rFonts w:ascii="Noto Sans Symbols" w:cs="Noto Sans Symbols" w:eastAsia="Noto Sans Symbols" w:hAnsi="Noto Sans Symbols"/>
-        <w:sz w:val="20"/>
-        <w:szCs w:val="20"/>
-      </w:rPr>
-    </w:lvl>
-    <w:lvl w:ilvl="8">
-      <w:start w:val="1"/>
-      <w:numFmt w:val="bullet"/>
-      <w:lvlText w:val="▪"/>
-      <w:lvlJc w:val="left"/>
-      <w:pPr>
-        <w:ind w:left="6480" w:hanging="360"/>
-      </w:pPr>
-      <w:rPr>
-        <w:rFonts w:ascii="Noto Sans Symbols" w:cs="Noto Sans Symbols" w:eastAsia="Noto Sans Symbols" w:hAnsi="Noto Sans Symbols"/>
-        <w:sz w:val="20"/>
-        <w:szCs w:val="20"/>
-      </w:rPr>
-    </w:lvl>
-  </w:abstractNum>
-  <w:num w:numId="1">
+  <w:num w:numId="1" w16cid:durableId="812060060">
+    <w:abstractNumId w:val="5"/>
+  </w:num>
+  <w:num w:numId="2" w16cid:durableId="945575893">
     <w:abstractNumId w:val="1"/>
   </w:num>
-  <w:num w:numId="2">
+  <w:num w:numId="3" w16cid:durableId="1932618891">
+    <w:abstractNumId w:val="0"/>
+  </w:num>
+  <w:num w:numId="4" w16cid:durableId="2068651145">
+    <w:abstractNumId w:val="3"/>
+  </w:num>
+  <w:num w:numId="5" w16cid:durableId="697897025">
     <w:abstractNumId w:val="2"/>
   </w:num>
-  <w:num w:numId="3">
-    <w:abstractNumId w:val="3"/>
-  </w:num>
-  <w:num w:numId="4">
+  <w:num w:numId="6" w16cid:durableId="2036467518">
     <w:abstractNumId w:val="4"/>
-  </w:num>
-  <w:num w:numId="5">
-    <w:abstractNumId w:val="5"/>
-  </w:num>
-  <w:num w:numId="6">
-    <w:abstractNumId w:val="6"/>
   </w:num>
 </w:numbering>
 </file>
 
 <file path=word/styles.xml><?xml version="1.0" encoding="utf-8"?>
-<w:styles xmlns:mc="http://schemas.openxmlformats.org/markup-compatibility/2006" xmlns:o="urn:schemas-microsoft-com:office:office" xmlns:r="http://schemas.openxmlformats.org/officeDocument/2006/relationships" xmlns:m="http://schemas.openxmlformats.org/officeDocument/2006/math" xmlns:v="urn:schemas-microsoft-com:vml" xmlns:wp="http://schemas.openxmlformats.org/drawingml/2006/wordprocessingDrawing" xmlns:w10="urn:schemas-microsoft-com:office:word" xmlns:w="http://schemas.openxmlformats.org/wordprocessingml/2006/main" xmlns:wne="http://schemas.microsoft.com/office/word/2006/wordml" xmlns:sl="http://schemas.openxmlformats.org/schemaLibrary/2006/main" xmlns:a="http://schemas.openxmlformats.org/drawingml/2006/main" xmlns:pic="http://schemas.openxmlformats.org/drawingml/2006/picture" xmlns:c="http://schemas.openxmlformats.org/drawingml/2006/chart" xmlns:lc="http://schemas.openxmlformats.org/drawingml/2006/lockedCanvas" xmlns:dgm="http://schemas.openxmlformats.org/drawingml/2006/diagram" xmlns:wps="http://schemas.microsoft.com/office/word/2010/wordprocessingShape" xmlns:wpg="http://schemas.microsoft.com/office/word/2010/wordprocessingGroup" xmlns:w14="http://schemas.microsoft.com/office/word/2010/wordml" xmlns:w15="http://schemas.microsoft.com/office/word/2012/wordml" xmlns:w16="http://schemas.microsoft.com/office/word/2018/wordml" xmlns:w16cex="http://schemas.microsoft.com/office/word/2018/wordml/cex" xmlns:w16cid="http://schemas.microsoft.com/office/word/2016/wordml/cid" xmlns="http://schemas.microsoft.com/office/tasks/2019/documenttasks" xmlns:cr="http://schemas.microsoft.com/office/comments/2020/reactions">
+<w:styles xmlns:mc="http://schemas.openxmlformats.org/markup-compatibility/2006" xmlns:r="http://schemas.openxmlformats.org/officeDocument/2006/relationships" xmlns:w="http://schemas.openxmlformats.org/wordprocessingml/2006/main" xmlns:w14="http://schemas.microsoft.com/office/word/2010/wordml" xmlns:w15="http://schemas.microsoft.com/office/word/2012/wordml" xmlns:w16cex="http://schemas.microsoft.com/office/word/2018/wordml/cex" xmlns:w16cid="http://schemas.microsoft.com/office/word/2016/wordml/cid" xmlns:w16="http://schemas.microsoft.com/office/word/2018/wordml" xmlns:w16du="http://schemas.microsoft.com/office/word/2023/wordml/word16du" xmlns:w16sdtdh="http://schemas.microsoft.com/office/word/2020/wordml/sdtdatahash" xmlns:w16sdtfl="http://schemas.microsoft.com/office/word/2024/wordml/sdtformatlock" xmlns:w16se="http://schemas.microsoft.com/office/word/2015/wordml/symex" mc:Ignorable="w14 w15 w16se w16cid w16 w16cex w16sdtdh w16sdtfl w16du">
   <w:docDefaults>
     <w:rPrDefault>
       <w:rPr>
+        <w:rFonts w:ascii="Times New Roman" w:eastAsia="Times New Roman" w:hAnsi="Times New Roman" w:cs="Times New Roman"/>
         <w:sz w:val="22"/>
         <w:szCs w:val="22"/>
-        <w:lang w:val="vi"/>
+        <w:lang w:val="vi" w:eastAsia="en-US" w:bidi="ar-SA"/>
       </w:rPr>
     </w:rPrDefault>
     <w:pPrDefault>
@@ -5055,32 +4731,403 @@
       </w:pPr>
     </w:pPrDefault>
   </w:docDefaults>
-  <w:style w:type="table" w:styleId="TableNormal" w:default="1">
-    <w:name w:val="TableNormal"/>
-    <w:tblPr>
-      <w:tblCellMar>
-        <w:top w:w="100.0" w:type="dxa"/>
-        <w:left w:w="100.0" w:type="dxa"/>
-        <w:bottom w:w="100.0" w:type="dxa"/>
-        <w:right w:w="100.0" w:type="dxa"/>
-      </w:tblCellMar>
-    </w:tblPr>
-  </w:style>
-  <w:style w:type="paragraph" w:styleId="Normal" w:default="1">
-    <w:name w:val="normal"/>
+  <w:latentStyles w:defLockedState="0" w:defUIPriority="99" w:defSemiHidden="0" w:defUnhideWhenUsed="0" w:defQFormat="0" w:count="376">
+    <w:lsdException w:name="Normal" w:uiPriority="0" w:qFormat="1"/>
+    <w:lsdException w:name="heading 1" w:uiPriority="9" w:qFormat="1"/>
+    <w:lsdException w:name="heading 2" w:semiHidden="1" w:uiPriority="9" w:unhideWhenUsed="1" w:qFormat="1"/>
+    <w:lsdException w:name="heading 3" w:semiHidden="1" w:uiPriority="9" w:unhideWhenUsed="1" w:qFormat="1"/>
+    <w:lsdException w:name="heading 4" w:semiHidden="1" w:uiPriority="9" w:unhideWhenUsed="1" w:qFormat="1"/>
+    <w:lsdException w:name="heading 5" w:semiHidden="1" w:uiPriority="9" w:unhideWhenUsed="1" w:qFormat="1"/>
+    <w:lsdException w:name="heading 6" w:semiHidden="1" w:uiPriority="9" w:unhideWhenUsed="1" w:qFormat="1"/>
+    <w:lsdException w:name="heading 7" w:semiHidden="1" w:uiPriority="9" w:unhideWhenUsed="1" w:qFormat="1"/>
+    <w:lsdException w:name="heading 8" w:semiHidden="1" w:uiPriority="9" w:unhideWhenUsed="1" w:qFormat="1"/>
+    <w:lsdException w:name="heading 9" w:semiHidden="1" w:uiPriority="9" w:unhideWhenUsed="1" w:qFormat="1"/>
+    <w:lsdException w:name="index 1" w:semiHidden="1" w:unhideWhenUsed="1"/>
+    <w:lsdException w:name="index 2" w:semiHidden="1" w:unhideWhenUsed="1"/>
+    <w:lsdException w:name="index 3" w:semiHidden="1" w:unhideWhenUsed="1"/>
+    <w:lsdException w:name="index 4" w:semiHidden="1" w:unhideWhenUsed="1"/>
+    <w:lsdException w:name="index 5" w:semiHidden="1" w:unhideWhenUsed="1"/>
+    <w:lsdException w:name="index 6" w:semiHidden="1" w:unhideWhenUsed="1"/>
+    <w:lsdException w:name="index 7" w:semiHidden="1" w:unhideWhenUsed="1"/>
+    <w:lsdException w:name="index 8" w:semiHidden="1" w:unhideWhenUsed="1"/>
+    <w:lsdException w:name="index 9" w:semiHidden="1" w:unhideWhenUsed="1"/>
+    <w:lsdException w:name="toc 1" w:semiHidden="1" w:uiPriority="39" w:unhideWhenUsed="1"/>
+    <w:lsdException w:name="toc 2" w:semiHidden="1" w:uiPriority="39" w:unhideWhenUsed="1"/>
+    <w:lsdException w:name="toc 3" w:semiHidden="1" w:uiPriority="39" w:unhideWhenUsed="1"/>
+    <w:lsdException w:name="toc 4" w:semiHidden="1" w:uiPriority="39" w:unhideWhenUsed="1"/>
+    <w:lsdException w:name="toc 5" w:semiHidden="1" w:uiPriority="39" w:unhideWhenUsed="1"/>
+    <w:lsdException w:name="toc 6" w:semiHidden="1" w:uiPriority="39" w:unhideWhenUsed="1"/>
+    <w:lsdException w:name="toc 7" w:semiHidden="1" w:uiPriority="39" w:unhideWhenUsed="1"/>
+    <w:lsdException w:name="toc 8" w:semiHidden="1" w:uiPriority="39" w:unhideWhenUsed="1"/>
+    <w:lsdException w:name="toc 9" w:semiHidden="1" w:uiPriority="39" w:unhideWhenUsed="1"/>
+    <w:lsdException w:name="Normal Indent" w:semiHidden="1" w:unhideWhenUsed="1"/>
+    <w:lsdException w:name="footnote text" w:semiHidden="1" w:unhideWhenUsed="1"/>
+    <w:lsdException w:name="annotation text" w:semiHidden="1" w:unhideWhenUsed="1"/>
+    <w:lsdException w:name="header" w:semiHidden="1" w:unhideWhenUsed="1"/>
+    <w:lsdException w:name="footer" w:semiHidden="1" w:unhideWhenUsed="1"/>
+    <w:lsdException w:name="index heading" w:semiHidden="1" w:unhideWhenUsed="1"/>
+    <w:lsdException w:name="caption" w:semiHidden="1" w:uiPriority="35" w:unhideWhenUsed="1" w:qFormat="1"/>
+    <w:lsdException w:name="table of figures" w:semiHidden="1" w:unhideWhenUsed="1"/>
+    <w:lsdException w:name="envelope address" w:semiHidden="1" w:unhideWhenUsed="1"/>
+    <w:lsdException w:name="envelope return" w:semiHidden="1" w:unhideWhenUsed="1"/>
+    <w:lsdException w:name="footnote reference" w:semiHidden="1" w:unhideWhenUsed="1"/>
+    <w:lsdException w:name="annotation reference" w:semiHidden="1" w:unhideWhenUsed="1"/>
+    <w:lsdException w:name="line number" w:semiHidden="1" w:unhideWhenUsed="1"/>
+    <w:lsdException w:name="page number" w:semiHidden="1" w:unhideWhenUsed="1"/>
+    <w:lsdException w:name="endnote reference" w:semiHidden="1" w:unhideWhenUsed="1"/>
+    <w:lsdException w:name="endnote text" w:semiHidden="1" w:unhideWhenUsed="1"/>
+    <w:lsdException w:name="table of authorities" w:semiHidden="1" w:unhideWhenUsed="1"/>
+    <w:lsdException w:name="macro" w:semiHidden="1" w:unhideWhenUsed="1"/>
+    <w:lsdException w:name="toa heading" w:semiHidden="1" w:unhideWhenUsed="1"/>
+    <w:lsdException w:name="List" w:semiHidden="1" w:unhideWhenUsed="1"/>
+    <w:lsdException w:name="List Bullet" w:semiHidden="1" w:unhideWhenUsed="1"/>
+    <w:lsdException w:name="List Number" w:semiHidden="1" w:unhideWhenUsed="1"/>
+    <w:lsdException w:name="List 2" w:semiHidden="1" w:unhideWhenUsed="1"/>
+    <w:lsdException w:name="List 3" w:semiHidden="1" w:unhideWhenUsed="1"/>
+    <w:lsdException w:name="List 4" w:semiHidden="1" w:unhideWhenUsed="1"/>
+    <w:lsdException w:name="List 5" w:semiHidden="1" w:unhideWhenUsed="1"/>
+    <w:lsdException w:name="List Bullet 2" w:semiHidden="1" w:unhideWhenUsed="1"/>
+    <w:lsdException w:name="List Bullet 3" w:semiHidden="1" w:unhideWhenUsed="1"/>
+    <w:lsdException w:name="List Bullet 4" w:semiHidden="1" w:unhideWhenUsed="1"/>
+    <w:lsdException w:name="List Bullet 5" w:semiHidden="1" w:unhideWhenUsed="1"/>
+    <w:lsdException w:name="List Number 2" w:semiHidden="1" w:unhideWhenUsed="1"/>
+    <w:lsdException w:name="List Number 3" w:semiHidden="1" w:unhideWhenUsed="1"/>
+    <w:lsdException w:name="List Number 4" w:semiHidden="1" w:unhideWhenUsed="1"/>
+    <w:lsdException w:name="List Number 5" w:semiHidden="1" w:unhideWhenUsed="1"/>
+    <w:lsdException w:name="Title" w:uiPriority="10" w:qFormat="1"/>
+    <w:lsdException w:name="Closing" w:semiHidden="1" w:unhideWhenUsed="1"/>
+    <w:lsdException w:name="Signature" w:semiHidden="1" w:unhideWhenUsed="1"/>
+    <w:lsdException w:name="Default Paragraph Font" w:semiHidden="1" w:uiPriority="1" w:unhideWhenUsed="1"/>
+    <w:lsdException w:name="Body Text" w:semiHidden="1" w:unhideWhenUsed="1"/>
+    <w:lsdException w:name="Body Text Indent" w:semiHidden="1" w:unhideWhenUsed="1"/>
+    <w:lsdException w:name="List Continue" w:semiHidden="1" w:unhideWhenUsed="1"/>
+    <w:lsdException w:name="List Continue 2" w:semiHidden="1" w:unhideWhenUsed="1"/>
+    <w:lsdException w:name="List Continue 3" w:semiHidden="1" w:unhideWhenUsed="1"/>
+    <w:lsdException w:name="List Continue 4" w:semiHidden="1" w:unhideWhenUsed="1"/>
+    <w:lsdException w:name="List Continue 5" w:semiHidden="1" w:unhideWhenUsed="1"/>
+    <w:lsdException w:name="Message Header" w:semiHidden="1" w:unhideWhenUsed="1"/>
+    <w:lsdException w:name="Subtitle" w:uiPriority="11" w:qFormat="1"/>
+    <w:lsdException w:name="Salutation" w:semiHidden="1" w:unhideWhenUsed="1"/>
+    <w:lsdException w:name="Date" w:semiHidden="1" w:unhideWhenUsed="1"/>
+    <w:lsdException w:name="Body Text First Indent" w:semiHidden="1" w:unhideWhenUsed="1"/>
+    <w:lsdException w:name="Body Text First Indent 2" w:semiHidden="1" w:unhideWhenUsed="1"/>
+    <w:lsdException w:name="Note Heading" w:semiHidden="1" w:unhideWhenUsed="1"/>
+    <w:lsdException w:name="Body Text 2" w:semiHidden="1" w:unhideWhenUsed="1"/>
+    <w:lsdException w:name="Body Text 3" w:semiHidden="1" w:unhideWhenUsed="1"/>
+    <w:lsdException w:name="Body Text Indent 2" w:semiHidden="1" w:unhideWhenUsed="1"/>
+    <w:lsdException w:name="Body Text Indent 3" w:semiHidden="1" w:unhideWhenUsed="1"/>
+    <w:lsdException w:name="Block Text" w:semiHidden="1" w:unhideWhenUsed="1"/>
+    <w:lsdException w:name="Hyperlink" w:semiHidden="1" w:unhideWhenUsed="1"/>
+    <w:lsdException w:name="FollowedHyperlink" w:semiHidden="1" w:unhideWhenUsed="1"/>
+    <w:lsdException w:name="Strong" w:uiPriority="22" w:qFormat="1"/>
+    <w:lsdException w:name="Emphasis" w:uiPriority="20" w:qFormat="1"/>
+    <w:lsdException w:name="Document Map" w:semiHidden="1" w:unhideWhenUsed="1"/>
+    <w:lsdException w:name="Plain Text" w:semiHidden="1" w:unhideWhenUsed="1"/>
+    <w:lsdException w:name="E-mail Signature" w:semiHidden="1" w:unhideWhenUsed="1"/>
+    <w:lsdException w:name="HTML Top of Form" w:semiHidden="1" w:unhideWhenUsed="1"/>
+    <w:lsdException w:name="HTML Bottom of Form" w:semiHidden="1" w:unhideWhenUsed="1"/>
+    <w:lsdException w:name="Normal (Web)" w:semiHidden="1" w:unhideWhenUsed="1"/>
+    <w:lsdException w:name="HTML Acronym" w:semiHidden="1" w:unhideWhenUsed="1"/>
+    <w:lsdException w:name="HTML Address" w:semiHidden="1" w:unhideWhenUsed="1"/>
+    <w:lsdException w:name="HTML Cite" w:semiHidden="1" w:unhideWhenUsed="1"/>
+    <w:lsdException w:name="HTML Code" w:semiHidden="1" w:unhideWhenUsed="1"/>
+    <w:lsdException w:name="HTML Definition" w:semiHidden="1" w:unhideWhenUsed="1"/>
+    <w:lsdException w:name="HTML Keyboard" w:semiHidden="1" w:unhideWhenUsed="1"/>
+    <w:lsdException w:name="HTML Preformatted" w:semiHidden="1" w:unhideWhenUsed="1"/>
+    <w:lsdException w:name="HTML Sample" w:semiHidden="1" w:unhideWhenUsed="1"/>
+    <w:lsdException w:name="HTML Typewriter" w:semiHidden="1" w:unhideWhenUsed="1"/>
+    <w:lsdException w:name="HTML Variable" w:semiHidden="1" w:unhideWhenUsed="1"/>
+    <w:lsdException w:name="Normal Table" w:semiHidden="1" w:unhideWhenUsed="1"/>
+    <w:lsdException w:name="annotation subject" w:semiHidden="1" w:unhideWhenUsed="1"/>
+    <w:lsdException w:name="No List" w:semiHidden="1" w:unhideWhenUsed="1"/>
+    <w:lsdException w:name="Outline List 1" w:semiHidden="1" w:unhideWhenUsed="1"/>
+    <w:lsdException w:name="Outline List 2" w:semiHidden="1" w:unhideWhenUsed="1"/>
+    <w:lsdException w:name="Outline List 3" w:semiHidden="1" w:unhideWhenUsed="1"/>
+    <w:lsdException w:name="Table Simple 1" w:semiHidden="1" w:unhideWhenUsed="1"/>
+    <w:lsdException w:name="Table Simple 2" w:semiHidden="1" w:unhideWhenUsed="1"/>
+    <w:lsdException w:name="Table Simple 3" w:semiHidden="1" w:unhideWhenUsed="1"/>
+    <w:lsdException w:name="Table Classic 1" w:semiHidden="1" w:unhideWhenUsed="1"/>
+    <w:lsdException w:name="Table Classic 2" w:semiHidden="1" w:unhideWhenUsed="1"/>
+    <w:lsdException w:name="Table Classic 3" w:semiHidden="1" w:unhideWhenUsed="1"/>
+    <w:lsdException w:name="Table Classic 4" w:semiHidden="1" w:unhideWhenUsed="1"/>
+    <w:lsdException w:name="Table Colorful 1" w:semiHidden="1" w:unhideWhenUsed="1"/>
+    <w:lsdException w:name="Table Colorful 2" w:semiHidden="1" w:unhideWhenUsed="1"/>
+    <w:lsdException w:name="Table Colorful 3" w:semiHidden="1" w:unhideWhenUsed="1"/>
+    <w:lsdException w:name="Table Columns 1" w:semiHidden="1" w:unhideWhenUsed="1"/>
+    <w:lsdException w:name="Table Columns 2" w:semiHidden="1" w:unhideWhenUsed="1"/>
+    <w:lsdException w:name="Table Columns 3" w:semiHidden="1" w:unhideWhenUsed="1"/>
+    <w:lsdException w:name="Table Columns 4" w:semiHidden="1" w:unhideWhenUsed="1"/>
+    <w:lsdException w:name="Table Columns 5" w:semiHidden="1" w:unhideWhenUsed="1"/>
+    <w:lsdException w:name="Table Grid 1" w:semiHidden="1" w:unhideWhenUsed="1"/>
+    <w:lsdException w:name="Table Grid 2" w:semiHidden="1" w:unhideWhenUsed="1"/>
+    <w:lsdException w:name="Table Grid 3" w:semiHidden="1" w:unhideWhenUsed="1"/>
+    <w:lsdException w:name="Table Grid 4" w:semiHidden="1" w:unhideWhenUsed="1"/>
+    <w:lsdException w:name="Table Grid 5" w:semiHidden="1" w:unhideWhenUsed="1"/>
+    <w:lsdException w:name="Table Grid 6" w:semiHidden="1" w:unhideWhenUsed="1"/>
+    <w:lsdException w:name="Table Grid 7" w:semiHidden="1" w:unhideWhenUsed="1"/>
+    <w:lsdException w:name="Table Grid 8" w:semiHidden="1" w:unhideWhenUsed="1"/>
+    <w:lsdException w:name="Table List 1" w:semiHidden="1" w:unhideWhenUsed="1"/>
+    <w:lsdException w:name="Table List 2" w:semiHidden="1" w:unhideWhenUsed="1"/>
+    <w:lsdException w:name="Table List 3" w:semiHidden="1" w:unhideWhenUsed="1"/>
+    <w:lsdException w:name="Table List 4" w:semiHidden="1" w:unhideWhenUsed="1"/>
+    <w:lsdException w:name="Table List 5" w:semiHidden="1" w:unhideWhenUsed="1"/>
+    <w:lsdException w:name="Table List 6" w:semiHidden="1" w:unhideWhenUsed="1"/>
+    <w:lsdException w:name="Table List 7" w:semiHidden="1" w:unhideWhenUsed="1"/>
+    <w:lsdException w:name="Table List 8" w:semiHidden="1" w:unhideWhenUsed="1"/>
+    <w:lsdException w:name="Table 3D effects 1" w:semiHidden="1" w:unhideWhenUsed="1"/>
+    <w:lsdException w:name="Table 3D effects 2" w:semiHidden="1" w:unhideWhenUsed="1"/>
+    <w:lsdException w:name="Table 3D effects 3" w:semiHidden="1" w:unhideWhenUsed="1"/>
+    <w:lsdException w:name="Table Contemporary" w:semiHidden="1" w:unhideWhenUsed="1"/>
+    <w:lsdException w:name="Table Elegant" w:semiHidden="1" w:unhideWhenUsed="1"/>
+    <w:lsdException w:name="Table Professional" w:semiHidden="1" w:unhideWhenUsed="1"/>
+    <w:lsdException w:name="Table Subtle 1" w:semiHidden="1" w:unhideWhenUsed="1"/>
+    <w:lsdException w:name="Table Subtle 2" w:semiHidden="1" w:unhideWhenUsed="1"/>
+    <w:lsdException w:name="Table Web 1" w:semiHidden="1" w:unhideWhenUsed="1"/>
+    <w:lsdException w:name="Table Web 2" w:semiHidden="1" w:unhideWhenUsed="1"/>
+    <w:lsdException w:name="Table Web 3" w:semiHidden="1" w:unhideWhenUsed="1"/>
+    <w:lsdException w:name="Balloon Text" w:semiHidden="1" w:unhideWhenUsed="1"/>
+    <w:lsdException w:name="Table Grid" w:uiPriority="39"/>
+    <w:lsdException w:name="Table Theme" w:semiHidden="1" w:unhideWhenUsed="1"/>
+    <w:lsdException w:name="Placeholder Text" w:semiHidden="1"/>
+    <w:lsdException w:name="No Spacing" w:uiPriority="1" w:qFormat="1"/>
+    <w:lsdException w:name="Light Shading" w:uiPriority="60"/>
+    <w:lsdException w:name="Light List" w:uiPriority="61"/>
+    <w:lsdException w:name="Light Grid" w:uiPriority="62"/>
+    <w:lsdException w:name="Medium Shading 1" w:uiPriority="63"/>
+    <w:lsdException w:name="Medium Shading 2" w:uiPriority="64"/>
+    <w:lsdException w:name="Medium List 1" w:uiPriority="65"/>
+    <w:lsdException w:name="Medium List 2" w:uiPriority="66"/>
+    <w:lsdException w:name="Medium Grid 1" w:uiPriority="67"/>
+    <w:lsdException w:name="Medium Grid 2" w:uiPriority="68"/>
+    <w:lsdException w:name="Medium Grid 3" w:uiPriority="69"/>
+    <w:lsdException w:name="Dark List" w:uiPriority="70"/>
+    <w:lsdException w:name="Colorful Shading" w:uiPriority="71"/>
+    <w:lsdException w:name="Colorful List" w:uiPriority="72"/>
+    <w:lsdException w:name="Colorful Grid" w:uiPriority="73"/>
+    <w:lsdException w:name="Light Shading Accent 1" w:uiPriority="60"/>
+    <w:lsdException w:name="Light List Accent 1" w:uiPriority="61"/>
+    <w:lsdException w:name="Light Grid Accent 1" w:uiPriority="62"/>
+    <w:lsdException w:name="Medium Shading 1 Accent 1" w:uiPriority="63"/>
+    <w:lsdException w:name="Medium Shading 2 Accent 1" w:uiPriority="64"/>
+    <w:lsdException w:name="Medium List 1 Accent 1" w:uiPriority="65"/>
+    <w:lsdException w:name="Revision" w:semiHidden="1"/>
+    <w:lsdException w:name="List Paragraph" w:uiPriority="34" w:qFormat="1"/>
+    <w:lsdException w:name="Quote" w:uiPriority="29" w:qFormat="1"/>
+    <w:lsdException w:name="Intense Quote" w:uiPriority="30" w:qFormat="1"/>
+    <w:lsdException w:name="Medium List 2 Accent 1" w:uiPriority="66"/>
+    <w:lsdException w:name="Medium Grid 1 Accent 1" w:uiPriority="67"/>
+    <w:lsdException w:name="Medium Grid 2 Accent 1" w:uiPriority="68"/>
+    <w:lsdException w:name="Medium Grid 3 Accent 1" w:uiPriority="69"/>
+    <w:lsdException w:name="Dark List Accent 1" w:uiPriority="70"/>
+    <w:lsdException w:name="Colorful Shading Accent 1" w:uiPriority="71"/>
+    <w:lsdException w:name="Colorful List Accent 1" w:uiPriority="72"/>
+    <w:lsdException w:name="Colorful Grid Accent 1" w:uiPriority="73"/>
+    <w:lsdException w:name="Light Shading Accent 2" w:uiPriority="60"/>
+    <w:lsdException w:name="Light List Accent 2" w:uiPriority="61"/>
+    <w:lsdException w:name="Light Grid Accent 2" w:uiPriority="62"/>
+    <w:lsdException w:name="Medium Shading 1 Accent 2" w:uiPriority="63"/>
+    <w:lsdException w:name="Medium Shading 2 Accent 2" w:uiPriority="64"/>
+    <w:lsdException w:name="Medium List 1 Accent 2" w:uiPriority="65"/>
+    <w:lsdException w:name="Medium List 2 Accent 2" w:uiPriority="66"/>
+    <w:lsdException w:name="Medium Grid 1 Accent 2" w:uiPriority="67"/>
+    <w:lsdException w:name="Medium Grid 2 Accent 2" w:uiPriority="68"/>
+    <w:lsdException w:name="Medium Grid 3 Accent 2" w:uiPriority="69"/>
+    <w:lsdException w:name="Dark List Accent 2" w:uiPriority="70"/>
+    <w:lsdException w:name="Colorful Shading Accent 2" w:uiPriority="71"/>
+    <w:lsdException w:name="Colorful List Accent 2" w:uiPriority="72"/>
+    <w:lsdException w:name="Colorful Grid Accent 2" w:uiPriority="73"/>
+    <w:lsdException w:name="Light Shading Accent 3" w:uiPriority="60"/>
+    <w:lsdException w:name="Light List Accent 3" w:uiPriority="61"/>
+    <w:lsdException w:name="Light Grid Accent 3" w:uiPriority="62"/>
+    <w:lsdException w:name="Medium Shading 1 Accent 3" w:uiPriority="63"/>
+    <w:lsdException w:name="Medium Shading 2 Accent 3" w:uiPriority="64"/>
+    <w:lsdException w:name="Medium List 1 Accent 3" w:uiPriority="65"/>
+    <w:lsdException w:name="Medium List 2 Accent 3" w:uiPriority="66"/>
+    <w:lsdException w:name="Medium Grid 1 Accent 3" w:uiPriority="67"/>
+    <w:lsdException w:name="Medium Grid 2 Accent 3" w:uiPriority="68"/>
+    <w:lsdException w:name="Medium Grid 3 Accent 3" w:uiPriority="69"/>
+    <w:lsdException w:name="Dark List Accent 3" w:uiPriority="70"/>
+    <w:lsdException w:name="Colorful Shading Accent 3" w:uiPriority="71"/>
+    <w:lsdException w:name="Colorful List Accent 3" w:uiPriority="72"/>
+    <w:lsdException w:name="Colorful Grid Accent 3" w:uiPriority="73"/>
+    <w:lsdException w:name="Light Shading Accent 4" w:uiPriority="60"/>
+    <w:lsdException w:name="Light List Accent 4" w:uiPriority="61"/>
+    <w:lsdException w:name="Light Grid Accent 4" w:uiPriority="62"/>
+    <w:lsdException w:name="Medium Shading 1 Accent 4" w:uiPriority="63"/>
+    <w:lsdException w:name="Medium Shading 2 Accent 4" w:uiPriority="64"/>
+    <w:lsdException w:name="Medium List 1 Accent 4" w:uiPriority="65"/>
+    <w:lsdException w:name="Medium List 2 Accent 4" w:uiPriority="66"/>
+    <w:lsdException w:name="Medium Grid 1 Accent 4" w:uiPriority="67"/>
+    <w:lsdException w:name="Medium Grid 2 Accent 4" w:uiPriority="68"/>
+    <w:lsdException w:name="Medium Grid 3 Accent 4" w:uiPriority="69"/>
+    <w:lsdException w:name="Dark List Accent 4" w:uiPriority="70"/>
+    <w:lsdException w:name="Colorful Shading Accent 4" w:uiPriority="71"/>
+    <w:lsdException w:name="Colorful List Accent 4" w:uiPriority="72"/>
+    <w:lsdException w:name="Colorful Grid Accent 4" w:uiPriority="73"/>
+    <w:lsdException w:name="Light Shading Accent 5" w:uiPriority="60"/>
+    <w:lsdException w:name="Light List Accent 5" w:uiPriority="61"/>
+    <w:lsdException w:name="Light Grid Accent 5" w:uiPriority="62"/>
+    <w:lsdException w:name="Medium Shading 1 Accent 5" w:uiPriority="63"/>
+    <w:lsdException w:name="Medium Shading 2 Accent 5" w:uiPriority="64"/>
+    <w:lsdException w:name="Medium List 1 Accent 5" w:uiPriority="65"/>
+    <w:lsdException w:name="Medium List 2 Accent 5" w:uiPriority="66"/>
+    <w:lsdException w:name="Medium Grid 1 Accent 5" w:uiPriority="67"/>
+    <w:lsdException w:name="Medium Grid 2 Accent 5" w:uiPriority="68"/>
+    <w:lsdException w:name="Medium Grid 3 Accent 5" w:uiPriority="69"/>
+    <w:lsdException w:name="Dark List Accent 5" w:uiPriority="70"/>
+    <w:lsdException w:name="Colorful Shading Accent 5" w:uiPriority="71"/>
+    <w:lsdException w:name="Colorful List Accent 5" w:uiPriority="72"/>
+    <w:lsdException w:name="Colorful Grid Accent 5" w:uiPriority="73"/>
+    <w:lsdException w:name="Light Shading Accent 6" w:uiPriority="60"/>
+    <w:lsdException w:name="Light List Accent 6" w:uiPriority="61"/>
+    <w:lsdException w:name="Light Grid Accent 6" w:uiPriority="62"/>
+    <w:lsdException w:name="Medium Shading 1 Accent 6" w:uiPriority="63"/>
+    <w:lsdException w:name="Medium Shading 2 Accent 6" w:uiPriority="64"/>
+    <w:lsdException w:name="Medium List 1 Accent 6" w:uiPriority="65"/>
+    <w:lsdException w:name="Medium List 2 Accent 6" w:uiPriority="66"/>
+    <w:lsdException w:name="Medium Grid 1 Accent 6" w:uiPriority="67"/>
+    <w:lsdException w:name="Medium Grid 2 Accent 6" w:uiPriority="68"/>
+    <w:lsdException w:name="Medium Grid 3 Accent 6" w:uiPriority="69"/>
+    <w:lsdException w:name="Dark List Accent 6" w:uiPriority="70"/>
+    <w:lsdException w:name="Colorful Shading Accent 6" w:uiPriority="71"/>
+    <w:lsdException w:name="Colorful List Accent 6" w:uiPriority="72"/>
+    <w:lsdException w:name="Colorful Grid Accent 6" w:uiPriority="73"/>
+    <w:lsdException w:name="Subtle Emphasis" w:uiPriority="19" w:qFormat="1"/>
+    <w:lsdException w:name="Intense Emphasis" w:uiPriority="21" w:qFormat="1"/>
+    <w:lsdException w:name="Subtle Reference" w:uiPriority="31" w:qFormat="1"/>
+    <w:lsdException w:name="Intense Reference" w:uiPriority="32" w:qFormat="1"/>
+    <w:lsdException w:name="Book Title" w:uiPriority="33" w:qFormat="1"/>
+    <w:lsdException w:name="Bibliography" w:semiHidden="1" w:uiPriority="37" w:unhideWhenUsed="1"/>
+    <w:lsdException w:name="TOC Heading" w:semiHidden="1" w:uiPriority="39" w:unhideWhenUsed="1" w:qFormat="1"/>
+    <w:lsdException w:name="Plain Table 1" w:uiPriority="41"/>
+    <w:lsdException w:name="Plain Table 2" w:uiPriority="42"/>
+    <w:lsdException w:name="Plain Table 3" w:uiPriority="43"/>
+    <w:lsdException w:name="Plain Table 4" w:uiPriority="44"/>
+    <w:lsdException w:name="Plain Table 5" w:uiPriority="45"/>
+    <w:lsdException w:name="Grid Table Light" w:uiPriority="40"/>
+    <w:lsdException w:name="Grid Table 1 Light" w:uiPriority="46"/>
+    <w:lsdException w:name="Grid Table 2" w:uiPriority="47"/>
+    <w:lsdException w:name="Grid Table 3" w:uiPriority="48"/>
+    <w:lsdException w:name="Grid Table 4" w:uiPriority="49"/>
+    <w:lsdException w:name="Grid Table 5 Dark" w:uiPriority="50"/>
+    <w:lsdException w:name="Grid Table 6 Colorful" w:uiPriority="51"/>
+    <w:lsdException w:name="Grid Table 7 Colorful" w:uiPriority="52"/>
+    <w:lsdException w:name="Grid Table 1 Light Accent 1" w:uiPriority="46"/>
+    <w:lsdException w:name="Grid Table 2 Accent 1" w:uiPriority="47"/>
+    <w:lsdException w:name="Grid Table 3 Accent 1" w:uiPriority="48"/>
+    <w:lsdException w:name="Grid Table 4 Accent 1" w:uiPriority="49"/>
+    <w:lsdException w:name="Grid Table 5 Dark Accent 1" w:uiPriority="50"/>
+    <w:lsdException w:name="Grid Table 6 Colorful Accent 1" w:uiPriority="51"/>
+    <w:lsdException w:name="Grid Table 7 Colorful Accent 1" w:uiPriority="52"/>
+    <w:lsdException w:name="Grid Table 1 Light Accent 2" w:uiPriority="46"/>
+    <w:lsdException w:name="Grid Table 2 Accent 2" w:uiPriority="47"/>
+    <w:lsdException w:name="Grid Table 3 Accent 2" w:uiPriority="48"/>
+    <w:lsdException w:name="Grid Table 4 Accent 2" w:uiPriority="49"/>
+    <w:lsdException w:name="Grid Table 5 Dark Accent 2" w:uiPriority="50"/>
+    <w:lsdException w:name="Grid Table 6 Colorful Accent 2" w:uiPriority="51"/>
+    <w:lsdException w:name="Grid Table 7 Colorful Accent 2" w:uiPriority="52"/>
+    <w:lsdException w:name="Grid Table 1 Light Accent 3" w:uiPriority="46"/>
+    <w:lsdException w:name="Grid Table 2 Accent 3" w:uiPriority="47"/>
+    <w:lsdException w:name="Grid Table 3 Accent 3" w:uiPriority="48"/>
+    <w:lsdException w:name="Grid Table 4 Accent 3" w:uiPriority="49"/>
+    <w:lsdException w:name="Grid Table 5 Dark Accent 3" w:uiPriority="50"/>
+    <w:lsdException w:name="Grid Table 6 Colorful Accent 3" w:uiPriority="51"/>
+    <w:lsdException w:name="Grid Table 7 Colorful Accent 3" w:uiPriority="52"/>
+    <w:lsdException w:name="Grid Table 1 Light Accent 4" w:uiPriority="46"/>
+    <w:lsdException w:name="Grid Table 2 Accent 4" w:uiPriority="47"/>
+    <w:lsdException w:name="Grid Table 3 Accent 4" w:uiPriority="48"/>
+    <w:lsdException w:name="Grid Table 4 Accent 4" w:uiPriority="49"/>
+    <w:lsdException w:name="Grid Table 5 Dark Accent 4" w:uiPriority="50"/>
+    <w:lsdException w:name="Grid Table 6 Colorful Accent 4" w:uiPriority="51"/>
+    <w:lsdException w:name="Grid Table 7 Colorful Accent 4" w:uiPriority="52"/>
+    <w:lsdException w:name="Grid Table 1 Light Accent 5" w:uiPriority="46"/>
+    <w:lsdException w:name="Grid Table 2 Accent 5" w:uiPriority="47"/>
+    <w:lsdException w:name="Grid Table 3 Accent 5" w:uiPriority="48"/>
+    <w:lsdException w:name="Grid Table 4 Accent 5" w:uiPriority="49"/>
+    <w:lsdException w:name="Grid Table 5 Dark Accent 5" w:uiPriority="50"/>
+    <w:lsdException w:name="Grid Table 6 Colorful Accent 5" w:uiPriority="51"/>
+    <w:lsdException w:name="Grid Table 7 Colorful Accent 5" w:uiPriority="52"/>
+    <w:lsdException w:name="Grid Table 1 Light Accent 6" w:uiPriority="46"/>
+    <w:lsdException w:name="Grid Table 2 Accent 6" w:uiPriority="47"/>
+    <w:lsdException w:name="Grid Table 3 Accent 6" w:uiPriority="48"/>
+    <w:lsdException w:name="Grid Table 4 Accent 6" w:uiPriority="49"/>
+    <w:lsdException w:name="Grid Table 5 Dark Accent 6" w:uiPriority="50"/>
+    <w:lsdException w:name="Grid Table 6 Colorful Accent 6" w:uiPriority="51"/>
+    <w:lsdException w:name="Grid Table 7 Colorful Accent 6" w:uiPriority="52"/>
+    <w:lsdException w:name="List Table 1 Light" w:uiPriority="46"/>
+    <w:lsdException w:name="List Table 2" w:uiPriority="47"/>
+    <w:lsdException w:name="List Table 3" w:uiPriority="48"/>
+    <w:lsdException w:name="List Table 4" w:uiPriority="49"/>
+    <w:lsdException w:name="List Table 5 Dark" w:uiPriority="50"/>
+    <w:lsdException w:name="List Table 6 Colorful" w:uiPriority="51"/>
+    <w:lsdException w:name="List Table 7 Colorful" w:uiPriority="52"/>
+    <w:lsdException w:name="List Table 1 Light Accent 1" w:uiPriority="46"/>
+    <w:lsdException w:name="List Table 2 Accent 1" w:uiPriority="47"/>
+    <w:lsdException w:name="List Table 3 Accent 1" w:uiPriority="48"/>
+    <w:lsdException w:name="List Table 4 Accent 1" w:uiPriority="49"/>
+    <w:lsdException w:name="List Table 5 Dark Accent 1" w:uiPriority="50"/>
+    <w:lsdException w:name="List Table 6 Colorful Accent 1" w:uiPriority="51"/>
+    <w:lsdException w:name="List Table 7 Colorful Accent 1" w:uiPriority="52"/>
+    <w:lsdException w:name="List Table 1 Light Accent 2" w:uiPriority="46"/>
+    <w:lsdException w:name="List Table 2 Accent 2" w:uiPriority="47"/>
+    <w:lsdException w:name="List Table 3 Accent 2" w:uiPriority="48"/>
+    <w:lsdException w:name="List Table 4 Accent 2" w:uiPriority="49"/>
+    <w:lsdException w:name="List Table 5 Dark Accent 2" w:uiPriority="50"/>
+    <w:lsdException w:name="List Table 6 Colorful Accent 2" w:uiPriority="51"/>
+    <w:lsdException w:name="List Table 7 Colorful Accent 2" w:uiPriority="52"/>
+    <w:lsdException w:name="List Table 1 Light Accent 3" w:uiPriority="46"/>
+    <w:lsdException w:name="List Table 2 Accent 3" w:uiPriority="47"/>
+    <w:lsdException w:name="List Table 3 Accent 3" w:uiPriority="48"/>
+    <w:lsdException w:name="List Table 4 Accent 3" w:uiPriority="49"/>
+    <w:lsdException w:name="List Table 5 Dark Accent 3" w:uiPriority="50"/>
+    <w:lsdException w:name="List Table 6 Colorful Accent 3" w:uiPriority="51"/>
+    <w:lsdException w:name="List Table 7 Colorful Accent 3" w:uiPriority="52"/>
+    <w:lsdException w:name="List Table 1 Light Accent 4" w:uiPriority="46"/>
+    <w:lsdException w:name="List Table 2 Accent 4" w:uiPriority="47"/>
+    <w:lsdException w:name="List Table 3 Accent 4" w:uiPriority="48"/>
+    <w:lsdException w:name="List Table 4 Accent 4" w:uiPriority="49"/>
+    <w:lsdException w:name="List Table 5 Dark Accent 4" w:uiPriority="50"/>
+    <w:lsdException w:name="List Table 6 Colorful Accent 4" w:uiPriority="51"/>
+    <w:lsdException w:name="List Table 7 Colorful Accent 4" w:uiPriority="52"/>
+    <w:lsdException w:name="List Table 1 Light Accent 5" w:uiPriority="46"/>
+    <w:lsdException w:name="List Table 2 Accent 5" w:uiPriority="47"/>
+    <w:lsdException w:name="List Table 3 Accent 5" w:uiPriority="48"/>
+    <w:lsdException w:name="List Table 4 Accent 5" w:uiPriority="49"/>
+    <w:lsdException w:name="List Table 5 Dark Accent 5" w:uiPriority="50"/>
+    <w:lsdException w:name="List Table 6 Colorful Accent 5" w:uiPriority="51"/>
+    <w:lsdException w:name="List Table 7 Colorful Accent 5" w:uiPriority="52"/>
+    <w:lsdException w:name="List Table 1 Light Accent 6" w:uiPriority="46"/>
+    <w:lsdException w:name="List Table 2 Accent 6" w:uiPriority="47"/>
+    <w:lsdException w:name="List Table 3 Accent 6" w:uiPriority="48"/>
+    <w:lsdException w:name="List Table 4 Accent 6" w:uiPriority="49"/>
+    <w:lsdException w:name="List Table 5 Dark Accent 6" w:uiPriority="50"/>
+    <w:lsdException w:name="List Table 6 Colorful Accent 6" w:uiPriority="51"/>
+    <w:lsdException w:name="List Table 7 Colorful Accent 6" w:uiPriority="52"/>
+    <w:lsdException w:name="Mention" w:semiHidden="1" w:unhideWhenUsed="1"/>
+    <w:lsdException w:name="Smart Hyperlink" w:semiHidden="1" w:unhideWhenUsed="1"/>
+    <w:lsdException w:name="Hashtag" w:semiHidden="1" w:unhideWhenUsed="1"/>
+    <w:lsdException w:name="Unresolved Mention" w:semiHidden="1" w:unhideWhenUsed="1"/>
+    <w:lsdException w:name="Smart Link" w:semiHidden="1" w:unhideWhenUsed="1"/>
+  </w:latentStyles>
+  <w:style w:type="paragraph" w:default="1" w:styleId="Normal">
+    <w:name w:val="Normal"/>
+    <w:qFormat/>
   </w:style>
   <w:style w:type="paragraph" w:styleId="Heading1">
     <w:name w:val="heading 1"/>
     <w:basedOn w:val="Normal"/>
     <w:next w:val="Normal"/>
+    <w:uiPriority w:val="9"/>
+    <w:qFormat/>
     <w:pPr>
-      <w:keepNext w:val="1"/>
-      <w:keepLines w:val="1"/>
-      <w:spacing w:after="80" w:before="360" w:lineRule="auto"/>
+      <w:keepNext/>
+      <w:keepLines/>
+      <w:spacing w:before="360" w:after="80"/>
+      <w:outlineLvl w:val="0"/>
     </w:pPr>
     <w:rPr>
-      <w:rFonts w:ascii="Calibri" w:cs="Calibri" w:eastAsia="Calibri" w:hAnsi="Calibri"/>
-      <w:color w:val="2f5496"/>
+      <w:rFonts w:ascii="Calibri" w:eastAsia="Calibri" w:hAnsi="Calibri" w:cs="Calibri"/>
+      <w:color w:val="2F5496"/>
       <w:sz w:val="40"/>
       <w:szCs w:val="40"/>
     </w:rPr>
@@ -5089,14 +5136,18 @@
     <w:name w:val="heading 2"/>
     <w:basedOn w:val="Normal"/>
     <w:next w:val="Normal"/>
+    <w:uiPriority w:val="9"/>
+    <w:unhideWhenUsed/>
+    <w:qFormat/>
     <w:pPr>
-      <w:keepNext w:val="1"/>
-      <w:keepLines w:val="1"/>
-      <w:spacing w:after="80" w:before="160" w:lineRule="auto"/>
+      <w:keepNext/>
+      <w:keepLines/>
+      <w:spacing w:before="160" w:after="80"/>
+      <w:outlineLvl w:val="1"/>
     </w:pPr>
     <w:rPr>
-      <w:rFonts w:ascii="Calibri" w:cs="Calibri" w:eastAsia="Calibri" w:hAnsi="Calibri"/>
-      <w:color w:val="2f5496"/>
+      <w:rFonts w:ascii="Calibri" w:eastAsia="Calibri" w:hAnsi="Calibri" w:cs="Calibri"/>
+      <w:color w:val="2F5496"/>
       <w:sz w:val="32"/>
       <w:szCs w:val="32"/>
     </w:rPr>
@@ -5105,13 +5156,18 @@
     <w:name w:val="heading 3"/>
     <w:basedOn w:val="Normal"/>
     <w:next w:val="Normal"/>
+    <w:uiPriority w:val="9"/>
+    <w:semiHidden/>
+    <w:unhideWhenUsed/>
+    <w:qFormat/>
     <w:pPr>
-      <w:keepNext w:val="1"/>
-      <w:keepLines w:val="1"/>
-      <w:spacing w:after="80" w:before="160" w:lineRule="auto"/>
+      <w:keepNext/>
+      <w:keepLines/>
+      <w:spacing w:before="160" w:after="80"/>
+      <w:outlineLvl w:val="2"/>
     </w:pPr>
     <w:rPr>
-      <w:color w:val="2f5496"/>
+      <w:color w:val="2F5496"/>
       <w:sz w:val="28"/>
       <w:szCs w:val="28"/>
     </w:rPr>
@@ -5120,54 +5176,109 @@
     <w:name w:val="heading 4"/>
     <w:basedOn w:val="Normal"/>
     <w:next w:val="Normal"/>
+    <w:uiPriority w:val="9"/>
+    <w:semiHidden/>
+    <w:unhideWhenUsed/>
+    <w:qFormat/>
     <w:pPr>
-      <w:keepNext w:val="1"/>
-      <w:keepLines w:val="1"/>
-      <w:spacing w:after="40" w:before="80" w:lineRule="auto"/>
+      <w:keepNext/>
+      <w:keepLines/>
+      <w:spacing w:before="80" w:after="40"/>
+      <w:outlineLvl w:val="3"/>
     </w:pPr>
     <w:rPr>
-      <w:i w:val="1"/>
-      <w:iCs w:val="1"/>
-      <w:color w:val="2f5496"/>
+      <w:i/>
+      <w:iCs/>
+      <w:color w:val="2F5496"/>
     </w:rPr>
   </w:style>
   <w:style w:type="paragraph" w:styleId="Heading5">
     <w:name w:val="heading 5"/>
     <w:basedOn w:val="Normal"/>
     <w:next w:val="Normal"/>
+    <w:uiPriority w:val="9"/>
+    <w:semiHidden/>
+    <w:unhideWhenUsed/>
+    <w:qFormat/>
     <w:pPr>
-      <w:keepNext w:val="1"/>
-      <w:keepLines w:val="1"/>
-      <w:spacing w:after="40" w:before="80" w:lineRule="auto"/>
+      <w:keepNext/>
+      <w:keepLines/>
+      <w:spacing w:before="80" w:after="40"/>
+      <w:outlineLvl w:val="4"/>
     </w:pPr>
     <w:rPr>
-      <w:color w:val="2f5496"/>
+      <w:color w:val="2F5496"/>
     </w:rPr>
   </w:style>
   <w:style w:type="paragraph" w:styleId="Heading6">
     <w:name w:val="heading 6"/>
     <w:basedOn w:val="Normal"/>
     <w:next w:val="Normal"/>
+    <w:uiPriority w:val="9"/>
+    <w:semiHidden/>
+    <w:unhideWhenUsed/>
+    <w:qFormat/>
     <w:pPr>
-      <w:keepNext w:val="1"/>
-      <w:keepLines w:val="1"/>
-      <w:spacing w:before="40" w:lineRule="auto"/>
+      <w:keepNext/>
+      <w:keepLines/>
+      <w:spacing w:before="40"/>
+      <w:outlineLvl w:val="5"/>
     </w:pPr>
     <w:rPr>
-      <w:i w:val="1"/>
-      <w:iCs w:val="1"/>
+      <w:i/>
+      <w:iCs/>
       <w:color w:val="595959"/>
     </w:rPr>
+  </w:style>
+  <w:style w:type="character" w:default="1" w:styleId="DefaultParagraphFont">
+    <w:name w:val="Default Paragraph Font"/>
+    <w:uiPriority w:val="1"/>
+    <w:semiHidden/>
+    <w:unhideWhenUsed/>
+  </w:style>
+  <w:style w:type="table" w:default="1" w:styleId="TableNormal">
+    <w:name w:val="Normal Table"/>
+    <w:uiPriority w:val="99"/>
+    <w:semiHidden/>
+    <w:unhideWhenUsed/>
+    <w:tblPr>
+      <w:tblInd w:w="0" w:type="dxa"/>
+      <w:tblCellMar>
+        <w:top w:w="0" w:type="dxa"/>
+        <w:left w:w="108" w:type="dxa"/>
+        <w:bottom w:w="0" w:type="dxa"/>
+        <w:right w:w="108" w:type="dxa"/>
+      </w:tblCellMar>
+    </w:tblPr>
+  </w:style>
+  <w:style w:type="numbering" w:default="1" w:styleId="NoList">
+    <w:name w:val="No List"/>
+    <w:uiPriority w:val="99"/>
+    <w:semiHidden/>
+    <w:unhideWhenUsed/>
+  </w:style>
+  <w:style w:type="table" w:customStyle="1" w:styleId="TableNormal0">
+    <w:name w:val="TableNormal"/>
+    <w:tblPr>
+      <w:tblCellMar>
+        <w:top w:w="100" w:type="dxa"/>
+        <w:left w:w="100" w:type="dxa"/>
+        <w:bottom w:w="100" w:type="dxa"/>
+        <w:right w:w="100" w:type="dxa"/>
+      </w:tblCellMar>
+    </w:tblPr>
   </w:style>
   <w:style w:type="paragraph" w:styleId="Title">
     <w:name w:val="Title"/>
     <w:basedOn w:val="Normal"/>
     <w:next w:val="Normal"/>
+    <w:uiPriority w:val="10"/>
+    <w:qFormat/>
     <w:pPr>
-      <w:spacing w:after="80" w:lineRule="auto"/>
+      <w:spacing w:after="80"/>
     </w:pPr>
     <w:rPr>
-      <w:rFonts w:ascii="Calibri" w:cs="Calibri" w:eastAsia="Calibri" w:hAnsi="Calibri"/>
+      <w:rFonts w:ascii="Calibri" w:eastAsia="Calibri" w:hAnsi="Calibri" w:cs="Calibri"/>
       <w:sz w:val="56"/>
       <w:szCs w:val="56"/>
     </w:rPr>
@@ -5176,23 +5287,24 @@
     <w:name w:val="Subtitle"/>
     <w:basedOn w:val="Normal"/>
     <w:next w:val="Normal"/>
-    <w:pPr/>
+    <w:uiPriority w:val="11"/>
+    <w:qFormat/>
     <w:rPr>
       <w:color w:val="595959"/>
       <w:sz w:val="28"/>
       <w:szCs w:val="28"/>
     </w:rPr>
   </w:style>
-  <w:style w:type="table" w:styleId="Table1">
-    <w:basedOn w:val="TableNormal"/>
+  <w:style w:type="table" w:customStyle="1" w:styleId="a">
+    <w:basedOn w:val="TableNormal0"/>
     <w:tblPr>
       <w:tblStyleRowBandSize w:val="1"/>
       <w:tblStyleColBandSize w:val="1"/>
       <w:tblCellMar>
-        <w:top w:w="0.0" w:type="dxa"/>
-        <w:left w:w="108.0" w:type="dxa"/>
-        <w:bottom w:w="0.0" w:type="dxa"/>
-        <w:right w:w="108.0" w:type="dxa"/>
+        <w:top w:w="0" w:type="dxa"/>
+        <w:left w:w="108" w:type="dxa"/>
+        <w:bottom w:w="0" w:type="dxa"/>
+        <w:right w:w="108" w:type="dxa"/>
       </w:tblCellMar>
     </w:tblPr>
   </w:style>

--- a/Documents/ClassN01_Group_7_Lab_report_2.docx
+++ b/Documents/ClassN01_Group_7_Lab_report_2.docx
@@ -3171,13 +3171,19 @@
     </w:p>
     <w:p>
       <w:pPr>
-        <w:rPr>
-          <w:sz w:val="26"/>
-          <w:szCs w:val="26"/>
-        </w:rPr>
-      </w:pPr>
-      <w:r>
-        <w:rPr>
+        <w:pStyle w:val="Heading1"/>
+        <w:spacing w:before="60" w:after="60"/>
+        <w:rPr>
+          <w:rFonts w:ascii="Times New Roman" w:eastAsia="Times New Roman" w:hAnsi="Times New Roman" w:cs="Times New Roman"/>
+          <w:color w:val="auto"/>
+          <w:sz w:val="26"/>
+          <w:szCs w:val="26"/>
+        </w:rPr>
+      </w:pPr>
+      <w:r>
+        <w:rPr>
+          <w:rFonts w:ascii="Times New Roman" w:eastAsia="Times New Roman" w:hAnsi="Times New Roman" w:cs="Times New Roman"/>
+          <w:color w:val="auto"/>
           <w:sz w:val="26"/>
           <w:szCs w:val="26"/>
         </w:rPr>
@@ -3186,175 +3192,282 @@
     </w:p>
     <w:p>
       <w:pPr>
-        <w:numPr>
-          <w:ilvl w:val="0"/>
-          <w:numId w:val="2"/>
-        </w:numPr>
-        <w:spacing w:before="240"/>
-        <w:rPr>
-          <w:sz w:val="26"/>
-          <w:szCs w:val="26"/>
-        </w:rPr>
-      </w:pPr>
-      <w:r>
-        <w:rPr>
-          <w:sz w:val="26"/>
-          <w:szCs w:val="26"/>
-        </w:rPr>
-        <w:t>Client Request: The user (Guest/Staff Portal) sends an HTTP GET request to the endpoint: /rooms/availability?checkin=2025-12-20&amp;roomType=DELUXE.</w:t>
-      </w:r>
-    </w:p>
-    <w:p>
-      <w:pPr>
-        <w:numPr>
-          <w:ilvl w:val="0"/>
-          <w:numId w:val="2"/>
-        </w:numPr>
-        <w:rPr>
-          <w:sz w:val="26"/>
-          <w:szCs w:val="26"/>
-        </w:rPr>
-      </w:pPr>
-      <w:r>
-        <w:rPr>
-          <w:sz w:val="26"/>
-          <w:szCs w:val="26"/>
-        </w:rPr>
-        <w:t>Layer 1 (Presentation): The RoomController receives the request, performs user session authentication, and validates the date format. It then invokes Layer 2.</w:t>
-      </w:r>
-    </w:p>
-    <w:p>
-      <w:pPr>
-        <w:numPr>
-          <w:ilvl w:val="0"/>
-          <w:numId w:val="2"/>
-        </w:numPr>
-        <w:rPr>
-          <w:sz w:val="26"/>
-          <w:szCs w:val="26"/>
-        </w:rPr>
-      </w:pPr>
-      <w:r>
-        <w:rPr>
-          <w:sz w:val="26"/>
-          <w:szCs w:val="26"/>
-        </w:rPr>
-        <w:t>Layer 2 (Business Logic): The RoomService executes the findAvailableRooms(checkin, type) function. Here, the system applies business rules, such as checking for minimum stay duration requirements.</w:t>
-      </w:r>
-    </w:p>
-    <w:p>
-      <w:pPr>
-        <w:numPr>
-          <w:ilvl w:val="0"/>
-          <w:numId w:val="2"/>
-        </w:numPr>
-        <w:rPr>
-          <w:sz w:val="26"/>
-          <w:szCs w:val="26"/>
-        </w:rPr>
-      </w:pPr>
-      <w:r>
-        <w:rPr>
-          <w:sz w:val="26"/>
-          <w:szCs w:val="26"/>
-        </w:rPr>
-        <w:t>Layer 3 (Persistence): The RoomRepository (shown within the Business Logic flow in the diagram but effectively handling data access) receives the command and constructs a complex SQL query: SELECT r.* FROM rooms r LEFT JOIN reservations res WHERE ... AND roomType = ?.</w:t>
-      </w:r>
-    </w:p>
-    <w:p>
-      <w:pPr>
-        <w:numPr>
-          <w:ilvl w:val="0"/>
-          <w:numId w:val="2"/>
-        </w:numPr>
-        <w:rPr>
-          <w:sz w:val="26"/>
-          <w:szCs w:val="26"/>
-        </w:rPr>
-      </w:pPr>
-      <w:r>
-        <w:rPr>
-          <w:sz w:val="26"/>
-          <w:szCs w:val="26"/>
-        </w:rPr>
-        <w:t>Layer 4 (Data): The Database (PostgreSQL) executes the JOIN command to filter for rooms that are not booked during the specified period and returns the raw data.</w:t>
-      </w:r>
-    </w:p>
-    <w:p>
-      <w:pPr>
-        <w:numPr>
-          <w:ilvl w:val="0"/>
-          <w:numId w:val="2"/>
-        </w:numPr>
-        <w:rPr>
-          <w:sz w:val="26"/>
-          <w:szCs w:val="26"/>
-        </w:rPr>
-      </w:pPr>
-      <w:r>
-        <w:rPr>
-          <w:sz w:val="26"/>
-          <w:szCs w:val="26"/>
-        </w:rPr>
+        <w:pStyle w:val="Heading1"/>
+        <w:spacing w:before="60" w:after="60"/>
+        <w:rPr>
+          <w:rFonts w:ascii="Times New Roman" w:eastAsia="Times New Roman" w:hAnsi="Times New Roman" w:cs="Times New Roman"/>
+          <w:color w:val="auto"/>
+          <w:sz w:val="26"/>
+          <w:szCs w:val="26"/>
+        </w:rPr>
+      </w:pPr>
+      <w:r>
+        <w:rPr>
+          <w:rFonts w:ascii="Times New Roman" w:eastAsia="Times New Roman" w:hAnsi="Times New Roman" w:cs="Times New Roman"/>
+          <w:color w:val="auto"/>
+          <w:sz w:val="26"/>
+          <w:szCs w:val="26"/>
+        </w:rPr>
+        <w:t>●</w:t>
+      </w:r>
+      <w:r>
+        <w:rPr>
+          <w:rFonts w:ascii="Times New Roman" w:eastAsia="Times New Roman" w:hAnsi="Times New Roman" w:cs="Times New Roman"/>
+          <w:color w:val="auto"/>
+          <w:sz w:val="26"/>
+          <w:szCs w:val="26"/>
+        </w:rPr>
+        <w:tab/>
+        <w:t>Client Request: The user (Guest/Staff Portal) sends an HTTP GET request to the endpoint: /api/rooms/search?room_type=DELUXE&amp;status=available (optional: &amp;check_in=2025-12-20&amp;check_out=2025-12-22 for date-range availability).</w:t>
+      </w:r>
+    </w:p>
+    <w:p>
+      <w:pPr>
+        <w:pStyle w:val="Heading1"/>
+        <w:spacing w:before="60" w:after="60"/>
+        <w:rPr>
+          <w:rFonts w:ascii="Times New Roman" w:eastAsia="Times New Roman" w:hAnsi="Times New Roman" w:cs="Times New Roman"/>
+          <w:color w:val="auto"/>
+          <w:sz w:val="26"/>
+          <w:szCs w:val="26"/>
+        </w:rPr>
+      </w:pPr>
+      <w:r>
+        <w:rPr>
+          <w:rFonts w:ascii="Times New Roman" w:eastAsia="Times New Roman" w:hAnsi="Times New Roman" w:cs="Times New Roman"/>
+          <w:color w:val="auto"/>
+          <w:sz w:val="26"/>
+          <w:szCs w:val="26"/>
+        </w:rPr>
+        <w:t>●</w:t>
+      </w:r>
+      <w:r>
+        <w:rPr>
+          <w:rFonts w:ascii="Times New Roman" w:eastAsia="Times New Roman" w:hAnsi="Times New Roman" w:cs="Times New Roman"/>
+          <w:color w:val="auto"/>
+          <w:sz w:val="26"/>
+          <w:szCs w:val="26"/>
+        </w:rPr>
+        <w:tab/>
+        <w:t>Layer 1 (Presentation): The RoomController receives the request, applies auth middleware (X-User-Id) where required, and validates the request parameters. It then invokes Layer 2.</w:t>
+      </w:r>
+    </w:p>
+    <w:p>
+      <w:pPr>
+        <w:pStyle w:val="Heading1"/>
+        <w:spacing w:before="60" w:after="60"/>
+        <w:rPr>
+          <w:rFonts w:ascii="Times New Roman" w:eastAsia="Times New Roman" w:hAnsi="Times New Roman" w:cs="Times New Roman"/>
+          <w:color w:val="auto"/>
+          <w:sz w:val="26"/>
+          <w:szCs w:val="26"/>
+        </w:rPr>
+      </w:pPr>
+      <w:r>
+        <w:rPr>
+          <w:rFonts w:ascii="Times New Roman" w:eastAsia="Times New Roman" w:hAnsi="Times New Roman" w:cs="Times New Roman"/>
+          <w:color w:val="auto"/>
+          <w:sz w:val="26"/>
+          <w:szCs w:val="26"/>
+        </w:rPr>
+        <w:t>●</w:t>
+      </w:r>
+      <w:r>
+        <w:rPr>
+          <w:rFonts w:ascii="Times New Roman" w:eastAsia="Times New Roman" w:hAnsi="Times New Roman" w:cs="Times New Roman"/>
+          <w:color w:val="auto"/>
+          <w:sz w:val="26"/>
+          <w:szCs w:val="26"/>
+        </w:rPr>
+        <w:tab/>
+        <w:t>Layer 2 (Business Logic): The RoomService executes search_rooms(room_type, status, check_in_date, check_out_date). The system applies business rules: filtering by room type and status, and when dates are provided, checking availability by date range (no overlap with existing bookings).</w:t>
+      </w:r>
+    </w:p>
+    <w:p>
+      <w:pPr>
+        <w:pStyle w:val="Heading1"/>
+        <w:spacing w:before="60" w:after="60"/>
+        <w:rPr>
+          <w:rFonts w:ascii="Times New Roman" w:eastAsia="Times New Roman" w:hAnsi="Times New Roman" w:cs="Times New Roman"/>
+          <w:color w:val="auto"/>
+          <w:sz w:val="26"/>
+          <w:szCs w:val="26"/>
+        </w:rPr>
+      </w:pPr>
+      <w:r>
+        <w:rPr>
+          <w:rFonts w:ascii="Times New Roman" w:eastAsia="Times New Roman" w:hAnsi="Times New Roman" w:cs="Times New Roman"/>
+          <w:color w:val="auto"/>
+          <w:sz w:val="26"/>
+          <w:szCs w:val="26"/>
+        </w:rPr>
+        <w:t>●</w:t>
+      </w:r>
+      <w:r>
+        <w:rPr>
+          <w:rFonts w:ascii="Times New Roman" w:eastAsia="Times New Roman" w:hAnsi="Times New Roman" w:cs="Times New Roman"/>
+          <w:color w:val="auto"/>
+          <w:sz w:val="26"/>
+          <w:szCs w:val="26"/>
+        </w:rPr>
+        <w:tab/>
+        <w:t>Layer 3 (Persistence): For availability by date range, the BookingRepository constructs and runs the SQL (e.g. SELECT r.* FROM rooms r LEFT JOIN bookings ... WHERE r.room_type = %s AND ...) to find rooms free in that period. For search by type/status only, the RoomRepository runs queries (e.g. find_by_type, find_all) against the database.</w:t>
+      </w:r>
+    </w:p>
+    <w:p>
+      <w:pPr>
+        <w:pStyle w:val="Heading1"/>
+        <w:spacing w:before="60" w:after="60"/>
+        <w:rPr>
+          <w:rFonts w:ascii="Times New Roman" w:eastAsia="Times New Roman" w:hAnsi="Times New Roman" w:cs="Times New Roman"/>
+          <w:color w:val="auto"/>
+          <w:sz w:val="26"/>
+          <w:szCs w:val="26"/>
+        </w:rPr>
+      </w:pPr>
+      <w:r>
+        <w:rPr>
+          <w:rFonts w:ascii="Times New Roman" w:eastAsia="Times New Roman" w:hAnsi="Times New Roman" w:cs="Times New Roman"/>
+          <w:color w:val="auto"/>
+          <w:sz w:val="26"/>
+          <w:szCs w:val="26"/>
+        </w:rPr>
+        <w:t>●</w:t>
+      </w:r>
+      <w:r>
+        <w:rPr>
+          <w:rFonts w:ascii="Times New Roman" w:eastAsia="Times New Roman" w:hAnsi="Times New Roman" w:cs="Times New Roman"/>
+          <w:color w:val="auto"/>
+          <w:sz w:val="26"/>
+          <w:szCs w:val="26"/>
+        </w:rPr>
+        <w:tab/>
+        <w:t>Layer 4 (Data): The MySQL database (hotel_management) executes the query and returns the raw rows.</w:t>
+      </w:r>
+    </w:p>
+    <w:p>
+      <w:pPr>
+        <w:pStyle w:val="Heading1"/>
+        <w:spacing w:before="60" w:after="60"/>
+        <w:rPr>
+          <w:rFonts w:ascii="Times New Roman" w:eastAsia="Times New Roman" w:hAnsi="Times New Roman" w:cs="Times New Roman"/>
+          <w:color w:val="auto"/>
+          <w:sz w:val="26"/>
+          <w:szCs w:val="26"/>
+        </w:rPr>
+      </w:pPr>
+      <w:r>
+        <w:rPr>
+          <w:rFonts w:ascii="Times New Roman" w:eastAsia="Times New Roman" w:hAnsi="Times New Roman" w:cs="Times New Roman"/>
+          <w:color w:val="auto"/>
+          <w:sz w:val="26"/>
+          <w:szCs w:val="26"/>
+        </w:rPr>
+        <w:t>●</w:t>
+      </w:r>
+      <w:r>
+        <w:rPr>
+          <w:rFonts w:ascii="Times New Roman" w:eastAsia="Times New Roman" w:hAnsi="Times New Roman" w:cs="Times New Roman"/>
+          <w:color w:val="auto"/>
+          <w:sz w:val="26"/>
+          <w:szCs w:val="26"/>
+        </w:rPr>
+        <w:tab/>
         <w:t>Return Path:</w:t>
       </w:r>
     </w:p>
     <w:p>
       <w:pPr>
-        <w:numPr>
-          <w:ilvl w:val="1"/>
-          <w:numId w:val="2"/>
-        </w:numPr>
-        <w:rPr>
-          <w:sz w:val="26"/>
-          <w:szCs w:val="26"/>
-        </w:rPr>
-      </w:pPr>
-      <w:r>
-        <w:rPr>
-          <w:sz w:val="26"/>
-          <w:szCs w:val="26"/>
-        </w:rPr>
-        <w:t>The RoomRepository maps the raw data from the Database into Room Objects.</w:t>
-      </w:r>
-    </w:p>
-    <w:p>
-      <w:pPr>
-        <w:numPr>
-          <w:ilvl w:val="1"/>
-          <w:numId w:val="2"/>
-        </w:numPr>
-        <w:rPr>
-          <w:sz w:val="26"/>
-          <w:szCs w:val="26"/>
-        </w:rPr>
-      </w:pPr>
-      <w:r>
-        <w:rPr>
-          <w:sz w:val="26"/>
-          <w:szCs w:val="26"/>
-        </w:rPr>
-        <w:t>The RoomService calculates the final pricing (Pricing Logic).</w:t>
-      </w:r>
-    </w:p>
-    <w:p>
-      <w:pPr>
-        <w:numPr>
-          <w:ilvl w:val="1"/>
-          <w:numId w:val="2"/>
-        </w:numPr>
-        <w:spacing w:after="240"/>
-        <w:rPr>
-          <w:sz w:val="26"/>
-          <w:szCs w:val="26"/>
-        </w:rPr>
-      </w:pPr>
-      <w:r>
-        <w:rPr>
-          <w:sz w:val="26"/>
-          <w:szCs w:val="26"/>
-        </w:rPr>
-        <w:t>The RoomController returns the "Available rooms response" (JSON/HTML) to the Client.</w:t>
+        <w:pStyle w:val="Heading1"/>
+        <w:spacing w:before="60" w:after="60"/>
+        <w:rPr>
+          <w:rFonts w:ascii="Times New Roman" w:eastAsia="Times New Roman" w:hAnsi="Times New Roman" w:cs="Times New Roman"/>
+          <w:color w:val="auto"/>
+          <w:sz w:val="26"/>
+          <w:szCs w:val="26"/>
+        </w:rPr>
+      </w:pPr>
+      <w:r>
+        <w:rPr>
+          <w:rFonts w:ascii="Times New Roman" w:eastAsia="Times New Roman" w:hAnsi="Times New Roman" w:cs="Times New Roman"/>
+          <w:color w:val="auto"/>
+          <w:sz w:val="26"/>
+          <w:szCs w:val="26"/>
+        </w:rPr>
+        <w:t>○</w:t>
+      </w:r>
+      <w:r>
+        <w:rPr>
+          <w:rFonts w:ascii="Times New Roman" w:eastAsia="Times New Roman" w:hAnsi="Times New Roman" w:cs="Times New Roman"/>
+          <w:color w:val="auto"/>
+          <w:sz w:val="26"/>
+          <w:szCs w:val="26"/>
+        </w:rPr>
+        <w:tab/>
+        <w:t>The repository (BookingRepository or RoomRepository) maps the raw rows into Room objects.</w:t>
+      </w:r>
+    </w:p>
+    <w:p>
+      <w:pPr>
+        <w:pStyle w:val="Heading1"/>
+        <w:spacing w:before="60" w:after="60"/>
+        <w:rPr>
+          <w:rFonts w:ascii="Times New Roman" w:eastAsia="Times New Roman" w:hAnsi="Times New Roman" w:cs="Times New Roman"/>
+          <w:color w:val="auto"/>
+          <w:sz w:val="26"/>
+          <w:szCs w:val="26"/>
+        </w:rPr>
+      </w:pPr>
+      <w:r>
+        <w:rPr>
+          <w:rFonts w:ascii="Times New Roman" w:eastAsia="Times New Roman" w:hAnsi="Times New Roman" w:cs="Times New Roman"/>
+          <w:color w:val="auto"/>
+          <w:sz w:val="26"/>
+          <w:szCs w:val="26"/>
+        </w:rPr>
+        <w:t>○</w:t>
+      </w:r>
+      <w:r>
+        <w:rPr>
+          <w:rFonts w:ascii="Times New Roman" w:eastAsia="Times New Roman" w:hAnsi="Times New Roman" w:cs="Times New Roman"/>
+          <w:color w:val="auto"/>
+          <w:sz w:val="26"/>
+          <w:szCs w:val="26"/>
+        </w:rPr>
+        <w:tab/>
+        <w:t>The RoomService returns the list of rooms (each room includes price from the model).</w:t>
+      </w:r>
+    </w:p>
+    <w:p>
+      <w:pPr>
+        <w:pStyle w:val="Heading1"/>
+        <w:spacing w:before="60" w:after="60"/>
+        <w:rPr>
+          <w:rFonts w:ascii="Times New Roman" w:eastAsia="Times New Roman" w:hAnsi="Times New Roman" w:cs="Times New Roman"/>
+          <w:color w:val="auto"/>
+          <w:sz w:val="26"/>
+          <w:szCs w:val="26"/>
+          <w:lang w:val="en-US"/>
+        </w:rPr>
+      </w:pPr>
+      <w:r>
+        <w:rPr>
+          <w:rFonts w:ascii="Times New Roman" w:eastAsia="Times New Roman" w:hAnsi="Times New Roman" w:cs="Times New Roman"/>
+          <w:color w:val="auto"/>
+          <w:sz w:val="26"/>
+          <w:szCs w:val="26"/>
+        </w:rPr>
+        <w:t>○</w:t>
+      </w:r>
+      <w:r>
+        <w:rPr>
+          <w:rFonts w:ascii="Times New Roman" w:eastAsia="Times New Roman" w:hAnsi="Times New Roman" w:cs="Times New Roman"/>
+          <w:color w:val="auto"/>
+          <w:sz w:val="26"/>
+          <w:szCs w:val="26"/>
+        </w:rPr>
+        <w:tab/>
+        <w:t>The RoomController returns the "Available rooms" response (JSON) to the client.</w:t>
       </w:r>
     </w:p>
     <w:p>
@@ -3556,6 +3669,7 @@
           <w:sz w:val="26"/>
           <w:szCs w:val="26"/>
         </w:rPr>
+        <w:lastRenderedPageBreak/>
         <w:t>Responsibility: Encapsulates the logic for communicating with the external Payment Gateway (Actor), ensuring security and isolating third-party dependencies.</w:t>
       </w:r>
     </w:p>
@@ -3586,7 +3700,6 @@
           <w:sz w:val="26"/>
           <w:szCs w:val="26"/>
         </w:rPr>
-        <w:lastRenderedPageBreak/>
         <w:t>Component Name: BookingRepository</w:t>
       </w:r>
     </w:p>
@@ -3858,6 +3971,7 @@
           <w:sz w:val="30"/>
           <w:szCs w:val="30"/>
         </w:rPr>
+        <w:lastRenderedPageBreak/>
         <w:t>5. Conclusion &amp; Reflection</w:t>
       </w:r>
     </w:p>
@@ -3896,7 +4010,6 @@
           <w:sz w:val="26"/>
           <w:szCs w:val="26"/>
         </w:rPr>
-        <w:lastRenderedPageBreak/>
         <w:t>Modifiability (ASR-3): By separating the Presentation Layer (HTML/CSS) from the Business Logic Layer (Python), we ensure that changes to the user interface do not affect backend logic. Furthermore, encapsulating the Payment Gateway interaction within the PaymentService ensures that switching payment providers does not impact other parts of the system.</w:t>
       </w:r>
     </w:p>
